--- a/public/Dogovor_OBSHAYA_ShABLON.docx
+++ b/public/Dogovor_OBSHAYA_ShABLON.docx
@@ -48,7 +48,7 @@
                     <a:blip r:embed="rId8" cstate="print">
                       <a:extLst>
                         <a:ext uri="{28A0092B-C50C-407E-A947-70E740481C1C}">
-                          <a14:useLocalDpi xmlns:a14="http://schemas.microsoft.com/office/drawing/2010/main" xmlns:wps="http://schemas.microsoft.com/office/word/2010/wordprocessingShape" xmlns:wpi="http://schemas.microsoft.com/office/word/2010/wordprocessingInk" xmlns:wpg="http://schemas.microsoft.com/office/word/2010/wordprocessingGroup" xmlns:w16se="http://schemas.microsoft.com/office/word/2015/wordml/symex" xmlns:w16cid="http://schemas.microsoft.com/office/word/2016/wordml/cid" xmlns:w15="http://schemas.microsoft.com/office/word/2012/wordml" xmlns:w14="http://schemas.microsoft.com/office/word/2010/wordml" xmlns:w="http://schemas.openxmlformats.org/wordprocessingml/2006/main" xmlns:w10="urn:schemas-microsoft-com:office:word" xmlns:wp14="http://schemas.microsoft.com/office/word/2010/wordprocessingDrawing" xmlns:v="urn:schemas-microsoft-com:vml" xmlns:o="urn:schemas-microsoft-com:office:office" xmlns:am3d="http://schemas.microsoft.com/office/drawing/2017/model3d" xmlns:aink="http://schemas.microsoft.com/office/drawing/2016/ink" xmlns:mc="http://schemas.openxmlformats.org/markup-compatibility/2006" xmlns:cx8="http://schemas.microsoft.com/office/drawing/2016/5/14/chartex" xmlns:cx7="http://schemas.microsoft.com/office/drawing/2016/5/13/chartex" xmlns:cx6="http://schemas.microsoft.com/office/drawing/2016/5/12/chartex" xmlns:cx5="http://schemas.microsoft.com/office/drawing/2016/5/11/chartex" xmlns:cx4="http://schemas.microsoft.com/office/drawing/2016/5/10/chartex" xmlns:cx3="http://schemas.microsoft.com/office/drawing/2016/5/9/chartex" xmlns:cx2="http://schemas.microsoft.com/office/drawing/2015/10/21/chartex" xmlns:cx1="http://schemas.microsoft.com/office/drawing/2015/9/8/chartex" xmlns:cx="http://schemas.microsoft.com/office/drawing/2014/chartex" xmlns:wpc="http://schemas.microsoft.com/office/word/2010/wordprocessingCanvas" xmlns="" val="0"/>
+                          <a14:useLocalDpi xmlns="" xmlns:wpc="http://schemas.microsoft.com/office/word/2010/wordprocessingCanvas" xmlns:cx="http://schemas.microsoft.com/office/drawing/2014/chartex" xmlns:cx1="http://schemas.microsoft.com/office/drawing/2015/9/8/chartex" xmlns:cx2="http://schemas.microsoft.com/office/drawing/2015/10/21/chartex" xmlns:cx3="http://schemas.microsoft.com/office/drawing/2016/5/9/chartex" xmlns:cx4="http://schemas.microsoft.com/office/drawing/2016/5/10/chartex" xmlns:cx5="http://schemas.microsoft.com/office/drawing/2016/5/11/chartex" xmlns:cx6="http://schemas.microsoft.com/office/drawing/2016/5/12/chartex" xmlns:cx7="http://schemas.microsoft.com/office/drawing/2016/5/13/chartex" xmlns:cx8="http://schemas.microsoft.com/office/drawing/2016/5/14/chartex" xmlns:mc="http://schemas.openxmlformats.org/markup-compatibility/2006" xmlns:aink="http://schemas.microsoft.com/office/drawing/2016/ink" xmlns:am3d="http://schemas.microsoft.com/office/drawing/2017/model3d" xmlns:o="urn:schemas-microsoft-com:office:office" xmlns:v="urn:schemas-microsoft-com:vml" xmlns:wp14="http://schemas.microsoft.com/office/word/2010/wordprocessingDrawing" xmlns:w10="urn:schemas-microsoft-com:office:word" xmlns:w="http://schemas.openxmlformats.org/wordprocessingml/2006/main" xmlns:w14="http://schemas.microsoft.com/office/word/2010/wordml" xmlns:w15="http://schemas.microsoft.com/office/word/2012/wordml" xmlns:w16cid="http://schemas.microsoft.com/office/word/2016/wordml/cid" xmlns:w16se="http://schemas.microsoft.com/office/word/2015/wordml/symex" xmlns:wpg="http://schemas.microsoft.com/office/word/2010/wordprocessingGroup" xmlns:wpi="http://schemas.microsoft.com/office/word/2010/wordprocessingInk" xmlns:wps="http://schemas.microsoft.com/office/word/2010/wordprocessingShape" xmlns:a14="http://schemas.microsoft.com/office/drawing/2010/main" val="0"/>
                         </a:ext>
                       </a:extLst>
                     </a:blip>
@@ -108,7 +108,7 @@
                     <a:blip r:embed="rId9" cstate="print">
                       <a:extLst>
                         <a:ext uri="{28A0092B-C50C-407E-A947-70E740481C1C}">
-                          <a14:useLocalDpi xmlns:a14="http://schemas.microsoft.com/office/drawing/2010/main" xmlns:wps="http://schemas.microsoft.com/office/word/2010/wordprocessingShape" xmlns:wpi="http://schemas.microsoft.com/office/word/2010/wordprocessingInk" xmlns:wpg="http://schemas.microsoft.com/office/word/2010/wordprocessingGroup" xmlns:w16se="http://schemas.microsoft.com/office/word/2015/wordml/symex" xmlns:w16cid="http://schemas.microsoft.com/office/word/2016/wordml/cid" xmlns:w15="http://schemas.microsoft.com/office/word/2012/wordml" xmlns:w14="http://schemas.microsoft.com/office/word/2010/wordml" xmlns:w="http://schemas.openxmlformats.org/wordprocessingml/2006/main" xmlns:w10="urn:schemas-microsoft-com:office:word" xmlns:wp14="http://schemas.microsoft.com/office/word/2010/wordprocessingDrawing" xmlns:v="urn:schemas-microsoft-com:vml" xmlns:o="urn:schemas-microsoft-com:office:office" xmlns:am3d="http://schemas.microsoft.com/office/drawing/2017/model3d" xmlns:aink="http://schemas.microsoft.com/office/drawing/2016/ink" xmlns:mc="http://schemas.openxmlformats.org/markup-compatibility/2006" xmlns:cx8="http://schemas.microsoft.com/office/drawing/2016/5/14/chartex" xmlns:cx7="http://schemas.microsoft.com/office/drawing/2016/5/13/chartex" xmlns:cx6="http://schemas.microsoft.com/office/drawing/2016/5/12/chartex" xmlns:cx5="http://schemas.microsoft.com/office/drawing/2016/5/11/chartex" xmlns:cx4="http://schemas.microsoft.com/office/drawing/2016/5/10/chartex" xmlns:cx3="http://schemas.microsoft.com/office/drawing/2016/5/9/chartex" xmlns:cx2="http://schemas.microsoft.com/office/drawing/2015/10/21/chartex" xmlns:cx1="http://schemas.microsoft.com/office/drawing/2015/9/8/chartex" xmlns:cx="http://schemas.microsoft.com/office/drawing/2014/chartex" xmlns:wpc="http://schemas.microsoft.com/office/word/2010/wordprocessingCanvas" xmlns="" val="0"/>
+                          <a14:useLocalDpi xmlns="" xmlns:wpc="http://schemas.microsoft.com/office/word/2010/wordprocessingCanvas" xmlns:cx="http://schemas.microsoft.com/office/drawing/2014/chartex" xmlns:cx1="http://schemas.microsoft.com/office/drawing/2015/9/8/chartex" xmlns:cx2="http://schemas.microsoft.com/office/drawing/2015/10/21/chartex" xmlns:cx3="http://schemas.microsoft.com/office/drawing/2016/5/9/chartex" xmlns:cx4="http://schemas.microsoft.com/office/drawing/2016/5/10/chartex" xmlns:cx5="http://schemas.microsoft.com/office/drawing/2016/5/11/chartex" xmlns:cx6="http://schemas.microsoft.com/office/drawing/2016/5/12/chartex" xmlns:cx7="http://schemas.microsoft.com/office/drawing/2016/5/13/chartex" xmlns:cx8="http://schemas.microsoft.com/office/drawing/2016/5/14/chartex" xmlns:mc="http://schemas.openxmlformats.org/markup-compatibility/2006" xmlns:aink="http://schemas.microsoft.com/office/drawing/2016/ink" xmlns:am3d="http://schemas.microsoft.com/office/drawing/2017/model3d" xmlns:o="urn:schemas-microsoft-com:office:office" xmlns:v="urn:schemas-microsoft-com:vml" xmlns:wp14="http://schemas.microsoft.com/office/word/2010/wordprocessingDrawing" xmlns:w10="urn:schemas-microsoft-com:office:word" xmlns:w="http://schemas.openxmlformats.org/wordprocessingml/2006/main" xmlns:w14="http://schemas.microsoft.com/office/word/2010/wordml" xmlns:w15="http://schemas.microsoft.com/office/word/2012/wordml" xmlns:w16cid="http://schemas.microsoft.com/office/word/2016/wordml/cid" xmlns:w16se="http://schemas.microsoft.com/office/word/2015/wordml/symex" xmlns:wpg="http://schemas.microsoft.com/office/word/2010/wordprocessingGroup" xmlns:wpi="http://schemas.microsoft.com/office/word/2010/wordprocessingInk" xmlns:wps="http://schemas.microsoft.com/office/word/2010/wordprocessingShape" xmlns:a14="http://schemas.microsoft.com/office/drawing/2010/main" val="0"/>
                         </a:ext>
                       </a:extLst>
                     </a:blip>
@@ -2658,43 +2658,14 @@
       </w:r>
       <w:r>
         <w:rPr>
-          <w:rFonts w:ascii="Cambria" w:hAnsi="Cambria" w:cs="Courier New"/>
-          <w:spacing w:val="1"/>
-          <w:sz w:val="22"/>
-          <w:szCs w:val="22"/>
-        </w:rPr>
-        <w:t>{</w:t>
-      </w:r>
-      <w:proofErr w:type="gramStart"/>
-      <w:r>
-        <w:rPr>
-          <w:rFonts w:ascii="Cambria" w:hAnsi="Cambria" w:cs="Courier New"/>
-          <w:spacing w:val="1"/>
-          <w:sz w:val="22"/>
-          <w:szCs w:val="22"/>
-        </w:rPr>
-        <w:t xml:space="preserve">{ </w:t>
-      </w:r>
-      <w:proofErr w:type="spellStart"/>
-      <w:proofErr w:type="gramEnd"/>
-      <w:r>
-        <w:rPr>
-          <w:rFonts w:ascii="Cambria" w:hAnsi="Cambria" w:cs="Courier New"/>
-          <w:spacing w:val="1"/>
-          <w:sz w:val="22"/>
-          <w:szCs w:val="22"/>
-        </w:rPr>
-        <w:t>passport</w:t>
-      </w:r>
-      <w:proofErr w:type="spellEnd"/>
-      <w:r>
-        <w:rPr>
-          <w:rFonts w:ascii="Cambria" w:hAnsi="Cambria" w:cs="Courier New"/>
-          <w:spacing w:val="1"/>
-          <w:sz w:val="22"/>
-          <w:szCs w:val="22"/>
-        </w:rPr>
-        <w:t xml:space="preserve"> }}</w:t>
+          <w:rFonts w:ascii="Consolas" w:hAnsi="Consolas"/>
+          <w:color w:val="000000" w:themeColor="text1"/>
+          <w:spacing w:val="-2"/>
+          <w:sz w:val="21"/>
+          <w:szCs w:val="21"/>
+          <w:shd w:val="clear" w:color="auto" w:fill="FAFAFA"/>
+        </w:rPr>
+        <w:t>{{passport}}</w:t>
       </w:r>
     </w:p>
     <w:p>
@@ -19871,7 +19842,7 @@
 </file>
 
 <file path=customXml/itemProps1.xml><?xml version="1.0" encoding="utf-8"?>
-<ds:datastoreItem xmlns:ds="http://schemas.openxmlformats.org/officeDocument/2006/customXml" ds:itemID="{8F7A4F92-2E7F-4ACC-B992-2BBC884CFB99}">
+<ds:datastoreItem xmlns:ds="http://schemas.openxmlformats.org/officeDocument/2006/customXml" ds:itemID="{BEA64F58-5342-4CCE-9EF7-DCE7BC55A27A}">
   <ds:schemaRefs>
     <ds:schemaRef ds:uri="http://schemas.openxmlformats.org/officeDocument/2006/bibliography"/>
   </ds:schemaRefs>

--- a/public/Dogovor_OBSHAYA_ShABLON.docx
+++ b/public/Dogovor_OBSHAYA_ShABLON.docx
@@ -300,33 +300,7 @@
           <w:szCs w:val="21"/>
           <w:shd w:val="clear" w:color="auto" w:fill="FAFAFA"/>
         </w:rPr>
-        <w:t>{{</w:t>
-      </w:r>
-      <w:proofErr w:type="spellStart"/>
-      <w:r>
-        <w:rPr>
-          <w:rFonts w:ascii="Consolas" w:hAnsi="Consolas"/>
-          <w:b/>
-          <w:color w:val="000000" w:themeColor="text1"/>
-          <w:spacing w:val="-2"/>
-          <w:sz w:val="21"/>
-          <w:szCs w:val="21"/>
-          <w:shd w:val="clear" w:color="auto" w:fill="FAFAFA"/>
-        </w:rPr>
-        <w:t>contract_num</w:t>
-      </w:r>
-      <w:proofErr w:type="spellEnd"/>
-      <w:r>
-        <w:rPr>
-          <w:rFonts w:ascii="Consolas" w:hAnsi="Consolas"/>
-          <w:b/>
-          <w:color w:val="000000" w:themeColor="text1"/>
-          <w:spacing w:val="-2"/>
-          <w:sz w:val="21"/>
-          <w:szCs w:val="21"/>
-          <w:shd w:val="clear" w:color="auto" w:fill="FAFAFA"/>
-        </w:rPr>
-        <w:t>}}</w:t>
+        <w:t xml:space="preserve">7656</w:t>
       </w:r>
     </w:p>
     <w:p>
@@ -451,31 +425,7 @@
           <w:szCs w:val="21"/>
           <w:shd w:val="clear" w:color="auto" w:fill="FAFAFA"/>
         </w:rPr>
-        <w:t>{{</w:t>
-      </w:r>
-      <w:proofErr w:type="spellStart"/>
-      <w:r>
-        <w:rPr>
-          <w:rFonts w:ascii="Consolas" w:hAnsi="Consolas"/>
-          <w:color w:val="000000" w:themeColor="text1"/>
-          <w:spacing w:val="-2"/>
-          <w:sz w:val="21"/>
-          <w:szCs w:val="21"/>
-          <w:shd w:val="clear" w:color="auto" w:fill="FAFAFA"/>
-        </w:rPr>
-        <w:t>date_zakl</w:t>
-      </w:r>
-      <w:proofErr w:type="spellEnd"/>
-      <w:r>
-        <w:rPr>
-          <w:rFonts w:ascii="Consolas" w:hAnsi="Consolas"/>
-          <w:color w:val="000000" w:themeColor="text1"/>
-          <w:spacing w:val="-2"/>
-          <w:sz w:val="21"/>
-          <w:szCs w:val="21"/>
-          <w:shd w:val="clear" w:color="auto" w:fill="FAFAFA"/>
-        </w:rPr>
-        <w:t>}}</w:t>
+        <w:t xml:space="preserve">22.10.2025</w:t>
       </w:r>
       <w:r>
         <w:rPr>
@@ -528,31 +478,7 @@
           <w:szCs w:val="21"/>
           <w:shd w:val="clear" w:color="auto" w:fill="FAFAFA"/>
         </w:rPr>
-        <w:t>{{</w:t>
-      </w:r>
-      <w:proofErr w:type="spellStart"/>
-      <w:r>
-        <w:rPr>
-          <w:rFonts w:ascii="Consolas" w:hAnsi="Consolas"/>
-          <w:color w:val="000000" w:themeColor="text1"/>
-          <w:spacing w:val="-2"/>
-          <w:sz w:val="21"/>
-          <w:szCs w:val="21"/>
-          <w:shd w:val="clear" w:color="auto" w:fill="FAFAFA"/>
-        </w:rPr>
-        <w:t>fio</w:t>
-      </w:r>
-      <w:proofErr w:type="spellEnd"/>
-      <w:r>
-        <w:rPr>
-          <w:rFonts w:ascii="Consolas" w:hAnsi="Consolas"/>
-          <w:color w:val="000000" w:themeColor="text1"/>
-          <w:spacing w:val="-2"/>
-          <w:sz w:val="21"/>
-          <w:szCs w:val="21"/>
-          <w:shd w:val="clear" w:color="auto" w:fill="FAFAFA"/>
-        </w:rPr>
-        <w:t>}}</w:t>
+        <w:t xml:space="preserve">ппа</w:t>
       </w:r>
       <w:r>
         <w:rPr>
@@ -572,31 +498,7 @@
           <w:szCs w:val="21"/>
           <w:shd w:val="clear" w:color="auto" w:fill="FAFAFA"/>
         </w:rPr>
-        <w:t>{{</w:t>
-      </w:r>
-      <w:proofErr w:type="spellStart"/>
-      <w:r>
-        <w:rPr>
-          <w:rFonts w:ascii="Consolas" w:hAnsi="Consolas"/>
-          <w:color w:val="000000" w:themeColor="text1"/>
-          <w:spacing w:val="-2"/>
-          <w:sz w:val="21"/>
-          <w:szCs w:val="21"/>
-          <w:shd w:val="clear" w:color="auto" w:fill="FAFAFA"/>
-        </w:rPr>
-        <w:t>data_rod</w:t>
-      </w:r>
-      <w:proofErr w:type="spellEnd"/>
-      <w:r>
-        <w:rPr>
-          <w:rFonts w:ascii="Consolas" w:hAnsi="Consolas"/>
-          <w:color w:val="000000" w:themeColor="text1"/>
-          <w:spacing w:val="-2"/>
-          <w:sz w:val="21"/>
-          <w:szCs w:val="21"/>
-          <w:shd w:val="clear" w:color="auto" w:fill="FAFAFA"/>
-        </w:rPr>
-        <w:t>}}</w:t>
+        <w:t xml:space="preserve">11.11.2011</w:t>
       </w:r>
       <w:r>
         <w:rPr>
@@ -627,31 +529,7 @@
           <w:szCs w:val="21"/>
           <w:shd w:val="clear" w:color="auto" w:fill="FAFAFA"/>
         </w:rPr>
-        <w:t>{{</w:t>
-      </w:r>
-      <w:proofErr w:type="spellStart"/>
-      <w:r>
-        <w:rPr>
-          <w:rFonts w:ascii="Consolas" w:hAnsi="Consolas"/>
-          <w:color w:val="000000" w:themeColor="text1"/>
-          <w:spacing w:val="-2"/>
-          <w:sz w:val="21"/>
-          <w:szCs w:val="21"/>
-          <w:shd w:val="clear" w:color="auto" w:fill="FAFAFA"/>
-        </w:rPr>
-        <w:t>passport</w:t>
-      </w:r>
-      <w:proofErr w:type="spellEnd"/>
-      <w:r>
-        <w:rPr>
-          <w:rFonts w:ascii="Consolas" w:hAnsi="Consolas"/>
-          <w:color w:val="000000" w:themeColor="text1"/>
-          <w:spacing w:val="-2"/>
-          <w:sz w:val="21"/>
-          <w:szCs w:val="21"/>
-          <w:shd w:val="clear" w:color="auto" w:fill="FAFAFA"/>
-        </w:rPr>
-        <w:t>}}</w:t>
+        <w:t xml:space="preserve">34634346</w:t>
       </w:r>
       <w:r>
         <w:rPr>
@@ -748,31 +626,7 @@
           <w:szCs w:val="21"/>
           <w:shd w:val="clear" w:color="auto" w:fill="FAFAFA"/>
         </w:rPr>
-        <w:t>{{</w:t>
-      </w:r>
-      <w:proofErr w:type="spellStart"/>
-      <w:r>
-        <w:rPr>
-          <w:rFonts w:ascii="Consolas" w:hAnsi="Consolas"/>
-          <w:color w:val="000000" w:themeColor="text1"/>
-          <w:spacing w:val="-2"/>
-          <w:sz w:val="21"/>
-          <w:szCs w:val="21"/>
-          <w:shd w:val="clear" w:color="auto" w:fill="FAFAFA"/>
-        </w:rPr>
-        <w:t>sut_por</w:t>
-      </w:r>
-      <w:proofErr w:type="spellEnd"/>
-      <w:r>
-        <w:rPr>
-          <w:rFonts w:ascii="Consolas" w:hAnsi="Consolas"/>
-          <w:color w:val="000000" w:themeColor="text1"/>
-          <w:spacing w:val="-2"/>
-          <w:sz w:val="21"/>
-          <w:szCs w:val="21"/>
-          <w:shd w:val="clear" w:color="auto" w:fill="FAFAFA"/>
-        </w:rPr>
-        <w:t>}}</w:t>
+        <w:t xml:space="preserve">подготовка искового заявления об определении порядка пользования общим имуществом, ходатайств и иных процессуальных документов; представительство интересов доверителя в суде первой инстанции; консультирование и выполнение всех юридически значимых действий с целью исполнения данного поручения</w:t>
       </w:r>
       <w:r>
         <w:rPr>
@@ -1404,31 +1258,7 @@
           <w:szCs w:val="21"/>
           <w:shd w:val="clear" w:color="auto" w:fill="FAFAFA"/>
         </w:rPr>
-        <w:t>{{</w:t>
-      </w:r>
-      <w:proofErr w:type="spellStart"/>
-      <w:r>
-        <w:rPr>
-          <w:rFonts w:ascii="Consolas" w:hAnsi="Consolas"/>
-          <w:color w:val="000000" w:themeColor="text1"/>
-          <w:spacing w:val="-2"/>
-          <w:sz w:val="21"/>
-          <w:szCs w:val="21"/>
-          <w:shd w:val="clear" w:color="auto" w:fill="FAFAFA"/>
-        </w:rPr>
-        <w:t>summa</w:t>
-      </w:r>
-      <w:proofErr w:type="spellEnd"/>
-      <w:r>
-        <w:rPr>
-          <w:rFonts w:ascii="Consolas" w:hAnsi="Consolas"/>
-          <w:color w:val="000000" w:themeColor="text1"/>
-          <w:spacing w:val="-2"/>
-          <w:sz w:val="21"/>
-          <w:szCs w:val="21"/>
-          <w:shd w:val="clear" w:color="auto" w:fill="FAFAFA"/>
-        </w:rPr>
-        <w:t>}}</w:t>
+        <w:t xml:space="preserve">30 000</w:t>
       </w:r>
       <w:r>
         <w:rPr>
@@ -1561,31 +1391,7 @@
           <w:szCs w:val="21"/>
           <w:shd w:val="clear" w:color="auto" w:fill="FAFAFA"/>
         </w:rPr>
-        <w:t>{{</w:t>
-      </w:r>
-      <w:proofErr w:type="spellStart"/>
-      <w:r>
-        <w:rPr>
-          <w:rFonts w:ascii="Consolas" w:hAnsi="Consolas"/>
-          <w:color w:val="000000" w:themeColor="text1"/>
-          <w:spacing w:val="-2"/>
-          <w:sz w:val="21"/>
-          <w:szCs w:val="21"/>
-          <w:shd w:val="clear" w:color="auto" w:fill="FAFAFA"/>
-        </w:rPr>
-        <w:t>srok</w:t>
-      </w:r>
-      <w:proofErr w:type="spellEnd"/>
-      <w:r>
-        <w:rPr>
-          <w:rFonts w:ascii="Consolas" w:hAnsi="Consolas"/>
-          <w:color w:val="000000" w:themeColor="text1"/>
-          <w:spacing w:val="-2"/>
-          <w:sz w:val="21"/>
-          <w:szCs w:val="21"/>
-          <w:shd w:val="clear" w:color="auto" w:fill="FAFAFA"/>
-        </w:rPr>
-        <w:t>}}</w:t>
+        <w:t/>
       </w:r>
       <w:r>
         <w:rPr>
@@ -1644,971 +1450,7 @@
           <w:sz w:val="22"/>
           <w:szCs w:val="22"/>
         </w:rPr>
-        <w:t>{{</w:t>
-      </w:r>
-      <w:proofErr w:type="spellStart"/>
-      <w:r>
-        <w:rPr>
-          <w:rFonts w:ascii="Cambria" w:hAnsi="Cambria"/>
-          <w:sz w:val="22"/>
-          <w:szCs w:val="22"/>
-          <w:lang w:val="en-US"/>
-        </w:rPr>
-        <w:t>punkt</w:t>
-      </w:r>
-      <w:proofErr w:type="spellEnd"/>
-      <w:r>
-        <w:rPr>
-          <w:rFonts w:ascii="Cambria" w:hAnsi="Cambria"/>
-          <w:sz w:val="22"/>
-          <w:szCs w:val="22"/>
-        </w:rPr>
-        <w:t>_4_3}</w:t>
-      </w:r>
-      <w:r>
-        <w:rPr>
-          <w:rFonts w:ascii="Cambria" w:hAnsi="Cambria"/>
-          <w:sz w:val="22"/>
-          <w:szCs w:val="22"/>
-        </w:rPr>
-        <w:t>}</w:t>
-      </w:r>
-      <w:r>
-        <w:rPr>
-          <w:rFonts w:ascii="Cambria" w:hAnsi="Cambria"/>
-          <w:sz w:val="22"/>
-          <w:szCs w:val="22"/>
-        </w:rPr>
-        <w:t>.</w:t>
-      </w:r>
-    </w:p>
-    <w:p>
-      <w:pPr>
-        <w:pStyle w:val="af9"/>
-        <w:numPr>
-          <w:ilvl w:val="1"/>
-          <w:numId w:val="7"/>
-        </w:numPr>
-        <w:ind w:left="0" w:firstLine="709"/>
-        <w:jc w:val="both"/>
-        <w:rPr>
-          <w:rFonts w:ascii="Cambria" w:hAnsi="Cambria"/>
-          <w:sz w:val="22"/>
-          <w:szCs w:val="22"/>
-        </w:rPr>
-      </w:pPr>
-      <w:bookmarkStart w:id="2" w:name="_Hlk200031938"/>
-      <w:r>
-        <w:rPr>
-          <w:rFonts w:ascii="Cambria" w:hAnsi="Cambria"/>
-          <w:sz w:val="22"/>
-          <w:szCs w:val="22"/>
-        </w:rPr>
-        <w:t>Расходы, производимые Поверенным в интересах Доверителя (государственные пошлины, нотариальные расходы, экспертизы, заключения специалистов и прочие), оплачиваются Доверителем самостоятельно.</w:t>
-      </w:r>
-    </w:p>
-    <w:bookmarkEnd w:id="2"/>
-    <w:p>
-      <w:pPr>
-        <w:pStyle w:val="af9"/>
-        <w:numPr>
-          <w:ilvl w:val="0"/>
-          <w:numId w:val="9"/>
-        </w:numPr>
-        <w:ind w:left="0" w:firstLine="709"/>
-        <w:jc w:val="both"/>
-        <w:rPr>
-          <w:rFonts w:ascii="Cambria" w:hAnsi="Cambria"/>
-          <w:sz w:val="22"/>
-          <w:szCs w:val="22"/>
-        </w:rPr>
-      </w:pPr>
-      <w:r>
-        <w:rPr>
-          <w:rFonts w:ascii="Cambria" w:hAnsi="Cambria"/>
-          <w:sz w:val="22"/>
-          <w:szCs w:val="22"/>
-        </w:rPr>
-        <w:t>Изменение Договора возможно по соглашению сторон путем подписания Дополнительного соглашения к Договору.</w:t>
-      </w:r>
-    </w:p>
-    <w:p>
-      <w:pPr>
-        <w:pStyle w:val="af9"/>
-        <w:numPr>
-          <w:ilvl w:val="0"/>
-          <w:numId w:val="9"/>
-        </w:numPr>
-        <w:ind w:left="0" w:firstLine="709"/>
-        <w:jc w:val="both"/>
-        <w:rPr>
-          <w:rFonts w:ascii="Cambria" w:hAnsi="Cambria"/>
-          <w:sz w:val="22"/>
-          <w:szCs w:val="22"/>
-        </w:rPr>
-      </w:pPr>
-      <w:r>
-        <w:rPr>
-          <w:rFonts w:ascii="Cambria" w:hAnsi="Cambria"/>
-          <w:sz w:val="22"/>
-          <w:szCs w:val="22"/>
-        </w:rPr>
-        <w:t xml:space="preserve">Стороны декларируют намерение разрешать спорные вопросы во внесудебном порядке. При </w:t>
-      </w:r>
-      <w:proofErr w:type="spellStart"/>
-      <w:r>
-        <w:rPr>
-          <w:rFonts w:ascii="Cambria" w:hAnsi="Cambria"/>
-          <w:sz w:val="22"/>
-          <w:szCs w:val="22"/>
-        </w:rPr>
-        <w:t>неурегулировании</w:t>
-      </w:r>
-      <w:proofErr w:type="spellEnd"/>
-      <w:r>
-        <w:rPr>
-          <w:rFonts w:ascii="Cambria" w:hAnsi="Cambria"/>
-          <w:sz w:val="22"/>
-          <w:szCs w:val="22"/>
-        </w:rPr>
-        <w:t xml:space="preserve"> разногласий спор подлежит передаче на рассмотрение </w:t>
-      </w:r>
-      <w:proofErr w:type="spellStart"/>
-      <w:r>
-        <w:rPr>
-          <w:rFonts w:ascii="Cambria" w:hAnsi="Cambria"/>
-          <w:sz w:val="22"/>
-          <w:szCs w:val="22"/>
-        </w:rPr>
-        <w:t>Смольнинского</w:t>
-      </w:r>
-      <w:proofErr w:type="spellEnd"/>
-      <w:r>
-        <w:rPr>
-          <w:rFonts w:ascii="Cambria" w:hAnsi="Cambria"/>
-          <w:sz w:val="22"/>
-          <w:szCs w:val="22"/>
-        </w:rPr>
-        <w:t xml:space="preserve"> районного суда </w:t>
-      </w:r>
-      <w:proofErr w:type="gramStart"/>
-      <w:r>
-        <w:rPr>
-          <w:rFonts w:ascii="Cambria" w:hAnsi="Cambria"/>
-          <w:sz w:val="22"/>
-          <w:szCs w:val="22"/>
-        </w:rPr>
-        <w:t>г</w:t>
-      </w:r>
-      <w:proofErr w:type="gramEnd"/>
-      <w:r>
-        <w:rPr>
-          <w:rFonts w:ascii="Cambria" w:hAnsi="Cambria"/>
-          <w:sz w:val="22"/>
-          <w:szCs w:val="22"/>
-        </w:rPr>
-        <w:t>. Санкт-Петербурга либо Арбитражного суда СПб и ЛО в зависимости от статуса Доверителя.</w:t>
-      </w:r>
-    </w:p>
-    <w:p>
-      <w:pPr>
-        <w:pStyle w:val="af9"/>
-        <w:numPr>
-          <w:ilvl w:val="0"/>
-          <w:numId w:val="9"/>
-        </w:numPr>
-        <w:ind w:left="0" w:firstLine="709"/>
-        <w:jc w:val="both"/>
-        <w:rPr>
-          <w:rFonts w:ascii="Cambria" w:hAnsi="Cambria"/>
-          <w:sz w:val="22"/>
-          <w:szCs w:val="22"/>
-        </w:rPr>
-      </w:pPr>
-      <w:r>
-        <w:rPr>
-          <w:rFonts w:ascii="Cambria" w:hAnsi="Cambria"/>
-          <w:sz w:val="22"/>
-          <w:szCs w:val="22"/>
-        </w:rPr>
-        <w:t xml:space="preserve">При отмене поручения Доверителем до того, как поручение исполнено Поверенным полностью, Доверитель обязан возместить Поверенному понесенные при исполнении поручения издержки и выплатить Поверенному вознаграждение соразмерно выполненной работе на основании </w:t>
-      </w:r>
-      <w:proofErr w:type="spellStart"/>
-      <w:r>
-        <w:rPr>
-          <w:rFonts w:ascii="Cambria" w:hAnsi="Cambria"/>
-          <w:sz w:val="22"/>
-          <w:szCs w:val="22"/>
-        </w:rPr>
-        <w:t>прайса</w:t>
-      </w:r>
-      <w:proofErr w:type="spellEnd"/>
-      <w:r>
-        <w:rPr>
-          <w:rFonts w:ascii="Cambria" w:hAnsi="Cambria"/>
-          <w:sz w:val="22"/>
-          <w:szCs w:val="22"/>
-        </w:rPr>
-        <w:t xml:space="preserve">, этапов и стоимости услуг Поверенного, размещенного в интернете по электронному адресу: </w:t>
-      </w:r>
-      <w:hyperlink r:id="rId10" w:history="1">
-        <w:r>
-          <w:rPr>
-            <w:rStyle w:val="a5"/>
-            <w:rFonts w:ascii="Cambria" w:hAnsi="Cambria"/>
-            <w:sz w:val="22"/>
-            <w:szCs w:val="22"/>
-          </w:rPr>
-          <w:t>https://rapidpravo.ru/pricelist</w:t>
-        </w:r>
-      </w:hyperlink>
-      <w:r>
-        <w:rPr>
-          <w:rFonts w:ascii="Cambria" w:hAnsi="Cambria"/>
-          <w:sz w:val="22"/>
-          <w:szCs w:val="22"/>
-        </w:rPr>
-        <w:t>.</w:t>
-      </w:r>
-    </w:p>
-    <w:p>
-      <w:pPr>
-        <w:pStyle w:val="af9"/>
-        <w:numPr>
-          <w:ilvl w:val="0"/>
-          <w:numId w:val="9"/>
-        </w:numPr>
-        <w:ind w:left="0" w:firstLine="709"/>
-        <w:jc w:val="both"/>
-        <w:rPr>
-          <w:rFonts w:ascii="Cambria" w:hAnsi="Cambria"/>
-          <w:sz w:val="22"/>
-          <w:szCs w:val="22"/>
-        </w:rPr>
-      </w:pPr>
-      <w:r>
-        <w:rPr>
-          <w:rFonts w:ascii="Cambria" w:hAnsi="Cambria"/>
-          <w:sz w:val="22"/>
-          <w:szCs w:val="22"/>
-        </w:rPr>
-        <w:t>В случае неисполнения поручения по вине Поверенного вознаграждение, внесенное Доверителем, подлежит возврату в полном объеме.</w:t>
-      </w:r>
-    </w:p>
-    <w:p>
-      <w:pPr>
-        <w:pStyle w:val="af9"/>
-        <w:numPr>
-          <w:ilvl w:val="0"/>
-          <w:numId w:val="9"/>
-        </w:numPr>
-        <w:ind w:left="0" w:firstLine="709"/>
-        <w:jc w:val="both"/>
-        <w:rPr>
-          <w:rFonts w:ascii="Cambria" w:hAnsi="Cambria"/>
-          <w:sz w:val="22"/>
-          <w:szCs w:val="22"/>
-        </w:rPr>
-      </w:pPr>
-      <w:r>
-        <w:rPr>
-          <w:rFonts w:ascii="Cambria" w:hAnsi="Cambria"/>
-          <w:sz w:val="22"/>
-          <w:szCs w:val="22"/>
-        </w:rPr>
-        <w:t>В случае неисполнения поручения по вине Доверителя (предоставление Поверенному недостоверной информации, препятствование исполнению поручения иными действиями) вознаграждение, внесенное Доверителем, возврату не подлежит.</w:t>
-      </w:r>
-    </w:p>
-    <w:p>
-      <w:pPr>
-        <w:pStyle w:val="af9"/>
-        <w:numPr>
-          <w:ilvl w:val="0"/>
-          <w:numId w:val="9"/>
-        </w:numPr>
-        <w:ind w:left="0" w:firstLine="709"/>
-        <w:jc w:val="both"/>
-        <w:rPr>
-          <w:rFonts w:ascii="Cambria" w:hAnsi="Cambria"/>
-          <w:sz w:val="22"/>
-          <w:szCs w:val="22"/>
-        </w:rPr>
-      </w:pPr>
-      <w:r>
-        <w:rPr>
-          <w:rFonts w:ascii="Cambria" w:hAnsi="Cambria"/>
-          <w:sz w:val="22"/>
-          <w:szCs w:val="22"/>
-        </w:rPr>
-        <w:t xml:space="preserve">При расторжении договора неизрасходованный аванс возвращается Доверителю в течение 30 календарных дней </w:t>
-      </w:r>
-      <w:proofErr w:type="gramStart"/>
-      <w:r>
-        <w:rPr>
-          <w:rFonts w:ascii="Cambria" w:hAnsi="Cambria"/>
-          <w:sz w:val="22"/>
-          <w:szCs w:val="22"/>
-        </w:rPr>
-        <w:t>с даты подписания</w:t>
-      </w:r>
-      <w:proofErr w:type="gramEnd"/>
-      <w:r>
-        <w:rPr>
-          <w:rFonts w:ascii="Cambria" w:hAnsi="Cambria"/>
-          <w:sz w:val="22"/>
-          <w:szCs w:val="22"/>
-        </w:rPr>
-        <w:t xml:space="preserve"> соглашения о расторжении договора.</w:t>
-      </w:r>
-    </w:p>
-    <w:p>
-      <w:pPr>
-        <w:ind w:firstLine="708"/>
-        <w:jc w:val="both"/>
-        <w:rPr>
-          <w:rFonts w:ascii="Cambria" w:hAnsi="Cambria"/>
-          <w:sz w:val="22"/>
-          <w:szCs w:val="22"/>
-        </w:rPr>
-      </w:pPr>
-      <w:r>
-        <w:rPr>
-          <w:rFonts w:ascii="Cambria" w:hAnsi="Cambria"/>
-          <w:sz w:val="22"/>
-          <w:szCs w:val="22"/>
-        </w:rPr>
-        <w:t xml:space="preserve">6. Доверитель дает согласие на обработку своих персональных данных, то есть на совершение действий, предусмотренных п. 3 ст. 3 Федерального закона от 27.07.2006 №152-ФЗ «О персональных данных», а также проинформирован о подчинении Поверенного и Доверителя требованиям Общего регламента по защите данных (Регламент ЕС 2016/679 от 27.04.2016 - </w:t>
-      </w:r>
-      <w:proofErr w:type="spellStart"/>
-      <w:r>
-        <w:rPr>
-          <w:rFonts w:ascii="Cambria" w:hAnsi="Cambria"/>
-          <w:sz w:val="22"/>
-          <w:szCs w:val="22"/>
-        </w:rPr>
-        <w:t>General</w:t>
-      </w:r>
-      <w:proofErr w:type="spellEnd"/>
-      <w:r>
-        <w:rPr>
-          <w:rFonts w:ascii="Cambria" w:hAnsi="Cambria"/>
-          <w:sz w:val="22"/>
-          <w:szCs w:val="22"/>
-        </w:rPr>
-        <w:t xml:space="preserve"> </w:t>
-      </w:r>
-      <w:proofErr w:type="spellStart"/>
-      <w:r>
-        <w:rPr>
-          <w:rFonts w:ascii="Cambria" w:hAnsi="Cambria"/>
-          <w:sz w:val="22"/>
-          <w:szCs w:val="22"/>
-        </w:rPr>
-        <w:t>Data</w:t>
-      </w:r>
-      <w:proofErr w:type="spellEnd"/>
-      <w:r>
-        <w:rPr>
-          <w:rFonts w:ascii="Cambria" w:hAnsi="Cambria"/>
-          <w:sz w:val="22"/>
-          <w:szCs w:val="22"/>
-        </w:rPr>
-        <w:t xml:space="preserve"> </w:t>
-      </w:r>
-      <w:proofErr w:type="spellStart"/>
-      <w:r>
-        <w:rPr>
-          <w:rFonts w:ascii="Cambria" w:hAnsi="Cambria"/>
-          <w:sz w:val="22"/>
-          <w:szCs w:val="22"/>
-        </w:rPr>
-        <w:t>Protection</w:t>
-      </w:r>
-      <w:proofErr w:type="spellEnd"/>
-      <w:r>
-        <w:rPr>
-          <w:rFonts w:ascii="Cambria" w:hAnsi="Cambria"/>
-          <w:sz w:val="22"/>
-          <w:szCs w:val="22"/>
-        </w:rPr>
-        <w:t xml:space="preserve"> </w:t>
-      </w:r>
-      <w:proofErr w:type="spellStart"/>
-      <w:r>
-        <w:rPr>
-          <w:rFonts w:ascii="Cambria" w:hAnsi="Cambria"/>
-          <w:sz w:val="22"/>
-          <w:szCs w:val="22"/>
-        </w:rPr>
-        <w:t>Regulation</w:t>
-      </w:r>
-      <w:proofErr w:type="spellEnd"/>
-      <w:r>
-        <w:rPr>
-          <w:rFonts w:ascii="Cambria" w:hAnsi="Cambria"/>
-          <w:sz w:val="22"/>
-          <w:szCs w:val="22"/>
-        </w:rPr>
-        <w:t xml:space="preserve">). Настоящее согласие действует до дня его отзыва в </w:t>
-      </w:r>
-      <w:proofErr w:type="gramStart"/>
-      <w:r>
-        <w:rPr>
-          <w:rFonts w:ascii="Cambria" w:hAnsi="Cambria"/>
-          <w:sz w:val="22"/>
-          <w:szCs w:val="22"/>
-        </w:rPr>
-        <w:t>письменной</w:t>
-      </w:r>
-      <w:proofErr w:type="gramEnd"/>
-      <w:r>
-        <w:rPr>
-          <w:rFonts w:ascii="Cambria" w:hAnsi="Cambria"/>
-          <w:sz w:val="22"/>
-          <w:szCs w:val="22"/>
-        </w:rPr>
-        <w:t xml:space="preserve"> форм</w:t>
-      </w:r>
-      <w:r>
-        <w:rPr>
-          <w:rFonts w:ascii="Cambria" w:hAnsi="Cambria"/>
-          <w:sz w:val="22"/>
-          <w:szCs w:val="22"/>
-        </w:rPr>
-        <w:t>.</w:t>
-      </w:r>
-    </w:p>
-    <w:p>
-      <w:pPr>
-        <w:rPr>
-          <w:rFonts w:ascii="Cambria" w:hAnsi="Cambria"/>
-          <w:b/>
-          <w:sz w:val="22"/>
-          <w:szCs w:val="22"/>
-        </w:rPr>
-      </w:pPr>
-    </w:p>
-    <w:p>
-      <w:pPr>
-        <w:rPr>
-          <w:rFonts w:ascii="Cambria" w:hAnsi="Cambria"/>
-          <w:b/>
-          <w:sz w:val="22"/>
-          <w:szCs w:val="22"/>
-        </w:rPr>
-      </w:pPr>
-      <w:r>
-        <w:rPr>
-          <w:rFonts w:ascii="Cambria" w:hAnsi="Cambria"/>
-          <w:b/>
-          <w:sz w:val="22"/>
-          <w:szCs w:val="22"/>
-        </w:rPr>
-        <w:br w:type="page"/>
-      </w:r>
-    </w:p>
-    <w:p>
-      <w:pPr>
-        <w:jc w:val="center"/>
-        <w:rPr>
-          <w:rFonts w:ascii="Cambria" w:hAnsi="Cambria"/>
-          <w:sz w:val="22"/>
-          <w:szCs w:val="22"/>
-        </w:rPr>
-      </w:pPr>
-      <w:r>
-        <w:rPr>
-          <w:rFonts w:ascii="Cambria" w:hAnsi="Cambria"/>
-          <w:b/>
-          <w:sz w:val="22"/>
-          <w:szCs w:val="22"/>
-        </w:rPr>
-        <w:lastRenderedPageBreak/>
-        <w:t>Реквизиты Сторон</w:t>
-      </w:r>
-    </w:p>
-    <w:p>
-      <w:pPr>
-        <w:jc w:val="center"/>
-        <w:rPr>
-          <w:rFonts w:ascii="Cambria" w:hAnsi="Cambria"/>
-          <w:b/>
-          <w:sz w:val="22"/>
-          <w:szCs w:val="22"/>
-        </w:rPr>
-      </w:pPr>
-    </w:p>
-    <w:p>
-      <w:pPr>
-        <w:jc w:val="center"/>
-        <w:rPr>
-          <w:rFonts w:ascii="Cambria" w:hAnsi="Cambria"/>
-          <w:b/>
-          <w:sz w:val="22"/>
-          <w:szCs w:val="22"/>
-        </w:rPr>
-      </w:pPr>
-    </w:p>
-    <w:p>
-      <w:pPr>
-        <w:rPr>
-          <w:rFonts w:ascii="Cambria" w:hAnsi="Cambria"/>
-          <w:sz w:val="22"/>
-          <w:szCs w:val="22"/>
-        </w:rPr>
-        <w:sectPr>
-          <w:headerReference w:type="default" r:id="rId11"/>
-          <w:footerReference w:type="default" r:id="rId12"/>
-          <w:pgSz w:w="11906" w:h="16838"/>
-          <w:pgMar w:top="567" w:right="851" w:bottom="567" w:left="851" w:header="0" w:footer="0" w:gutter="0"/>
-          <w:cols w:space="720"/>
-          <w:docGrid w:linePitch="360"/>
-        </w:sectPr>
-      </w:pPr>
-    </w:p>
-    <w:p>
-      <w:pPr>
-        <w:jc w:val="both"/>
-        <w:rPr>
-          <w:rFonts w:ascii="Cambria" w:hAnsi="Cambria"/>
-          <w:b/>
-          <w:sz w:val="22"/>
-          <w:szCs w:val="22"/>
-        </w:rPr>
-      </w:pPr>
-    </w:p>
-    <w:p>
-      <w:pPr>
-        <w:jc w:val="both"/>
-        <w:rPr>
-          <w:rFonts w:ascii="Cambria" w:hAnsi="Cambria"/>
-          <w:sz w:val="22"/>
-          <w:szCs w:val="22"/>
-        </w:rPr>
-      </w:pPr>
-      <w:r>
-        <w:rPr>
-          <w:rFonts w:ascii="Cambria" w:hAnsi="Cambria"/>
-          <w:b/>
-          <w:sz w:val="22"/>
-          <w:szCs w:val="22"/>
-        </w:rPr>
-        <w:t>Поверенный:</w:t>
-      </w:r>
-    </w:p>
-    <w:p>
-      <w:pPr>
-        <w:jc w:val="both"/>
-        <w:rPr>
-          <w:rFonts w:ascii="Cambria" w:hAnsi="Cambria"/>
-          <w:sz w:val="22"/>
-          <w:szCs w:val="22"/>
-        </w:rPr>
-      </w:pPr>
-    </w:p>
-    <w:p>
-      <w:pPr>
-        <w:jc w:val="both"/>
-        <w:rPr>
-          <w:rFonts w:ascii="Cambria" w:hAnsi="Cambria"/>
-          <w:sz w:val="22"/>
-          <w:szCs w:val="22"/>
-        </w:rPr>
-      </w:pPr>
-      <w:r>
-        <w:rPr>
-          <w:rFonts w:ascii="Cambria" w:hAnsi="Cambria"/>
-          <w:sz w:val="22"/>
-          <w:szCs w:val="22"/>
-        </w:rPr>
-        <w:t>ЮРИДИЧЕСКОЕ БЮРО «РАПИД ПРАВО»</w:t>
-      </w:r>
-    </w:p>
-    <w:p>
-      <w:pPr>
-        <w:jc w:val="both"/>
-        <w:rPr>
-          <w:rFonts w:ascii="Cambria" w:hAnsi="Cambria"/>
-          <w:sz w:val="22"/>
-          <w:szCs w:val="22"/>
-        </w:rPr>
-      </w:pPr>
-      <w:bookmarkStart w:id="3" w:name="_Hlk173418047"/>
-      <w:r>
-        <w:rPr>
-          <w:rFonts w:ascii="Cambria" w:hAnsi="Cambria"/>
-          <w:sz w:val="22"/>
-          <w:szCs w:val="22"/>
-        </w:rPr>
-        <w:t xml:space="preserve">ИП </w:t>
-      </w:r>
-      <w:proofErr w:type="spellStart"/>
-      <w:r>
-        <w:rPr>
-          <w:rFonts w:ascii="Cambria" w:hAnsi="Cambria"/>
-          <w:sz w:val="22"/>
-          <w:szCs w:val="22"/>
-        </w:rPr>
-        <w:t>Молодкин</w:t>
-      </w:r>
-      <w:proofErr w:type="spellEnd"/>
-      <w:r>
-        <w:rPr>
-          <w:rFonts w:ascii="Cambria" w:hAnsi="Cambria"/>
-          <w:sz w:val="22"/>
-          <w:szCs w:val="22"/>
-        </w:rPr>
-        <w:t xml:space="preserve"> Максим Дмитриевич</w:t>
-      </w:r>
-    </w:p>
-    <w:p>
-      <w:pPr>
-        <w:jc w:val="both"/>
-        <w:rPr>
-          <w:rFonts w:ascii="Cambria" w:hAnsi="Cambria"/>
-          <w:sz w:val="22"/>
-          <w:szCs w:val="22"/>
-        </w:rPr>
-      </w:pPr>
-      <w:r>
-        <w:rPr>
-          <w:rFonts w:ascii="Cambria" w:hAnsi="Cambria"/>
-          <w:sz w:val="22"/>
-          <w:szCs w:val="22"/>
-        </w:rPr>
-        <w:t>ИНН: 784300402830</w:t>
-      </w:r>
-    </w:p>
-    <w:p>
-      <w:pPr>
-        <w:jc w:val="both"/>
-        <w:rPr>
-          <w:rFonts w:ascii="Cambria" w:hAnsi="Cambria"/>
-          <w:sz w:val="22"/>
-          <w:szCs w:val="22"/>
-        </w:rPr>
-      </w:pPr>
-      <w:r>
-        <w:rPr>
-          <w:rFonts w:ascii="Cambria" w:hAnsi="Cambria"/>
-          <w:sz w:val="22"/>
-          <w:szCs w:val="22"/>
-        </w:rPr>
-        <w:t>ОГРНИП: 323784700299190</w:t>
-      </w:r>
-    </w:p>
-    <w:p>
-      <w:pPr>
-        <w:jc w:val="both"/>
-        <w:rPr>
-          <w:rFonts w:ascii="Cambria" w:hAnsi="Cambria"/>
-          <w:sz w:val="22"/>
-          <w:szCs w:val="22"/>
-        </w:rPr>
-      </w:pPr>
-      <w:r>
-        <w:rPr>
-          <w:rFonts w:ascii="Cambria" w:hAnsi="Cambria"/>
-          <w:sz w:val="22"/>
-          <w:szCs w:val="22"/>
-        </w:rPr>
-        <w:t>Юридический адрес: 197758, г. СПб, пос. Песочный, 14 квартал, д. 224, литер</w:t>
-      </w:r>
-      <w:proofErr w:type="gramStart"/>
-      <w:r>
-        <w:rPr>
-          <w:rFonts w:ascii="Cambria" w:hAnsi="Cambria"/>
-          <w:sz w:val="22"/>
-          <w:szCs w:val="22"/>
-        </w:rPr>
-        <w:t xml:space="preserve"> А</w:t>
-      </w:r>
-      <w:proofErr w:type="gramEnd"/>
-      <w:r>
-        <w:rPr>
-          <w:rFonts w:ascii="Cambria" w:hAnsi="Cambria"/>
-          <w:sz w:val="22"/>
-          <w:szCs w:val="22"/>
-        </w:rPr>
-        <w:t>, кв. 2</w:t>
-      </w:r>
-    </w:p>
-    <w:p>
-      <w:pPr>
-        <w:jc w:val="both"/>
-        <w:rPr>
-          <w:rFonts w:ascii="Cambria" w:hAnsi="Cambria"/>
-          <w:sz w:val="22"/>
-          <w:szCs w:val="22"/>
-        </w:rPr>
-      </w:pPr>
-      <w:proofErr w:type="gramStart"/>
-      <w:r>
-        <w:rPr>
-          <w:rFonts w:ascii="Cambria" w:hAnsi="Cambria"/>
-          <w:sz w:val="22"/>
-          <w:szCs w:val="22"/>
-        </w:rPr>
-        <w:t>Фактический адрес: 191144, г. С-Петербург, ул. Инженерная, д. 7, 3 этаж</w:t>
-      </w:r>
-      <w:proofErr w:type="gramEnd"/>
-    </w:p>
-    <w:p>
-      <w:pPr>
-        <w:jc w:val="both"/>
-        <w:rPr>
-          <w:rFonts w:ascii="Cambria" w:hAnsi="Cambria"/>
-          <w:sz w:val="22"/>
-          <w:szCs w:val="22"/>
-        </w:rPr>
-      </w:pPr>
-      <w:r>
-        <w:rPr>
-          <w:rFonts w:ascii="Cambria" w:hAnsi="Cambria"/>
-          <w:sz w:val="22"/>
-          <w:szCs w:val="22"/>
-        </w:rPr>
-        <w:t>Расчетный счет: 40702810403500025602</w:t>
-      </w:r>
-    </w:p>
-    <w:p>
-      <w:pPr>
-        <w:jc w:val="both"/>
-        <w:rPr>
-          <w:rFonts w:ascii="Cambria" w:hAnsi="Cambria"/>
-          <w:sz w:val="22"/>
-          <w:szCs w:val="22"/>
-        </w:rPr>
-      </w:pPr>
-      <w:r>
-        <w:rPr>
-          <w:rFonts w:ascii="Cambria" w:hAnsi="Cambria"/>
-          <w:sz w:val="22"/>
-          <w:szCs w:val="22"/>
-        </w:rPr>
-        <w:t>Банк: ООО «Банк Точка», БИК: 044525104</w:t>
-      </w:r>
-    </w:p>
-    <w:p>
-      <w:pPr>
-        <w:jc w:val="both"/>
-        <w:rPr>
-          <w:rFonts w:ascii="Cambria" w:hAnsi="Cambria"/>
-          <w:sz w:val="22"/>
-          <w:szCs w:val="22"/>
-        </w:rPr>
-      </w:pPr>
-      <w:r>
-        <w:rPr>
-          <w:rFonts w:ascii="Cambria" w:hAnsi="Cambria"/>
-          <w:sz w:val="22"/>
-          <w:szCs w:val="22"/>
-        </w:rPr>
-        <w:t>Электронная почта: clients@rapidpravo.ru</w:t>
-      </w:r>
-    </w:p>
-    <w:p>
-      <w:pPr>
-        <w:jc w:val="both"/>
-        <w:rPr>
-          <w:rFonts w:ascii="Cambria" w:hAnsi="Cambria"/>
-          <w:sz w:val="22"/>
-          <w:szCs w:val="22"/>
-        </w:rPr>
-      </w:pPr>
-      <w:r>
-        <w:rPr>
-          <w:rFonts w:ascii="Cambria" w:hAnsi="Cambria"/>
-          <w:sz w:val="22"/>
-          <w:szCs w:val="22"/>
-        </w:rPr>
-        <w:t>Тел.: +7 (812) 915-22-35, +7-958-100-01-58</w:t>
-      </w:r>
-    </w:p>
-    <w:bookmarkEnd w:id="3"/>
-    <w:p>
-      <w:pPr>
-        <w:jc w:val="both"/>
-        <w:rPr>
-          <w:rFonts w:ascii="Cambria" w:hAnsi="Cambria"/>
-          <w:b/>
-          <w:sz w:val="22"/>
-          <w:szCs w:val="22"/>
-        </w:rPr>
-      </w:pPr>
-    </w:p>
-    <w:p>
-      <w:pPr>
-        <w:jc w:val="both"/>
-        <w:rPr>
-          <w:rFonts w:ascii="Cambria" w:hAnsi="Cambria"/>
-          <w:b/>
-          <w:sz w:val="22"/>
-          <w:szCs w:val="22"/>
-        </w:rPr>
-      </w:pPr>
-    </w:p>
-    <w:p>
-      <w:pPr>
-        <w:jc w:val="both"/>
-        <w:rPr>
-          <w:rFonts w:ascii="Cambria" w:hAnsi="Cambria"/>
-          <w:b/>
-          <w:sz w:val="22"/>
-          <w:szCs w:val="22"/>
-        </w:rPr>
-      </w:pPr>
-      <w:bookmarkStart w:id="4" w:name="_Hlk183679124"/>
-      <w:r>
-        <w:rPr>
-          <w:rFonts w:ascii="Cambria" w:hAnsi="Cambria"/>
-          <w:b/>
-          <w:sz w:val="22"/>
-          <w:szCs w:val="22"/>
-        </w:rPr>
-        <w:t>Подпись</w:t>
-      </w:r>
-      <w:r>
-        <w:rPr>
-          <w:rFonts w:ascii="Cambria" w:hAnsi="Cambria"/>
-          <w:b/>
-          <w:sz w:val="22"/>
-          <w:szCs w:val="22"/>
-        </w:rPr>
-        <w:tab/>
-      </w:r>
-      <w:r>
-        <w:rPr>
-          <w:rFonts w:ascii="Cambria" w:hAnsi="Cambria"/>
-          <w:b/>
-          <w:sz w:val="22"/>
-          <w:szCs w:val="22"/>
-        </w:rPr>
-        <w:tab/>
-        <w:t xml:space="preserve">   _________________________    </w:t>
-      </w:r>
-    </w:p>
-    <w:bookmarkEnd w:id="4"/>
-    <w:p>
-      <w:pPr>
-        <w:rPr>
-          <w:rFonts w:ascii="Cambria" w:hAnsi="Cambria"/>
-          <w:b/>
-          <w:sz w:val="22"/>
-          <w:szCs w:val="22"/>
-        </w:rPr>
-      </w:pPr>
-      <w:r>
-        <w:rPr>
-          <w:rFonts w:ascii="Cambria" w:hAnsi="Cambria"/>
-          <w:b/>
-          <w:sz w:val="22"/>
-          <w:szCs w:val="22"/>
-        </w:rPr>
-        <w:t xml:space="preserve">   </w:t>
-      </w:r>
-    </w:p>
-    <w:p>
-      <w:pPr>
-        <w:rPr>
-          <w:rFonts w:ascii="Cambria" w:hAnsi="Cambria"/>
-          <w:b/>
-          <w:sz w:val="22"/>
-          <w:szCs w:val="22"/>
-        </w:rPr>
-      </w:pPr>
-    </w:p>
-    <w:p>
-      <w:pPr>
-        <w:rPr>
-          <w:rFonts w:ascii="Cambria" w:hAnsi="Cambria"/>
-          <w:b/>
-          <w:sz w:val="22"/>
-          <w:szCs w:val="22"/>
-        </w:rPr>
-      </w:pPr>
-    </w:p>
-    <w:p>
-      <w:pPr>
-        <w:rPr>
-          <w:rFonts w:ascii="Cambria" w:hAnsi="Cambria"/>
-          <w:b/>
-          <w:sz w:val="22"/>
-          <w:szCs w:val="22"/>
-        </w:rPr>
-      </w:pPr>
-    </w:p>
-    <w:p>
-      <w:pPr>
-        <w:rPr>
-          <w:rFonts w:ascii="Cambria" w:hAnsi="Cambria"/>
-          <w:sz w:val="22"/>
-          <w:szCs w:val="22"/>
-        </w:rPr>
-      </w:pPr>
-      <w:r>
-        <w:rPr>
-          <w:rFonts w:ascii="Cambria" w:hAnsi="Cambria"/>
-          <w:b/>
-          <w:sz w:val="22"/>
-          <w:szCs w:val="22"/>
-        </w:rPr>
-        <w:t>Доверитель:</w:t>
-      </w:r>
-      <w:r>
-        <w:rPr>
-          <w:rFonts w:ascii="Cambria" w:hAnsi="Cambria"/>
-          <w:sz w:val="22"/>
-          <w:szCs w:val="22"/>
-        </w:rPr>
-        <w:t xml:space="preserve"> </w:t>
-      </w:r>
-      <w:r>
-        <w:rPr>
-          <w:rFonts w:ascii="Cambria" w:hAnsi="Cambria"/>
-          <w:sz w:val="22"/>
-          <w:szCs w:val="22"/>
-        </w:rPr>
-        <w:br/>
-      </w:r>
-    </w:p>
-    <w:p>
-      <w:pPr>
-        <w:rPr>
-          <w:rFonts w:ascii="Cambria" w:hAnsi="Cambria" w:cs="Courier New"/>
-          <w:spacing w:val="1"/>
-          <w:sz w:val="22"/>
-          <w:szCs w:val="22"/>
-        </w:rPr>
-      </w:pPr>
-      <w:r>
-        <w:rPr>
-          <w:rFonts w:ascii="Cambria" w:hAnsi="Cambria" w:cs="Courier New"/>
-          <w:spacing w:val="1"/>
-          <w:sz w:val="22"/>
-          <w:szCs w:val="22"/>
-        </w:rPr>
-        <w:t>{{</w:t>
-      </w:r>
-      <w:proofErr w:type="spellStart"/>
-      <w:r>
-        <w:rPr>
-          <w:rFonts w:ascii="Cambria" w:hAnsi="Cambria" w:cs="Courier New"/>
-          <w:spacing w:val="1"/>
-          <w:sz w:val="22"/>
-          <w:szCs w:val="22"/>
-        </w:rPr>
-        <w:t>fio</w:t>
-      </w:r>
-      <w:proofErr w:type="spellEnd"/>
-      <w:r>
-        <w:rPr>
-          <w:rFonts w:ascii="Cambria" w:hAnsi="Cambria" w:cs="Courier New"/>
-          <w:spacing w:val="1"/>
-          <w:sz w:val="22"/>
-          <w:szCs w:val="22"/>
-        </w:rPr>
-        <w:t>}}</w:t>
+        <w:t xml:space="preserve">полной оплаты по договору..Расходы, производимые Поверенным в интересах Доверителя (государственные пошлины, нотариальные расходы, экспертизы, заключения специалистов и прочие), оплачиваются Доверителем самостоятельно.Изменение Договора возможно по соглашению сторон путем подписания Дополнительного соглашения к Договору.Стороны декларируют намерение разрешать спорные вопросы во внесудебном порядке. При неурегулировании разногласий спор подлежит передаче на рассмотрение Смольнинского районного суда г. Санкт-Петербурга либо Арбитражного суда СПб и ЛО в зависимости от статуса Доверителя.При отмене поручения Доверителем до того, как поручение исполнено Поверенным полностью, Доверитель обязан возместить Поверенному понесенные при исполнении поручения издержки и выплатить Поверенному вознаграждение соразмерно выполненной работе на основании прайса, этапов и стоимости услуг Поверенного, размещенного в интернете по электронному адресу: https://rapidpravo.ru/pricelist.В случае неисполнения поручения по вине Поверенного вознаграждение, внесенное Доверителем, подлежит возврату в полном объеме.В случае неисполнения поручения по вине Доверителя (предоставление Поверенному недостоверной информации, препятствование исполнению поручения иными действиями) вознаграждение, внесенное Доверителем, возврату не подлежит.При расторжении договора неизрасходованный аванс возвращается Доверителю в течение 30 календарных дней с даты подписания соглашения о расторжении договора.6. Доверитель дает согласие на обработку своих персональных данных, то есть на совершение действий, предусмотренных п. 3 ст. 3 Федерального закона от 27.07.2006 №152-ФЗ «О персональных данных», а также проинформирован о подчинении Поверенного и Доверителя требованиям Общего регламента по защите данных (Регламент ЕС 2016/679 от 27.04.2016 - General Data Protection Regulation). Настоящее согласие действует до дня его отзыва в письменной форм.Реквизиты СторонПоверенный:ЮРИДИЧЕСКОЕ БЮРО «РАПИД ПРАВО»ИП Молодкин Максим ДмитриевичИНН: 784300402830ОГРНИП: 323784700299190Юридический адрес: 197758, г. СПб, пос. Песочный, 14 квартал, д. 224, литер А, кв. 2Фактический адрес: 191144, г. С-Петербург, ул. Инженерная, д. 7, 3 этажРасчетный счет: 40702810403500025602Банк: ООО «Банк Точка», БИК: 044525104Электронная почта: clients@rapidpravo.ruТел.: +7 (812) 915-22-35, +7-958-100-01-58Подпись   _________________________       Доверитель: ппа</w:t>
       </w:r>
     </w:p>
     <w:p>
@@ -2634,45 +1476,7 @@
           <w:sz w:val="22"/>
           <w:szCs w:val="22"/>
         </w:rPr>
-        <w:t>{{</w:t>
-      </w:r>
-      <w:proofErr w:type="spellStart"/>
-      <w:r>
-        <w:rPr>
-          <w:rFonts w:ascii="Cambria" w:hAnsi="Cambria" w:cs="Courier New"/>
-          <w:spacing w:val="1"/>
-          <w:sz w:val="22"/>
-          <w:szCs w:val="22"/>
-        </w:rPr>
-        <w:t>data</w:t>
-      </w:r>
-      <w:r>
-        <w:rPr>
-          <w:rFonts w:ascii="Cambria" w:hAnsi="Cambria" w:cs="Courier New"/>
-          <w:spacing w:val="1"/>
-          <w:sz w:val="22"/>
-          <w:szCs w:val="22"/>
-        </w:rPr>
-        <w:t>_</w:t>
-      </w:r>
-      <w:r>
-        <w:rPr>
-          <w:rFonts w:ascii="Cambria" w:hAnsi="Cambria" w:cs="Courier New"/>
-          <w:spacing w:val="1"/>
-          <w:sz w:val="22"/>
-          <w:szCs w:val="22"/>
-        </w:rPr>
-        <w:t>rod</w:t>
-      </w:r>
-      <w:proofErr w:type="spellEnd"/>
-      <w:r>
-        <w:rPr>
-          <w:rFonts w:ascii="Cambria" w:hAnsi="Cambria" w:cs="Courier New"/>
-          <w:spacing w:val="1"/>
-          <w:sz w:val="22"/>
-          <w:szCs w:val="22"/>
-        </w:rPr>
-        <w:t>}}</w:t>
+        <w:t xml:space="preserve">11.11.2011</w:t>
       </w:r>
     </w:p>
     <w:p>
@@ -2708,7 +1512,7 @@
           <w:szCs w:val="21"/>
           <w:shd w:val="clear" w:color="auto" w:fill="FAFAFA"/>
         </w:rPr>
-        <w:t>{{passport}}</w:t>
+        <w:t xml:space="preserve">34634346</w:t>
       </w:r>
     </w:p>
     <w:p>
@@ -2740,31 +1544,7 @@
           <w:szCs w:val="21"/>
           <w:shd w:val="clear" w:color="auto" w:fill="FAFAFA"/>
         </w:rPr>
-        <w:t>{{</w:t>
-      </w:r>
-      <w:proofErr w:type="spellStart"/>
-      <w:r>
-        <w:rPr>
-          <w:rFonts w:ascii="Consolas" w:hAnsi="Consolas"/>
-          <w:color w:val="000000" w:themeColor="text1"/>
-          <w:spacing w:val="-2"/>
-          <w:sz w:val="21"/>
-          <w:szCs w:val="21"/>
-          <w:shd w:val="clear" w:color="auto" w:fill="FAFAFA"/>
-        </w:rPr>
-        <w:t>adres</w:t>
-      </w:r>
-      <w:proofErr w:type="spellEnd"/>
-      <w:r>
-        <w:rPr>
-          <w:rFonts w:ascii="Consolas" w:hAnsi="Consolas"/>
-          <w:color w:val="000000" w:themeColor="text1"/>
-          <w:spacing w:val="-2"/>
-          <w:sz w:val="21"/>
-          <w:szCs w:val="21"/>
-          <w:shd w:val="clear" w:color="auto" w:fill="FAFAFA"/>
-        </w:rPr>
-        <w:t>}}</w:t>
+        <w:t xml:space="preserve">спарвп</w:t>
       </w:r>
     </w:p>
     <w:p>
@@ -2797,31 +1577,7 @@
           <w:szCs w:val="21"/>
           <w:shd w:val="clear" w:color="auto" w:fill="FAFAFA"/>
         </w:rPr>
-        <w:t>{{</w:t>
-      </w:r>
-      <w:proofErr w:type="spellStart"/>
-      <w:r>
-        <w:rPr>
-          <w:rFonts w:ascii="Consolas" w:hAnsi="Consolas"/>
-          <w:color w:val="000000" w:themeColor="text1"/>
-          <w:spacing w:val="-2"/>
-          <w:sz w:val="21"/>
-          <w:szCs w:val="21"/>
-          <w:shd w:val="clear" w:color="auto" w:fill="FAFAFA"/>
-        </w:rPr>
-        <w:t>phone</w:t>
-      </w:r>
-      <w:proofErr w:type="spellEnd"/>
-      <w:r>
-        <w:rPr>
-          <w:rFonts w:ascii="Consolas" w:hAnsi="Consolas"/>
-          <w:color w:val="000000" w:themeColor="text1"/>
-          <w:spacing w:val="-2"/>
-          <w:sz w:val="21"/>
-          <w:szCs w:val="21"/>
-          <w:shd w:val="clear" w:color="auto" w:fill="FAFAFA"/>
-        </w:rPr>
-        <w:t>}}</w:t>
+        <w:t xml:space="preserve">225523523523</w:t>
       </w:r>
     </w:p>
     <w:p>
@@ -3345,7 +2101,7 @@
                 <w:sz w:val="22"/>
                 <w:szCs w:val="22"/>
               </w:rPr>
-              <w:t>{{payment_date_1}}</w:t>
+              <w:t xml:space="preserve">22.10.2025</w:t>
             </w:r>
           </w:p>
         </w:tc>
@@ -3370,16 +2126,7 @@
                 <w:sz w:val="22"/>
                 <w:szCs w:val="22"/>
               </w:rPr>
-              <w:t>{{payment_summa_1</w:t>
-            </w:r>
-            <w:r>
-              <w:rPr>
-                <w:rFonts w:ascii="Cambria" w:hAnsi="Cambria" w:cs="Courier New"/>
-                <w:spacing w:val="1"/>
-                <w:sz w:val="22"/>
-                <w:szCs w:val="22"/>
-              </w:rPr>
-              <w:t>}}</w:t>
+              <w:t xml:space="preserve">30 000</w:t>
             </w:r>
           </w:p>
         </w:tc>
@@ -3448,16 +2195,7 @@
                 <w:sz w:val="22"/>
                 <w:szCs w:val="22"/>
               </w:rPr>
-              <w:t>{{</w:t>
-            </w:r>
-            <w:r>
-              <w:rPr>
-                <w:rFonts w:ascii="Cambria" w:hAnsi="Cambria" w:cs="Courier New"/>
-                <w:spacing w:val="1"/>
-                <w:sz w:val="22"/>
-                <w:szCs w:val="22"/>
-              </w:rPr>
-              <w:t>payment_date_2}}</w:t>
+              <w:t/>
             </w:r>
           </w:p>
         </w:tc>
@@ -3482,16 +2220,7 @@
                 <w:sz w:val="22"/>
                 <w:szCs w:val="22"/>
               </w:rPr>
-              <w:t>{{payment_summa_2</w:t>
-            </w:r>
-            <w:r>
-              <w:rPr>
-                <w:rFonts w:ascii="Cambria" w:hAnsi="Cambria" w:cs="Courier New"/>
-                <w:spacing w:val="1"/>
-                <w:sz w:val="22"/>
-                <w:szCs w:val="22"/>
-              </w:rPr>
-              <w:t>}}</w:t>
+              <w:t/>
             </w:r>
           </w:p>
         </w:tc>
@@ -3560,16 +2289,7 @@
                 <w:sz w:val="22"/>
                 <w:szCs w:val="22"/>
               </w:rPr>
-              <w:t>{{payment_date_3</w:t>
-            </w:r>
-            <w:r>
-              <w:rPr>
-                <w:rFonts w:ascii="Cambria" w:hAnsi="Cambria" w:cs="Courier New"/>
-                <w:spacing w:val="1"/>
-                <w:sz w:val="22"/>
-                <w:szCs w:val="22"/>
-              </w:rPr>
-              <w:t>}}</w:t>
+              <w:t/>
             </w:r>
           </w:p>
         </w:tc>
@@ -3594,16 +2314,7 @@
                 <w:sz w:val="22"/>
                 <w:szCs w:val="22"/>
               </w:rPr>
-              <w:t>{{payment_summa_3</w:t>
-            </w:r>
-            <w:r>
-              <w:rPr>
-                <w:rFonts w:ascii="Cambria" w:hAnsi="Cambria" w:cs="Courier New"/>
-                <w:spacing w:val="1"/>
-                <w:sz w:val="22"/>
-                <w:szCs w:val="22"/>
-              </w:rPr>
-              <w:t>}}</w:t>
+              <w:t/>
             </w:r>
           </w:p>
         </w:tc>
@@ -3672,16 +2383,7 @@
                 <w:sz w:val="22"/>
                 <w:szCs w:val="22"/>
               </w:rPr>
-              <w:t>{{payment_date_4</w:t>
-            </w:r>
-            <w:r>
-              <w:rPr>
-                <w:rFonts w:ascii="Cambria" w:hAnsi="Cambria" w:cs="Courier New"/>
-                <w:spacing w:val="1"/>
-                <w:sz w:val="22"/>
-                <w:szCs w:val="22"/>
-              </w:rPr>
-              <w:t>}}</w:t>
+              <w:t/>
             </w:r>
           </w:p>
         </w:tc>
@@ -3706,16 +2408,7 @@
                 <w:sz w:val="22"/>
                 <w:szCs w:val="22"/>
               </w:rPr>
-              <w:t>{{payment_summa_4</w:t>
-            </w:r>
-            <w:r>
-              <w:rPr>
-                <w:rFonts w:ascii="Cambria" w:hAnsi="Cambria" w:cs="Courier New"/>
-                <w:spacing w:val="1"/>
-                <w:sz w:val="22"/>
-                <w:szCs w:val="22"/>
-              </w:rPr>
-              <w:t>}}</w:t>
+              <w:t/>
             </w:r>
           </w:p>
         </w:tc>
@@ -3784,16 +2477,7 @@
                 <w:sz w:val="22"/>
                 <w:szCs w:val="22"/>
               </w:rPr>
-              <w:t>{{payment_date_5</w:t>
-            </w:r>
-            <w:r>
-              <w:rPr>
-                <w:rFonts w:ascii="Cambria" w:hAnsi="Cambria" w:cs="Courier New"/>
-                <w:spacing w:val="1"/>
-                <w:sz w:val="22"/>
-                <w:szCs w:val="22"/>
-              </w:rPr>
-              <w:t>}}</w:t>
+              <w:t/>
             </w:r>
           </w:p>
         </w:tc>
@@ -3818,16 +2502,7 @@
                 <w:sz w:val="22"/>
                 <w:szCs w:val="22"/>
               </w:rPr>
-              <w:t>{{payment_summa_5</w:t>
-            </w:r>
-            <w:r>
-              <w:rPr>
-                <w:rFonts w:ascii="Cambria" w:hAnsi="Cambria" w:cs="Courier New"/>
-                <w:spacing w:val="1"/>
-                <w:sz w:val="22"/>
-                <w:szCs w:val="22"/>
-              </w:rPr>
-              <w:t>}}</w:t>
+              <w:t/>
             </w:r>
           </w:p>
         </w:tc>
@@ -3896,16 +2571,7 @@
                 <w:sz w:val="22"/>
                 <w:szCs w:val="22"/>
               </w:rPr>
-              <w:t>{{payment_date_6</w:t>
-            </w:r>
-            <w:r>
-              <w:rPr>
-                <w:rFonts w:ascii="Cambria" w:hAnsi="Cambria" w:cs="Courier New"/>
-                <w:spacing w:val="1"/>
-                <w:sz w:val="22"/>
-                <w:szCs w:val="22"/>
-              </w:rPr>
-              <w:t>}}</w:t>
+              <w:t/>
             </w:r>
           </w:p>
         </w:tc>
@@ -3930,16 +2596,7 @@
                 <w:sz w:val="22"/>
                 <w:szCs w:val="22"/>
               </w:rPr>
-              <w:t>{{payment_summa_6</w:t>
-            </w:r>
-            <w:r>
-              <w:rPr>
-                <w:rFonts w:ascii="Cambria" w:hAnsi="Cambria" w:cs="Courier New"/>
-                <w:spacing w:val="1"/>
-                <w:sz w:val="22"/>
-                <w:szCs w:val="22"/>
-              </w:rPr>
-              <w:t>}}</w:t>
+              <w:t/>
             </w:r>
           </w:p>
         </w:tc>
@@ -4008,16 +2665,7 @@
                 <w:sz w:val="22"/>
                 <w:szCs w:val="22"/>
               </w:rPr>
-              <w:t>{{payment_date_7</w:t>
-            </w:r>
-            <w:r>
-              <w:rPr>
-                <w:rFonts w:ascii="Cambria" w:hAnsi="Cambria" w:cs="Courier New"/>
-                <w:spacing w:val="1"/>
-                <w:sz w:val="22"/>
-                <w:szCs w:val="22"/>
-              </w:rPr>
-              <w:t>}}</w:t>
+              <w:t/>
             </w:r>
           </w:p>
         </w:tc>
@@ -4042,16 +2690,7 @@
                 <w:sz w:val="22"/>
                 <w:szCs w:val="22"/>
               </w:rPr>
-              <w:t>{{payment_summa_7</w:t>
-            </w:r>
-            <w:r>
-              <w:rPr>
-                <w:rFonts w:ascii="Cambria" w:hAnsi="Cambria" w:cs="Courier New"/>
-                <w:spacing w:val="1"/>
-                <w:sz w:val="22"/>
-                <w:szCs w:val="22"/>
-              </w:rPr>
-              <w:t>}}</w:t>
+              <w:t/>
             </w:r>
           </w:p>
         </w:tc>
@@ -4120,16 +2759,7 @@
                 <w:sz w:val="22"/>
                 <w:szCs w:val="22"/>
               </w:rPr>
-              <w:t>{{payment_date_8</w:t>
-            </w:r>
-            <w:r>
-              <w:rPr>
-                <w:rFonts w:ascii="Cambria" w:hAnsi="Cambria" w:cs="Courier New"/>
-                <w:spacing w:val="1"/>
-                <w:sz w:val="22"/>
-                <w:szCs w:val="22"/>
-              </w:rPr>
-              <w:t>}}</w:t>
+              <w:t/>
             </w:r>
           </w:p>
         </w:tc>
@@ -4154,16 +2784,7 @@
                 <w:sz w:val="22"/>
                 <w:szCs w:val="22"/>
               </w:rPr>
-              <w:t>{{payment_summa_8</w:t>
-            </w:r>
-            <w:r>
-              <w:rPr>
-                <w:rFonts w:ascii="Cambria" w:hAnsi="Cambria" w:cs="Courier New"/>
-                <w:spacing w:val="1"/>
-                <w:sz w:val="22"/>
-                <w:szCs w:val="22"/>
-              </w:rPr>
-              <w:t>}}</w:t>
+              <w:t/>
             </w:r>
           </w:p>
         </w:tc>
@@ -4232,16 +2853,7 @@
                 <w:sz w:val="22"/>
                 <w:szCs w:val="22"/>
               </w:rPr>
-              <w:t>{{payment_date_9</w:t>
-            </w:r>
-            <w:r>
-              <w:rPr>
-                <w:rFonts w:ascii="Cambria" w:hAnsi="Cambria" w:cs="Courier New"/>
-                <w:spacing w:val="1"/>
-                <w:sz w:val="22"/>
-                <w:szCs w:val="22"/>
-              </w:rPr>
-              <w:t>}}</w:t>
+              <w:t/>
             </w:r>
           </w:p>
         </w:tc>
@@ -4266,16 +2878,7 @@
                 <w:sz w:val="22"/>
                 <w:szCs w:val="22"/>
               </w:rPr>
-              <w:t>{{payment_summa_9</w:t>
-            </w:r>
-            <w:r>
-              <w:rPr>
-                <w:rFonts w:ascii="Cambria" w:hAnsi="Cambria" w:cs="Courier New"/>
-                <w:spacing w:val="1"/>
-                <w:sz w:val="22"/>
-                <w:szCs w:val="22"/>
-              </w:rPr>
-              <w:t>}}</w:t>
+              <w:t/>
             </w:r>
           </w:p>
         </w:tc>
@@ -4344,16 +2947,7 @@
                 <w:sz w:val="22"/>
                 <w:szCs w:val="22"/>
               </w:rPr>
-              <w:t>{{payment_date_10</w:t>
-            </w:r>
-            <w:r>
-              <w:rPr>
-                <w:rFonts w:ascii="Cambria" w:hAnsi="Cambria" w:cs="Courier New"/>
-                <w:spacing w:val="1"/>
-                <w:sz w:val="22"/>
-                <w:szCs w:val="22"/>
-              </w:rPr>
-              <w:t>}}</w:t>
+              <w:t/>
             </w:r>
           </w:p>
         </w:tc>
@@ -4378,16 +2972,7 @@
                 <w:sz w:val="22"/>
                 <w:szCs w:val="22"/>
               </w:rPr>
-              <w:t>{{payment_summa_10</w:t>
-            </w:r>
-            <w:r>
-              <w:rPr>
-                <w:rFonts w:ascii="Cambria" w:hAnsi="Cambria" w:cs="Courier New"/>
-                <w:spacing w:val="1"/>
-                <w:sz w:val="22"/>
-                <w:szCs w:val="22"/>
-              </w:rPr>
-              <w:t>}}</w:t>
+              <w:t/>
             </w:r>
           </w:p>
         </w:tc>
@@ -4456,16 +3041,7 @@
                 <w:sz w:val="22"/>
                 <w:szCs w:val="22"/>
               </w:rPr>
-              <w:t>{{payment_date_11</w:t>
-            </w:r>
-            <w:r>
-              <w:rPr>
-                <w:rFonts w:ascii="Cambria" w:hAnsi="Cambria" w:cs="Courier New"/>
-                <w:spacing w:val="1"/>
-                <w:sz w:val="22"/>
-                <w:szCs w:val="22"/>
-              </w:rPr>
-              <w:t>}}</w:t>
+              <w:t/>
             </w:r>
           </w:p>
         </w:tc>
@@ -4490,16 +3066,7 @@
                 <w:sz w:val="22"/>
                 <w:szCs w:val="22"/>
               </w:rPr>
-              <w:t>{{payment_summa_11</w:t>
-            </w:r>
-            <w:r>
-              <w:rPr>
-                <w:rFonts w:ascii="Cambria" w:hAnsi="Cambria" w:cs="Courier New"/>
-                <w:spacing w:val="1"/>
-                <w:sz w:val="22"/>
-                <w:szCs w:val="22"/>
-              </w:rPr>
-              <w:t>}}</w:t>
+              <w:t/>
             </w:r>
           </w:p>
         </w:tc>
@@ -4568,16 +3135,7 @@
                 <w:sz w:val="22"/>
                 <w:szCs w:val="22"/>
               </w:rPr>
-              <w:t>{{payment_date_12</w:t>
-            </w:r>
-            <w:r>
-              <w:rPr>
-                <w:rFonts w:ascii="Cambria" w:hAnsi="Cambria" w:cs="Courier New"/>
-                <w:spacing w:val="1"/>
-                <w:sz w:val="22"/>
-                <w:szCs w:val="22"/>
-              </w:rPr>
-              <w:t>}}</w:t>
+              <w:t/>
             </w:r>
           </w:p>
         </w:tc>
@@ -4602,16 +3160,7 @@
                 <w:sz w:val="22"/>
                 <w:szCs w:val="22"/>
               </w:rPr>
-              <w:t>{{payment_summa_12</w:t>
-            </w:r>
-            <w:r>
-              <w:rPr>
-                <w:rFonts w:ascii="Cambria" w:hAnsi="Cambria" w:cs="Courier New"/>
-                <w:spacing w:val="1"/>
-                <w:sz w:val="22"/>
-                <w:szCs w:val="22"/>
-              </w:rPr>
-              <w:t>}}</w:t>
+              <w:t/>
             </w:r>
           </w:p>
         </w:tc>
@@ -4680,16 +3229,7 @@
                 <w:sz w:val="22"/>
                 <w:szCs w:val="22"/>
               </w:rPr>
-              <w:t>{{payment_date_13</w:t>
-            </w:r>
-            <w:r>
-              <w:rPr>
-                <w:rFonts w:ascii="Cambria" w:hAnsi="Cambria" w:cs="Courier New"/>
-                <w:spacing w:val="1"/>
-                <w:sz w:val="22"/>
-                <w:szCs w:val="22"/>
-              </w:rPr>
-              <w:t>}}</w:t>
+              <w:t/>
             </w:r>
           </w:p>
         </w:tc>
@@ -4714,16 +3254,7 @@
                 <w:sz w:val="22"/>
                 <w:szCs w:val="22"/>
               </w:rPr>
-              <w:t>{{payment_summa_13</w:t>
-            </w:r>
-            <w:r>
-              <w:rPr>
-                <w:rFonts w:ascii="Cambria" w:hAnsi="Cambria" w:cs="Courier New"/>
-                <w:spacing w:val="1"/>
-                <w:sz w:val="22"/>
-                <w:szCs w:val="22"/>
-              </w:rPr>
-              <w:t>}}</w:t>
+              <w:t/>
             </w:r>
           </w:p>
         </w:tc>
@@ -4792,16 +3323,7 @@
                 <w:sz w:val="22"/>
                 <w:szCs w:val="22"/>
               </w:rPr>
-              <w:t>{{payment_date_14</w:t>
-            </w:r>
-            <w:r>
-              <w:rPr>
-                <w:rFonts w:ascii="Cambria" w:hAnsi="Cambria" w:cs="Courier New"/>
-                <w:spacing w:val="1"/>
-                <w:sz w:val="22"/>
-                <w:szCs w:val="22"/>
-              </w:rPr>
-              <w:t>}}</w:t>
+              <w:t/>
             </w:r>
           </w:p>
         </w:tc>
@@ -4826,16 +3348,7 @@
                 <w:sz w:val="22"/>
                 <w:szCs w:val="22"/>
               </w:rPr>
-              <w:t>{{payment_summa_14</w:t>
-            </w:r>
-            <w:r>
-              <w:rPr>
-                <w:rFonts w:ascii="Cambria" w:hAnsi="Cambria" w:cs="Courier New"/>
-                <w:spacing w:val="1"/>
-                <w:sz w:val="22"/>
-                <w:szCs w:val="22"/>
-              </w:rPr>
-              <w:t>}}</w:t>
+              <w:t/>
             </w:r>
           </w:p>
         </w:tc>
@@ -4904,16 +3417,7 @@
                 <w:sz w:val="22"/>
                 <w:szCs w:val="22"/>
               </w:rPr>
-              <w:t>{{payment_date_15</w:t>
-            </w:r>
-            <w:r>
-              <w:rPr>
-                <w:rFonts w:ascii="Cambria" w:hAnsi="Cambria" w:cs="Courier New"/>
-                <w:spacing w:val="1"/>
-                <w:sz w:val="22"/>
-                <w:szCs w:val="22"/>
-              </w:rPr>
-              <w:t>}}</w:t>
+              <w:t/>
             </w:r>
           </w:p>
         </w:tc>
@@ -4938,16 +3442,7 @@
                 <w:sz w:val="22"/>
                 <w:szCs w:val="22"/>
               </w:rPr>
-              <w:t>{{payment_summa_15</w:t>
-            </w:r>
-            <w:r>
-              <w:rPr>
-                <w:rFonts w:ascii="Cambria" w:hAnsi="Cambria" w:cs="Courier New"/>
-                <w:spacing w:val="1"/>
-                <w:sz w:val="22"/>
-                <w:szCs w:val="22"/>
-              </w:rPr>
-              <w:t>}}</w:t>
+              <w:t/>
             </w:r>
           </w:p>
         </w:tc>
@@ -5016,16 +3511,7 @@
                 <w:sz w:val="22"/>
                 <w:szCs w:val="22"/>
               </w:rPr>
-              <w:t>{{payment_date_16</w:t>
-            </w:r>
-            <w:r>
-              <w:rPr>
-                <w:rFonts w:ascii="Cambria" w:hAnsi="Cambria" w:cs="Courier New"/>
-                <w:spacing w:val="1"/>
-                <w:sz w:val="22"/>
-                <w:szCs w:val="22"/>
-              </w:rPr>
-              <w:t>}}</w:t>
+              <w:t/>
             </w:r>
           </w:p>
         </w:tc>
@@ -5050,16 +3536,7 @@
                 <w:sz w:val="22"/>
                 <w:szCs w:val="22"/>
               </w:rPr>
-              <w:t>{{payment_summa_16</w:t>
-            </w:r>
-            <w:r>
-              <w:rPr>
-                <w:rFonts w:ascii="Cambria" w:hAnsi="Cambria" w:cs="Courier New"/>
-                <w:spacing w:val="1"/>
-                <w:sz w:val="22"/>
-                <w:szCs w:val="22"/>
-              </w:rPr>
-              <w:t>}}</w:t>
+              <w:t/>
             </w:r>
           </w:p>
         </w:tc>
@@ -5128,16 +3605,7 @@
                 <w:sz w:val="22"/>
                 <w:szCs w:val="22"/>
               </w:rPr>
-              <w:t>{{payment_date_17</w:t>
-            </w:r>
-            <w:r>
-              <w:rPr>
-                <w:rFonts w:ascii="Cambria" w:hAnsi="Cambria" w:cs="Courier New"/>
-                <w:spacing w:val="1"/>
-                <w:sz w:val="22"/>
-                <w:szCs w:val="22"/>
-              </w:rPr>
-              <w:t>}}</w:t>
+              <w:t/>
             </w:r>
           </w:p>
         </w:tc>
@@ -5162,16 +3630,7 @@
                 <w:sz w:val="22"/>
                 <w:szCs w:val="22"/>
               </w:rPr>
-              <w:t>{{payment_summa_17</w:t>
-            </w:r>
-            <w:r>
-              <w:rPr>
-                <w:rFonts w:ascii="Cambria" w:hAnsi="Cambria" w:cs="Courier New"/>
-                <w:spacing w:val="1"/>
-                <w:sz w:val="22"/>
-                <w:szCs w:val="22"/>
-              </w:rPr>
-              <w:t>}}</w:t>
+              <w:t/>
             </w:r>
           </w:p>
         </w:tc>
@@ -5240,16 +3699,7 @@
                 <w:sz w:val="22"/>
                 <w:szCs w:val="22"/>
               </w:rPr>
-              <w:t>{{payment_date_18</w:t>
-            </w:r>
-            <w:r>
-              <w:rPr>
-                <w:rFonts w:ascii="Cambria" w:hAnsi="Cambria" w:cs="Courier New"/>
-                <w:spacing w:val="1"/>
-                <w:sz w:val="22"/>
-                <w:szCs w:val="22"/>
-              </w:rPr>
-              <w:t>}}</w:t>
+              <w:t/>
             </w:r>
           </w:p>
         </w:tc>
@@ -5274,16 +3724,7 @@
                 <w:sz w:val="22"/>
                 <w:szCs w:val="22"/>
               </w:rPr>
-              <w:t>{{payment_summa_18</w:t>
-            </w:r>
-            <w:r>
-              <w:rPr>
-                <w:rFonts w:ascii="Cambria" w:hAnsi="Cambria" w:cs="Courier New"/>
-                <w:spacing w:val="1"/>
-                <w:sz w:val="22"/>
-                <w:szCs w:val="22"/>
-              </w:rPr>
-              <w:t>}}</w:t>
+              <w:t/>
             </w:r>
           </w:p>
         </w:tc>
@@ -5352,16 +3793,7 @@
                 <w:sz w:val="22"/>
                 <w:szCs w:val="22"/>
               </w:rPr>
-              <w:t>{{payment_date_19</w:t>
-            </w:r>
-            <w:r>
-              <w:rPr>
-                <w:rFonts w:ascii="Cambria" w:hAnsi="Cambria" w:cs="Courier New"/>
-                <w:spacing w:val="1"/>
-                <w:sz w:val="22"/>
-                <w:szCs w:val="22"/>
-              </w:rPr>
-              <w:t>}}</w:t>
+              <w:t/>
             </w:r>
           </w:p>
         </w:tc>
@@ -5386,16 +3818,7 @@
                 <w:sz w:val="22"/>
                 <w:szCs w:val="22"/>
               </w:rPr>
-              <w:t>{{payment_summa_19</w:t>
-            </w:r>
-            <w:r>
-              <w:rPr>
-                <w:rFonts w:ascii="Cambria" w:hAnsi="Cambria" w:cs="Courier New"/>
-                <w:spacing w:val="1"/>
-                <w:sz w:val="22"/>
-                <w:szCs w:val="22"/>
-              </w:rPr>
-              <w:t>}}</w:t>
+              <w:t/>
             </w:r>
           </w:p>
         </w:tc>
@@ -5464,16 +3887,7 @@
                 <w:sz w:val="22"/>
                 <w:szCs w:val="22"/>
               </w:rPr>
-              <w:t>{{payment_date_20</w:t>
-            </w:r>
-            <w:r>
-              <w:rPr>
-                <w:rFonts w:ascii="Cambria" w:hAnsi="Cambria" w:cs="Courier New"/>
-                <w:spacing w:val="1"/>
-                <w:sz w:val="22"/>
-                <w:szCs w:val="22"/>
-              </w:rPr>
-              <w:t>}}</w:t>
+              <w:t/>
             </w:r>
           </w:p>
         </w:tc>
@@ -5498,16 +3912,7 @@
                 <w:sz w:val="22"/>
                 <w:szCs w:val="22"/>
               </w:rPr>
-              <w:t>{{payment_summa_20</w:t>
-            </w:r>
-            <w:r>
-              <w:rPr>
-                <w:rFonts w:ascii="Cambria" w:hAnsi="Cambria" w:cs="Courier New"/>
-                <w:spacing w:val="1"/>
-                <w:sz w:val="22"/>
-                <w:szCs w:val="22"/>
-              </w:rPr>
-              <w:t>}}</w:t>
+              <w:t/>
             </w:r>
           </w:p>
         </w:tc>
@@ -5577,16 +3982,7 @@
                 <w:sz w:val="22"/>
                 <w:szCs w:val="22"/>
               </w:rPr>
-              <w:t>{{</w:t>
-            </w:r>
-            <w:r>
-              <w:rPr>
-                <w:rFonts w:ascii="Cambria" w:hAnsi="Cambria" w:cs="Courier New"/>
-                <w:spacing w:val="1"/>
-                <w:sz w:val="22"/>
-                <w:szCs w:val="22"/>
-              </w:rPr>
-              <w:t>payment_date_21}}</w:t>
+              <w:t/>
             </w:r>
           </w:p>
         </w:tc>
@@ -5612,16 +4008,7 @@
                 <w:sz w:val="22"/>
                 <w:szCs w:val="22"/>
               </w:rPr>
-              <w:t>{{</w:t>
-            </w:r>
-            <w:r>
-              <w:rPr>
-                <w:rFonts w:ascii="Cambria" w:hAnsi="Cambria" w:cs="Courier New"/>
-                <w:spacing w:val="1"/>
-                <w:sz w:val="22"/>
-                <w:szCs w:val="22"/>
-              </w:rPr>
-              <w:t>payment_summa_21}}</w:t>
+              <w:t/>
             </w:r>
           </w:p>
         </w:tc>
@@ -5691,16 +4078,7 @@
                 <w:sz w:val="22"/>
                 <w:szCs w:val="22"/>
               </w:rPr>
-              <w:t>{{</w:t>
-            </w:r>
-            <w:r>
-              <w:rPr>
-                <w:rFonts w:ascii="Cambria" w:hAnsi="Cambria" w:cs="Courier New"/>
-                <w:spacing w:val="1"/>
-                <w:sz w:val="22"/>
-                <w:szCs w:val="22"/>
-              </w:rPr>
-              <w:t>payment_date_22}}</w:t>
+              <w:t/>
             </w:r>
           </w:p>
         </w:tc>
@@ -5726,16 +4104,7 @@
                 <w:sz w:val="22"/>
                 <w:szCs w:val="22"/>
               </w:rPr>
-              <w:t>{{</w:t>
-            </w:r>
-            <w:r>
-              <w:rPr>
-                <w:rFonts w:ascii="Cambria" w:hAnsi="Cambria" w:cs="Courier New"/>
-                <w:spacing w:val="1"/>
-                <w:sz w:val="22"/>
-                <w:szCs w:val="22"/>
-              </w:rPr>
-              <w:t>payment_summa_22}}</w:t>
+              <w:t/>
             </w:r>
           </w:p>
         </w:tc>
@@ -5805,16 +4174,7 @@
                 <w:sz w:val="22"/>
                 <w:szCs w:val="22"/>
               </w:rPr>
-              <w:t>{{</w:t>
-            </w:r>
-            <w:r>
-              <w:rPr>
-                <w:rFonts w:ascii="Cambria" w:hAnsi="Cambria" w:cs="Courier New"/>
-                <w:spacing w:val="1"/>
-                <w:sz w:val="22"/>
-                <w:szCs w:val="22"/>
-              </w:rPr>
-              <w:t>payment_date_23}}</w:t>
+              <w:t/>
             </w:r>
           </w:p>
         </w:tc>
@@ -5840,16 +4200,7 @@
                 <w:sz w:val="22"/>
                 <w:szCs w:val="22"/>
               </w:rPr>
-              <w:t>{{</w:t>
-            </w:r>
-            <w:r>
-              <w:rPr>
-                <w:rFonts w:ascii="Cambria" w:hAnsi="Cambria" w:cs="Courier New"/>
-                <w:spacing w:val="1"/>
-                <w:sz w:val="22"/>
-                <w:szCs w:val="22"/>
-              </w:rPr>
-              <w:t>payment_summa_23}}</w:t>
+              <w:t/>
             </w:r>
           </w:p>
         </w:tc>
@@ -5919,16 +4270,7 @@
                 <w:sz w:val="22"/>
                 <w:szCs w:val="22"/>
               </w:rPr>
-              <w:t>{{</w:t>
-            </w:r>
-            <w:r>
-              <w:rPr>
-                <w:rFonts w:ascii="Cambria" w:hAnsi="Cambria" w:cs="Courier New"/>
-                <w:spacing w:val="1"/>
-                <w:sz w:val="22"/>
-                <w:szCs w:val="22"/>
-              </w:rPr>
-              <w:t>payment_date_24}}</w:t>
+              <w:t/>
             </w:r>
           </w:p>
         </w:tc>
@@ -5954,16 +4296,7 @@
                 <w:sz w:val="22"/>
                 <w:szCs w:val="22"/>
               </w:rPr>
-              <w:t>{{</w:t>
-            </w:r>
-            <w:r>
-              <w:rPr>
-                <w:rFonts w:ascii="Cambria" w:hAnsi="Cambria" w:cs="Courier New"/>
-                <w:spacing w:val="1"/>
-                <w:sz w:val="22"/>
-                <w:szCs w:val="22"/>
-              </w:rPr>
-              <w:t>payment_summa_24}}</w:t>
+              <w:t/>
             </w:r>
           </w:p>
         </w:tc>

--- a/public/Dogovor_OBSHAYA_ShABLON.docx
+++ b/public/Dogovor_OBSHAYA_ShABLON.docx
@@ -1,6 +1,6 @@
 
 <file path=word/document.xml><?xml version="1.0" encoding="utf-8"?>
-<w:document xmlns:ve="http://schemas.openxmlformats.org/markup-compatibility/2006" xmlns:o="urn:schemas-microsoft-com:office:office" xmlns:r="http://schemas.openxmlformats.org/officeDocument/2006/relationships" xmlns:m="http://schemas.openxmlformats.org/officeDocument/2006/math" xmlns:v="urn:schemas-microsoft-com:vml" xmlns:wp="http://schemas.openxmlformats.org/drawingml/2006/wordprocessingDrawing" xmlns:w10="urn:schemas-microsoft-com:office:word" xmlns:w="http://schemas.openxmlformats.org/wordprocessingml/2006/main" xmlns:wne="http://schemas.microsoft.com/office/word/2006/wordml">
+<w:document xmlns:wpc="http://schemas.microsoft.com/office/word/2010/wordprocessingCanvas" xmlns:cx="http://schemas.microsoft.com/office/drawing/2014/chartex" xmlns:cx1="http://schemas.microsoft.com/office/drawing/2015/9/8/chartex" xmlns:cx2="http://schemas.microsoft.com/office/drawing/2015/10/21/chartex" xmlns:cx3="http://schemas.microsoft.com/office/drawing/2016/5/9/chartex" xmlns:cx4="http://schemas.microsoft.com/office/drawing/2016/5/10/chartex" xmlns:cx5="http://schemas.microsoft.com/office/drawing/2016/5/11/chartex" xmlns:cx6="http://schemas.microsoft.com/office/drawing/2016/5/12/chartex" xmlns:cx7="http://schemas.microsoft.com/office/drawing/2016/5/13/chartex" xmlns:cx8="http://schemas.microsoft.com/office/drawing/2016/5/14/chartex" xmlns:mc="http://schemas.openxmlformats.org/markup-compatibility/2006" xmlns:aink="http://schemas.microsoft.com/office/drawing/2016/ink" xmlns:am3d="http://schemas.microsoft.com/office/drawing/2017/model3d" xmlns:o="urn:schemas-microsoft-com:office:office" xmlns:r="http://schemas.openxmlformats.org/officeDocument/2006/relationships" xmlns:m="http://schemas.openxmlformats.org/officeDocument/2006/math" xmlns:v="urn:schemas-microsoft-com:vml" xmlns:wp14="http://schemas.microsoft.com/office/word/2010/wordprocessingDrawing" xmlns:wp="http://schemas.openxmlformats.org/drawingml/2006/wordprocessingDrawing" xmlns:w10="urn:schemas-microsoft-com:office:word" xmlns:w="http://schemas.openxmlformats.org/wordprocessingml/2006/main" xmlns:w14="http://schemas.microsoft.com/office/word/2010/wordml" xmlns:w15="http://schemas.microsoft.com/office/word/2012/wordml" xmlns:w16cex="http://schemas.microsoft.com/office/word/2018/wordml/cex" xmlns:w16cid="http://schemas.microsoft.com/office/word/2016/wordml/cid" xmlns:w16="http://schemas.microsoft.com/office/word/2018/wordml" xmlns:w16se="http://schemas.microsoft.com/office/word/2015/wordml/symex" xmlns:wpg="http://schemas.microsoft.com/office/word/2010/wordprocessingGroup" xmlns:wpi="http://schemas.microsoft.com/office/word/2010/wordprocessingInk" xmlns:wne="http://schemas.microsoft.com/office/word/2006/wordml" xmlns:wps="http://schemas.microsoft.com/office/word/2010/wordprocessingShape" mc:Ignorable="w14 w15 w16se w16cid w16 w16cex wp14">
   <w:body>
     <w:p>
       <w:pPr>
@@ -20,18 +20,18 @@
           <w:szCs w:val="22"/>
         </w:rPr>
         <w:drawing>
-          <wp:anchor distT="0" distB="0" distL="114300" distR="114300" simplePos="0" relativeHeight="251656192" behindDoc="0" locked="0" layoutInCell="1" allowOverlap="1">
+          <wp:anchor distT="0" distB="0" distL="114300" distR="114300" simplePos="0" relativeHeight="251658240" behindDoc="1" locked="0" layoutInCell="1" allowOverlap="1" wp14:anchorId="0CD8DF02" wp14:editId="6333433B">
             <wp:simplePos x="0" y="0"/>
-            <wp:positionH relativeFrom="margin">
-              <wp:posOffset>4710430</wp:posOffset>
+            <wp:positionH relativeFrom="column">
+              <wp:posOffset>4726940</wp:posOffset>
             </wp:positionH>
             <wp:positionV relativeFrom="paragraph">
-              <wp:posOffset>-141605</wp:posOffset>
+              <wp:posOffset>-17145</wp:posOffset>
             </wp:positionV>
-            <wp:extent cx="1762125" cy="1762125"/>
-            <wp:effectExtent l="0" t="0" r="9525" b="9525"/>
+            <wp:extent cx="1755775" cy="1762125"/>
+            <wp:effectExtent l="0" t="0" r="0" b="0"/>
             <wp:wrapNone/>
-            <wp:docPr id="1" name="Рисунок 1"/>
+            <wp:docPr id="3" name="Рисунок 3"/>
             <wp:cNvGraphicFramePr>
               <a:graphicFrameLocks xmlns:a="http://schemas.openxmlformats.org/drawingml/2006/main" noChangeAspect="1"/>
             </wp:cNvGraphicFramePr>
@@ -39,31 +39,33 @@
               <a:graphicData uri="http://schemas.openxmlformats.org/drawingml/2006/picture">
                 <pic:pic xmlns:pic="http://schemas.openxmlformats.org/drawingml/2006/picture">
                   <pic:nvPicPr>
-                    <pic:cNvPr id="1" name="Рисунок 1"/>
+                    <pic:cNvPr id="0" name="Picture 2"/>
                     <pic:cNvPicPr>
-                      <a:picLocks noChangeAspect="1"/>
+                      <a:picLocks noChangeAspect="1" noChangeArrowheads="1"/>
                     </pic:cNvPicPr>
                   </pic:nvPicPr>
                   <pic:blipFill>
-                    <a:blip r:embed="rId8" cstate="print">
+                    <a:blip r:embed="rId8">
                       <a:extLst>
                         <a:ext uri="{28A0092B-C50C-407E-A947-70E740481C1C}">
-                          <a14:useLocalDpi xmlns="" xmlns:wpc="http://schemas.microsoft.com/office/word/2010/wordprocessingCanvas" xmlns:cx="http://schemas.microsoft.com/office/drawing/2014/chartex" xmlns:cx1="http://schemas.microsoft.com/office/drawing/2015/9/8/chartex" xmlns:cx2="http://schemas.microsoft.com/office/drawing/2015/10/21/chartex" xmlns:cx3="http://schemas.microsoft.com/office/drawing/2016/5/9/chartex" xmlns:cx4="http://schemas.microsoft.com/office/drawing/2016/5/10/chartex" xmlns:cx5="http://schemas.microsoft.com/office/drawing/2016/5/11/chartex" xmlns:cx6="http://schemas.microsoft.com/office/drawing/2016/5/12/chartex" xmlns:cx7="http://schemas.microsoft.com/office/drawing/2016/5/13/chartex" xmlns:cx8="http://schemas.microsoft.com/office/drawing/2016/5/14/chartex" xmlns:mc="http://schemas.openxmlformats.org/markup-compatibility/2006" xmlns:aink="http://schemas.microsoft.com/office/drawing/2016/ink" xmlns:am3d="http://schemas.microsoft.com/office/drawing/2017/model3d" xmlns:o="urn:schemas-microsoft-com:office:office" xmlns:v="urn:schemas-microsoft-com:vml" xmlns:wp14="http://schemas.microsoft.com/office/word/2010/wordprocessingDrawing" xmlns:w10="urn:schemas-microsoft-com:office:word" xmlns:w="http://schemas.openxmlformats.org/wordprocessingml/2006/main" xmlns:w14="http://schemas.microsoft.com/office/word/2010/wordml" xmlns:w15="http://schemas.microsoft.com/office/word/2012/wordml" xmlns:w16cid="http://schemas.microsoft.com/office/word/2016/wordml/cid" xmlns:w16se="http://schemas.microsoft.com/office/word/2015/wordml/symex" xmlns:wpg="http://schemas.microsoft.com/office/word/2010/wordprocessingGroup" xmlns:wpi="http://schemas.microsoft.com/office/word/2010/wordprocessingInk" xmlns:wps="http://schemas.microsoft.com/office/word/2010/wordprocessingShape" xmlns:a14="http://schemas.microsoft.com/office/drawing/2010/main" val="0"/>
+                          <a14:useLocalDpi xmlns:a14="http://schemas.microsoft.com/office/drawing/2010/main" val="0"/>
                         </a:ext>
                       </a:extLst>
                     </a:blip>
+                    <a:srcRect/>
                     <a:stretch>
                       <a:fillRect/>
                     </a:stretch>
                   </pic:blipFill>
-                  <pic:spPr>
+                  <pic:spPr bwMode="auto">
                     <a:xfrm>
                       <a:off x="0" y="0"/>
-                      <a:ext cx="1762125" cy="1762125"/>
+                      <a:ext cx="1755775" cy="1762125"/>
                     </a:xfrm>
                     <a:prstGeom prst="rect">
                       <a:avLst/>
                     </a:prstGeom>
+                    <a:noFill/>
                   </pic:spPr>
                 </pic:pic>
               </a:graphicData>
@@ -80,7 +82,7 @@
           <w:szCs w:val="22"/>
         </w:rPr>
         <w:drawing>
-          <wp:anchor distT="0" distB="0" distL="114300" distR="114300" simplePos="0" relativeHeight="251660288" behindDoc="0" locked="0" layoutInCell="1" allowOverlap="1">
+          <wp:anchor distT="0" distB="0" distL="114300" distR="114300" simplePos="0" relativeHeight="251657216" behindDoc="0" locked="0" layoutInCell="1" allowOverlap="1" wp14:anchorId="4BF0FE6B" wp14:editId="062247E6">
             <wp:simplePos x="0" y="0"/>
             <wp:positionH relativeFrom="margin">
               <wp:posOffset>5715</wp:posOffset>
@@ -108,7 +110,7 @@
                     <a:blip r:embed="rId9" cstate="print">
                       <a:extLst>
                         <a:ext uri="{28A0092B-C50C-407E-A947-70E740481C1C}">
-                          <a14:useLocalDpi xmlns="" xmlns:wpc="http://schemas.microsoft.com/office/word/2010/wordprocessingCanvas" xmlns:cx="http://schemas.microsoft.com/office/drawing/2014/chartex" xmlns:cx1="http://schemas.microsoft.com/office/drawing/2015/9/8/chartex" xmlns:cx2="http://schemas.microsoft.com/office/drawing/2015/10/21/chartex" xmlns:cx3="http://schemas.microsoft.com/office/drawing/2016/5/9/chartex" xmlns:cx4="http://schemas.microsoft.com/office/drawing/2016/5/10/chartex" xmlns:cx5="http://schemas.microsoft.com/office/drawing/2016/5/11/chartex" xmlns:cx6="http://schemas.microsoft.com/office/drawing/2016/5/12/chartex" xmlns:cx7="http://schemas.microsoft.com/office/drawing/2016/5/13/chartex" xmlns:cx8="http://schemas.microsoft.com/office/drawing/2016/5/14/chartex" xmlns:mc="http://schemas.openxmlformats.org/markup-compatibility/2006" xmlns:aink="http://schemas.microsoft.com/office/drawing/2016/ink" xmlns:am3d="http://schemas.microsoft.com/office/drawing/2017/model3d" xmlns:o="urn:schemas-microsoft-com:office:office" xmlns:v="urn:schemas-microsoft-com:vml" xmlns:wp14="http://schemas.microsoft.com/office/word/2010/wordprocessingDrawing" xmlns:w10="urn:schemas-microsoft-com:office:word" xmlns:w="http://schemas.openxmlformats.org/wordprocessingml/2006/main" xmlns:w14="http://schemas.microsoft.com/office/word/2010/wordml" xmlns:w15="http://schemas.microsoft.com/office/word/2012/wordml" xmlns:w16cid="http://schemas.microsoft.com/office/word/2016/wordml/cid" xmlns:w16se="http://schemas.microsoft.com/office/word/2015/wordml/symex" xmlns:wpg="http://schemas.microsoft.com/office/word/2010/wordprocessingGroup" xmlns:wpi="http://schemas.microsoft.com/office/word/2010/wordprocessingInk" xmlns:wps="http://schemas.microsoft.com/office/word/2010/wordprocessingShape" xmlns:a14="http://schemas.microsoft.com/office/drawing/2010/main" val="0"/>
+                          <a14:useLocalDpi xmlns:a14="http://schemas.microsoft.com/office/drawing/2010/main" val="0"/>
                         </a:ext>
                       </a:extLst>
                     </a:blip>
@@ -509,7 +511,7 @@
     </w:p>
     <w:p>
       <w:pPr>
-        <w:ind w:firstLineChars="345" w:firstLine="718"/>
+        <w:ind w:firstLineChars="345" w:firstLine="762"/>
         <w:jc w:val="both"/>
         <w:rPr>
           <w:rFonts w:ascii="Cambria" w:hAnsi="Cambria"/>
@@ -518,41 +520,34 @@
         </w:rPr>
       </w:pPr>
       <w:bookmarkStart w:id="0" w:name="_Hlk178259986"/>
-      <w:proofErr w:type="gramStart"/>
       <w:r>
         <w:rPr>
-          <w:rFonts w:ascii="Consolas" w:hAnsi="Consolas"/>
-          <w:color w:val="000000" w:themeColor="text1"/>
-          <w:spacing w:val="-2"/>
-          <w:sz w:val="21"/>
-          <w:szCs w:val="21"/>
-          <w:shd w:val="clear" w:color="auto" w:fill="FAFAFA"/>
-        </w:rPr>
-        <w:t>{{</w:t>
+          <w:rFonts w:ascii="Cambria" w:hAnsi="Cambria" w:cs="Courier New"/>
+          <w:spacing w:val="1"/>
+          <w:sz w:val="22"/>
+          <w:szCs w:val="22"/>
+        </w:rPr>
+        <w:t xml:space="preserve">{{ </w:t>
       </w:r>
       <w:proofErr w:type="spellStart"/>
       <w:r>
         <w:rPr>
-          <w:rFonts w:ascii="Consolas" w:hAnsi="Consolas"/>
-          <w:color w:val="000000" w:themeColor="text1"/>
-          <w:spacing w:val="-2"/>
-          <w:sz w:val="21"/>
-          <w:szCs w:val="21"/>
-          <w:shd w:val="clear" w:color="auto" w:fill="FAFAFA"/>
+          <w:rFonts w:ascii="Cambria" w:hAnsi="Cambria" w:cs="Courier New"/>
+          <w:spacing w:val="1"/>
+          <w:sz w:val="22"/>
+          <w:szCs w:val="22"/>
         </w:rPr>
         <w:t>fio</w:t>
       </w:r>
       <w:proofErr w:type="spellEnd"/>
       <w:r>
         <w:rPr>
-          <w:rFonts w:ascii="Consolas" w:hAnsi="Consolas"/>
-          <w:color w:val="000000" w:themeColor="text1"/>
-          <w:spacing w:val="-2"/>
-          <w:sz w:val="21"/>
-          <w:szCs w:val="21"/>
-          <w:shd w:val="clear" w:color="auto" w:fill="FAFAFA"/>
-        </w:rPr>
-        <w:t>}}</w:t>
+          <w:rFonts w:ascii="Cambria" w:hAnsi="Cambria" w:cs="Courier New"/>
+          <w:spacing w:val="1"/>
+          <w:sz w:val="22"/>
+          <w:szCs w:val="22"/>
+        </w:rPr>
+        <w:t xml:space="preserve"> }}</w:t>
       </w:r>
       <w:r>
         <w:rPr>
@@ -560,52 +555,45 @@
           <w:sz w:val="22"/>
           <w:szCs w:val="22"/>
         </w:rPr>
-        <w:t xml:space="preserve">, </w:t>
+        <w:t>,</w:t>
+      </w:r>
+      <w:r>
+        <w:rPr>
+          <w:rFonts w:ascii="Cambria" w:hAnsi="Cambria"/>
+          <w:sz w:val="22"/>
+          <w:szCs w:val="22"/>
+        </w:rPr>
+        <w:t xml:space="preserve"> </w:t>
       </w:r>
       <w:bookmarkEnd w:id="0"/>
       <w:r>
         <w:rPr>
-          <w:rFonts w:ascii="Consolas" w:hAnsi="Consolas"/>
-          <w:color w:val="000000" w:themeColor="text1"/>
-          <w:spacing w:val="-2"/>
-          <w:sz w:val="21"/>
-          <w:szCs w:val="21"/>
-          <w:shd w:val="clear" w:color="auto" w:fill="FAFAFA"/>
-        </w:rPr>
-        <w:t>{{</w:t>
+          <w:rFonts w:ascii="Cambria" w:hAnsi="Cambria" w:cs="Courier New"/>
+          <w:spacing w:val="1"/>
+          <w:sz w:val="22"/>
+          <w:szCs w:val="22"/>
+        </w:rPr>
+        <w:t xml:space="preserve">{{ </w:t>
       </w:r>
       <w:proofErr w:type="spellStart"/>
       <w:r>
         <w:rPr>
-          <w:rFonts w:ascii="Consolas" w:hAnsi="Consolas"/>
-          <w:color w:val="000000" w:themeColor="text1"/>
-          <w:spacing w:val="-2"/>
-          <w:sz w:val="21"/>
-          <w:szCs w:val="21"/>
-          <w:shd w:val="clear" w:color="auto" w:fill="FAFAFA"/>
+          <w:rFonts w:ascii="Cambria" w:hAnsi="Cambria" w:cs="Courier New"/>
+          <w:spacing w:val="1"/>
+          <w:sz w:val="22"/>
+          <w:szCs w:val="22"/>
         </w:rPr>
         <w:t>data_rod</w:t>
       </w:r>
       <w:proofErr w:type="spellEnd"/>
       <w:r>
         <w:rPr>
-          <w:rFonts w:ascii="Consolas" w:hAnsi="Consolas"/>
-          <w:color w:val="000000" w:themeColor="text1"/>
-          <w:spacing w:val="-2"/>
-          <w:sz w:val="21"/>
-          <w:szCs w:val="21"/>
-          <w:shd w:val="clear" w:color="auto" w:fill="FAFAFA"/>
-        </w:rPr>
-        <w:t>}}</w:t>
-      </w:r>
-      <w:r>
-        <w:rPr>
           <w:rFonts w:ascii="Cambria" w:hAnsi="Cambria" w:cs="Courier New"/>
           <w:spacing w:val="1"/>
           <w:sz w:val="22"/>
           <w:szCs w:val="22"/>
         </w:rPr>
-        <w:t xml:space="preserve"> </w:t>
+        <w:t xml:space="preserve"> }} </w:t>
       </w:r>
       <w:r>
         <w:rPr>
@@ -620,38 +608,32 @@
       </w:r>
       <w:r>
         <w:rPr>
-          <w:rFonts w:ascii="Consolas" w:hAnsi="Consolas"/>
-          <w:color w:val="000000" w:themeColor="text1"/>
-          <w:spacing w:val="-2"/>
-          <w:sz w:val="21"/>
-          <w:szCs w:val="21"/>
-          <w:shd w:val="clear" w:color="auto" w:fill="FAFAFA"/>
-        </w:rPr>
-        <w:t>{{</w:t>
+          <w:rFonts w:ascii="Cambria" w:hAnsi="Cambria" w:cs="Courier New"/>
+          <w:spacing w:val="1"/>
+          <w:sz w:val="22"/>
+          <w:szCs w:val="22"/>
+        </w:rPr>
+        <w:t xml:space="preserve">{{ </w:t>
       </w:r>
       <w:proofErr w:type="spellStart"/>
       <w:r>
         <w:rPr>
-          <w:rFonts w:ascii="Consolas" w:hAnsi="Consolas"/>
-          <w:color w:val="000000" w:themeColor="text1"/>
-          <w:spacing w:val="-2"/>
-          <w:sz w:val="21"/>
-          <w:szCs w:val="21"/>
-          <w:shd w:val="clear" w:color="auto" w:fill="FAFAFA"/>
+          <w:rFonts w:ascii="Cambria" w:hAnsi="Cambria" w:cs="Courier New"/>
+          <w:spacing w:val="1"/>
+          <w:sz w:val="22"/>
+          <w:szCs w:val="22"/>
         </w:rPr>
         <w:t>passport</w:t>
       </w:r>
       <w:proofErr w:type="spellEnd"/>
       <w:r>
         <w:rPr>
-          <w:rFonts w:ascii="Consolas" w:hAnsi="Consolas"/>
-          <w:color w:val="000000" w:themeColor="text1"/>
-          <w:spacing w:val="-2"/>
-          <w:sz w:val="21"/>
-          <w:szCs w:val="21"/>
-          <w:shd w:val="clear" w:color="auto" w:fill="FAFAFA"/>
-        </w:rPr>
-        <w:t>}}</w:t>
+          <w:rFonts w:ascii="Cambria" w:hAnsi="Cambria" w:cs="Courier New"/>
+          <w:spacing w:val="1"/>
+          <w:sz w:val="22"/>
+          <w:szCs w:val="22"/>
+        </w:rPr>
+        <w:t xml:space="preserve"> }}</w:t>
       </w:r>
       <w:r>
         <w:rPr>
@@ -659,7 +641,7 @@
           <w:sz w:val="22"/>
           <w:szCs w:val="22"/>
         </w:rPr>
-        <w:t xml:space="preserve"> </w:t>
+        <w:t xml:space="preserve"> (далее – Доверитель), с одной стороны, и </w:t>
       </w:r>
       <w:r>
         <w:rPr>
@@ -667,7 +649,7 @@
           <w:sz w:val="22"/>
           <w:szCs w:val="22"/>
         </w:rPr>
-        <w:t xml:space="preserve">(далее – Доверитель), с одной стороны, и ЮРИДИЧЕСКОЕ БЮРО «РАПИД ПРАВО» (ИП </w:t>
+        <w:t xml:space="preserve">ООО "РАПИД ПРАВО", ИНН/КПП: 7843016381/784301001, ОГРН 1207800076142, в лице генерального директора </w:t>
       </w:r>
       <w:proofErr w:type="spellStart"/>
       <w:r>
@@ -676,7 +658,7 @@
           <w:sz w:val="22"/>
           <w:szCs w:val="22"/>
         </w:rPr>
-        <w:t>Молодкин</w:t>
+        <w:t>Молодкина</w:t>
       </w:r>
       <w:proofErr w:type="spellEnd"/>
       <w:r>
@@ -685,9 +667,16 @@
           <w:sz w:val="22"/>
           <w:szCs w:val="22"/>
         </w:rPr>
-        <w:t xml:space="preserve"> Максим Дмитриевич, ИНН: 784300402830, ОГРНИП: 323784700299190) (далее – Поверенный), с другой стороны, именуемые вместе – Стороны, заключили настоящий договор (далее – Договор) о нижеследующем.</w:t>
+        <w:t xml:space="preserve"> Максима Дмитриевича</w:t>
       </w:r>
-      <w:proofErr w:type="gramEnd"/>
+      <w:r>
+        <w:rPr>
+          <w:rFonts w:ascii="Cambria" w:hAnsi="Cambria"/>
+          <w:sz w:val="22"/>
+          <w:szCs w:val="22"/>
+        </w:rPr>
+        <w:t xml:space="preserve"> (далее – Поверенный), с другой стороны, именуемые вместе – Стороны, заключили настоящий договор (далее – Договор) о нижеследующем.</w:t>
+      </w:r>
     </w:p>
     <w:p>
       <w:pPr>
@@ -1046,25 +1035,7 @@
           <w:sz w:val="22"/>
           <w:szCs w:val="22"/>
         </w:rPr>
-        <w:t xml:space="preserve">Принять без промедления от Поверенного результат исполнения поручения. Составление двустороннего акта выполненных работ не требуется в связи с длящейся спецификой правоотношений. Если в течение 5 (пяти) календарных дней со дня направления Поверенным Отчета/счета Доверителю по адресу электронной почте, указанному в настоящем договоре, либо иным оговоренным способом, </w:t>
-      </w:r>
-      <w:proofErr w:type="gramStart"/>
-      <w:r>
-        <w:rPr>
-          <w:rFonts w:ascii="Cambria" w:hAnsi="Cambria"/>
-          <w:sz w:val="22"/>
-          <w:szCs w:val="22"/>
-        </w:rPr>
-        <w:t>последний</w:t>
-      </w:r>
-      <w:proofErr w:type="gramEnd"/>
-      <w:r>
-        <w:rPr>
-          <w:rFonts w:ascii="Cambria" w:hAnsi="Cambria"/>
-          <w:sz w:val="22"/>
-          <w:szCs w:val="22"/>
-        </w:rPr>
-        <w:t xml:space="preserve"> не направил своих возражений, перечисленные в Отчете/счете выполненные работы считаются принятыми Доверителем без претензий.</w:t>
+        <w:t>Принять без промедления от Поверенного результат исполнения поручения. Составление двустороннего акта выполненных работ не требуется в связи с длящейся спецификой правоотношений. Если в течение 5 (пяти) календарных дней со дня направления Поверенным Отчета/счета Доверителю по адресу электронной почте, указанному в настоящем договоре, либо иным оговоренным способом, последний не направил своих возражений, перечисленные в Отчете/счете выполненные работы считаются принятыми Доверителем без претензий.</w:t>
       </w:r>
     </w:p>
     <w:p>
@@ -1087,25 +1058,7 @@
           <w:sz w:val="22"/>
           <w:szCs w:val="22"/>
         </w:rPr>
-        <w:t xml:space="preserve">Поверенный имеет право </w:t>
-      </w:r>
-      <w:proofErr w:type="gramStart"/>
-      <w:r>
-        <w:rPr>
-          <w:rFonts w:ascii="Cambria" w:hAnsi="Cambria"/>
-          <w:sz w:val="22"/>
-          <w:szCs w:val="22"/>
-        </w:rPr>
-        <w:t>на</w:t>
-      </w:r>
-      <w:proofErr w:type="gramEnd"/>
-      <w:r>
-        <w:rPr>
-          <w:rFonts w:ascii="Cambria" w:hAnsi="Cambria"/>
-          <w:sz w:val="22"/>
-          <w:szCs w:val="22"/>
-        </w:rPr>
-        <w:t>:</w:t>
+        <w:t>Поверенный имеет право на:</w:t>
       </w:r>
     </w:p>
     <w:p>
@@ -1536,13 +1489,14 @@
           <w:szCs w:val="22"/>
         </w:rPr>
       </w:pPr>
+      <w:bookmarkStart w:id="2" w:name="_Hlk200031938"/>
       <w:r>
         <w:rPr>
           <w:rFonts w:ascii="Cambria" w:hAnsi="Cambria"/>
           <w:sz w:val="22"/>
           <w:szCs w:val="22"/>
         </w:rPr>
-        <w:t xml:space="preserve">Настоящий договор начинает действовать с момента внесения доверителем  </w:t>
+        <w:t>Настоящий договор начинает действовать</w:t>
       </w:r>
       <w:r>
         <w:rPr>
@@ -1550,34 +1504,7 @@
           <w:sz w:val="22"/>
           <w:szCs w:val="22"/>
         </w:rPr>
-        <w:t>{{</w:t>
-      </w:r>
-      <w:proofErr w:type="spellStart"/>
-      <w:r>
-        <w:rPr>
-          <w:rFonts w:ascii="Cambria" w:hAnsi="Cambria"/>
-          <w:sz w:val="22"/>
-          <w:szCs w:val="22"/>
-          <w:lang w:val="en-US"/>
-        </w:rPr>
-        <w:t>punkt</w:t>
-      </w:r>
-      <w:proofErr w:type="spellEnd"/>
-      <w:r>
-        <w:rPr>
-          <w:rFonts w:ascii="Cambria" w:hAnsi="Cambria"/>
-          <w:sz w:val="22"/>
-          <w:szCs w:val="22"/>
-        </w:rPr>
-        <w:t>_4_3}</w:t>
-      </w:r>
-      <w:r>
-        <w:rPr>
-          <w:rFonts w:ascii="Cambria" w:hAnsi="Cambria"/>
-          <w:sz w:val="22"/>
-          <w:szCs w:val="22"/>
-        </w:rPr>
-        <w:t>}</w:t>
+        <w:t xml:space="preserve"> с момента внесения доверителем первого платежа по предусмотренному договором графику платежей</w:t>
       </w:r>
       <w:r>
         <w:rPr>
@@ -1603,7 +1530,8 @@
           <w:szCs w:val="22"/>
         </w:rPr>
       </w:pPr>
-      <w:bookmarkStart w:id="2" w:name="_Hlk200031938"/>
+      <w:bookmarkStart w:id="3" w:name="_GoBack"/>
+      <w:bookmarkEnd w:id="3"/>
       <w:r>
         <w:rPr>
           <w:rFonts w:ascii="Cambria" w:hAnsi="Cambria"/>
@@ -1659,25 +1587,7 @@
           <w:sz w:val="22"/>
           <w:szCs w:val="22"/>
         </w:rPr>
-        <w:t xml:space="preserve">Стороны декларируют намерение разрешать спорные вопросы во внесудебном порядке. При </w:t>
-      </w:r>
-      <w:proofErr w:type="spellStart"/>
-      <w:r>
-        <w:rPr>
-          <w:rFonts w:ascii="Cambria" w:hAnsi="Cambria"/>
-          <w:sz w:val="22"/>
-          <w:szCs w:val="22"/>
-        </w:rPr>
-        <w:t>неурегулировании</w:t>
-      </w:r>
-      <w:proofErr w:type="spellEnd"/>
-      <w:r>
-        <w:rPr>
-          <w:rFonts w:ascii="Cambria" w:hAnsi="Cambria"/>
-          <w:sz w:val="22"/>
-          <w:szCs w:val="22"/>
-        </w:rPr>
-        <w:t xml:space="preserve"> разногласий спор подлежит передаче на рассмотрение </w:t>
+        <w:t xml:space="preserve">Стороны декларируют намерение разрешать спорные вопросы во внесудебном порядке. При неурегулировании разногласий спор подлежит передаче на рассмотрение </w:t>
       </w:r>
       <w:proofErr w:type="spellStart"/>
       <w:r>
@@ -1695,25 +1605,7 @@
           <w:sz w:val="22"/>
           <w:szCs w:val="22"/>
         </w:rPr>
-        <w:t xml:space="preserve"> районного суда </w:t>
-      </w:r>
-      <w:proofErr w:type="gramStart"/>
-      <w:r>
-        <w:rPr>
-          <w:rFonts w:ascii="Cambria" w:hAnsi="Cambria"/>
-          <w:sz w:val="22"/>
-          <w:szCs w:val="22"/>
-        </w:rPr>
-        <w:t>г</w:t>
-      </w:r>
-      <w:proofErr w:type="gramEnd"/>
-      <w:r>
-        <w:rPr>
-          <w:rFonts w:ascii="Cambria" w:hAnsi="Cambria"/>
-          <w:sz w:val="22"/>
-          <w:szCs w:val="22"/>
-        </w:rPr>
-        <w:t>. Санкт-Петербурга либо Арбитражного суда СПб и ЛО в зависимости от статуса Доверителя.</w:t>
+        <w:t xml:space="preserve"> районного суда г. Санкт-Петербурга либо Арбитражного суда СПб и ЛО в зависимости от статуса Доверителя.</w:t>
       </w:r>
     </w:p>
     <w:p>
@@ -1737,25 +1629,7 @@
           <w:sz w:val="22"/>
           <w:szCs w:val="22"/>
         </w:rPr>
-        <w:t xml:space="preserve">При отмене поручения Доверителем до того, как поручение исполнено Поверенным полностью, Доверитель обязан возместить Поверенному понесенные при исполнении поручения издержки и выплатить Поверенному вознаграждение соразмерно выполненной работе на основании </w:t>
-      </w:r>
-      <w:proofErr w:type="spellStart"/>
-      <w:r>
-        <w:rPr>
-          <w:rFonts w:ascii="Cambria" w:hAnsi="Cambria"/>
-          <w:sz w:val="22"/>
-          <w:szCs w:val="22"/>
-        </w:rPr>
-        <w:t>прайса</w:t>
-      </w:r>
-      <w:proofErr w:type="spellEnd"/>
-      <w:r>
-        <w:rPr>
-          <w:rFonts w:ascii="Cambria" w:hAnsi="Cambria"/>
-          <w:sz w:val="22"/>
-          <w:szCs w:val="22"/>
-        </w:rPr>
-        <w:t xml:space="preserve">, этапов и стоимости услуг Поверенного, размещенного в интернете по электронному адресу: </w:t>
+        <w:t xml:space="preserve">При отмене поручения Доверителем до того, как поручение исполнено Поверенным полностью, Доверитель обязан возместить Поверенному понесенные при исполнении поручения издержки и выплатить Поверенному вознаграждение соразмерно выполненной работе на основании прайса, этапов и стоимости услуг Поверенного, размещенного в интернете по электронному адресу: </w:t>
       </w:r>
       <w:hyperlink r:id="rId10" w:history="1">
         <w:r>
@@ -1798,7 +1672,7 @@
           <w:sz w:val="22"/>
           <w:szCs w:val="22"/>
         </w:rPr>
-        <w:t>В случае неисполнения поручения по вине Поверенного вознаграждение, внесенное Доверителем, подлежит возврату в полном объеме.</w:t>
+        <w:t>В случае неисполнения поручения по вине Доверителя (предоставление Поверенному недостоверной информации, препятствование исполнению поручения иными действиями) вознаграждение, внесенное Доверителем, возврату не подлежит.</w:t>
       </w:r>
     </w:p>
     <w:p>
@@ -1822,49 +1696,7 @@
           <w:sz w:val="22"/>
           <w:szCs w:val="22"/>
         </w:rPr>
-        <w:t>В случае неисполнения поручения по вине Доверителя (предоставление Поверенному недостоверной информации, препятствование исполнению поручения иными действиями) вознаграждение, внесенное Доверителем, возврату не подлежит.</w:t>
-      </w:r>
-    </w:p>
-    <w:p>
-      <w:pPr>
-        <w:pStyle w:val="af9"/>
-        <w:numPr>
-          <w:ilvl w:val="0"/>
-          <w:numId w:val="9"/>
-        </w:numPr>
-        <w:ind w:left="0" w:firstLine="709"/>
-        <w:jc w:val="both"/>
-        <w:rPr>
-          <w:rFonts w:ascii="Cambria" w:hAnsi="Cambria"/>
-          <w:sz w:val="22"/>
-          <w:szCs w:val="22"/>
-        </w:rPr>
-      </w:pPr>
-      <w:r>
-        <w:rPr>
-          <w:rFonts w:ascii="Cambria" w:hAnsi="Cambria"/>
-          <w:sz w:val="22"/>
-          <w:szCs w:val="22"/>
-        </w:rPr>
-        <w:t xml:space="preserve">При расторжении договора неизрасходованный аванс возвращается Доверителю в течение 30 календарных дней </w:t>
-      </w:r>
-      <w:proofErr w:type="gramStart"/>
-      <w:r>
-        <w:rPr>
-          <w:rFonts w:ascii="Cambria" w:hAnsi="Cambria"/>
-          <w:sz w:val="22"/>
-          <w:szCs w:val="22"/>
-        </w:rPr>
-        <w:t>с даты подписания</w:t>
-      </w:r>
-      <w:proofErr w:type="gramEnd"/>
-      <w:r>
-        <w:rPr>
-          <w:rFonts w:ascii="Cambria" w:hAnsi="Cambria"/>
-          <w:sz w:val="22"/>
-          <w:szCs w:val="22"/>
-        </w:rPr>
-        <w:t xml:space="preserve"> соглашения о расторжении договора.</w:t>
+        <w:t>При расторжении договора неизрасходованный аванс возвращается Доверителю в течение 30 календарных дней с даты подписания соглашения о расторжении договора.</w:t>
       </w:r>
     </w:p>
     <w:p>
@@ -1955,25 +1787,7 @@
           <w:sz w:val="22"/>
           <w:szCs w:val="22"/>
         </w:rPr>
-        <w:t xml:space="preserve">). Настоящее согласие действует до дня его отзыва в </w:t>
-      </w:r>
-      <w:proofErr w:type="gramStart"/>
-      <w:r>
-        <w:rPr>
-          <w:rFonts w:ascii="Cambria" w:hAnsi="Cambria"/>
-          <w:sz w:val="22"/>
-          <w:szCs w:val="22"/>
-        </w:rPr>
-        <w:t>письменной</w:t>
-      </w:r>
-      <w:proofErr w:type="gramEnd"/>
-      <w:r>
-        <w:rPr>
-          <w:rFonts w:ascii="Cambria" w:hAnsi="Cambria"/>
-          <w:sz w:val="22"/>
-          <w:szCs w:val="22"/>
-        </w:rPr>
-        <w:t xml:space="preserve"> форм</w:t>
+        <w:t>). Настоящее согласие действует до дня его отзыва в письменной форм</w:t>
       </w:r>
       <w:r>
         <w:rPr>
@@ -2127,7 +1941,7 @@
           <w:sz w:val="22"/>
           <w:szCs w:val="22"/>
         </w:rPr>
-        <w:t>ЮРИДИЧЕСКОЕ БЮРО «РАПИД ПРАВО»</w:t>
+        <w:t>ООО "РАПИД ПРАВО"</w:t>
       </w:r>
     </w:p>
     <w:p>
@@ -2139,14 +1953,83 @@
           <w:szCs w:val="22"/>
         </w:rPr>
       </w:pPr>
-      <w:bookmarkStart w:id="3" w:name="_Hlk173418047"/>
       <w:r>
         <w:rPr>
           <w:rFonts w:ascii="Cambria" w:hAnsi="Cambria"/>
           <w:sz w:val="22"/>
           <w:szCs w:val="22"/>
         </w:rPr>
-        <w:t xml:space="preserve">ИП </w:t>
+        <w:t>ИНН/КПП: 7843016381/784301001</w:t>
+      </w:r>
+    </w:p>
+    <w:p>
+      <w:pPr>
+        <w:jc w:val="both"/>
+        <w:rPr>
+          <w:rFonts w:ascii="Cambria" w:hAnsi="Cambria"/>
+          <w:sz w:val="22"/>
+          <w:szCs w:val="22"/>
+        </w:rPr>
+      </w:pPr>
+      <w:r>
+        <w:rPr>
+          <w:rFonts w:ascii="Cambria" w:hAnsi="Cambria"/>
+          <w:sz w:val="22"/>
+          <w:szCs w:val="22"/>
+        </w:rPr>
+        <w:t>ОГРН 1207800076142</w:t>
+      </w:r>
+    </w:p>
+    <w:p>
+      <w:pPr>
+        <w:jc w:val="both"/>
+        <w:rPr>
+          <w:rFonts w:ascii="Cambria" w:hAnsi="Cambria"/>
+          <w:sz w:val="22"/>
+          <w:szCs w:val="22"/>
+        </w:rPr>
+      </w:pPr>
+      <w:r>
+        <w:rPr>
+          <w:rFonts w:ascii="Cambria" w:hAnsi="Cambria"/>
+          <w:sz w:val="22"/>
+          <w:szCs w:val="22"/>
+        </w:rPr>
+        <w:t>Юридический адрес: г. С</w:t>
+      </w:r>
+      <w:r>
+        <w:rPr>
+          <w:rFonts w:ascii="Cambria" w:hAnsi="Cambria"/>
+          <w:sz w:val="22"/>
+          <w:szCs w:val="22"/>
+        </w:rPr>
+        <w:t>анкт-Петербург</w:t>
+      </w:r>
+      <w:r>
+        <w:rPr>
+          <w:rFonts w:ascii="Cambria" w:hAnsi="Cambria"/>
+          <w:sz w:val="22"/>
+          <w:szCs w:val="22"/>
+        </w:rPr>
+        <w:t>,</w:t>
+      </w:r>
+    </w:p>
+    <w:p>
+      <w:pPr>
+        <w:jc w:val="both"/>
+        <w:rPr>
+          <w:rFonts w:ascii="Cambria" w:hAnsi="Cambria"/>
+          <w:sz w:val="22"/>
+          <w:szCs w:val="22"/>
+        </w:rPr>
+      </w:pPr>
+      <w:r>
+        <w:rPr>
+          <w:rFonts w:ascii="Cambria" w:hAnsi="Cambria"/>
+          <w:sz w:val="22"/>
+          <w:szCs w:val="22"/>
+        </w:rPr>
+        <w:t xml:space="preserve">пос. Песочный, 14 </w:t>
       </w:r>
       <w:proofErr w:type="spellStart"/>
       <w:r>
@@ -2155,7 +2038,7 @@
           <w:sz w:val="22"/>
           <w:szCs w:val="22"/>
         </w:rPr>
-        <w:t>Молодкин</w:t>
+        <w:t>кв</w:t>
       </w:r>
       <w:proofErr w:type="spellEnd"/>
       <w:r>
@@ -2164,7 +2047,7 @@
           <w:sz w:val="22"/>
           <w:szCs w:val="22"/>
         </w:rPr>
-        <w:t xml:space="preserve"> Максим Дмитриевич</w:t>
+        <w:t>-ал, д. 224, кв. 2</w:t>
       </w:r>
     </w:p>
     <w:p>
@@ -2182,7 +2065,23 @@
           <w:sz w:val="22"/>
           <w:szCs w:val="22"/>
         </w:rPr>
-        <w:t>ИНН: 784300402830</w:t>
+        <w:t>Фактический адрес: г. С</w:t>
+      </w:r>
+      <w:r>
+        <w:rPr>
+          <w:rFonts w:ascii="Cambria" w:hAnsi="Cambria"/>
+          <w:sz w:val="22"/>
+          <w:szCs w:val="22"/>
+        </w:rPr>
+        <w:t>анкт-Петербург</w:t>
+      </w:r>
+      <w:r>
+        <w:rPr>
+          <w:rFonts w:ascii="Cambria" w:hAnsi="Cambria"/>
+          <w:sz w:val="22"/>
+          <w:szCs w:val="22"/>
+        </w:rPr>
+        <w:t xml:space="preserve">, </w:t>
       </w:r>
     </w:p>
     <w:p>
@@ -2200,7 +2099,7 @@
           <w:sz w:val="22"/>
           <w:szCs w:val="22"/>
         </w:rPr>
-        <w:t>ОГРНИП: 323784700299190</w:t>
+        <w:t>ул. Инженерная, д. 7, 3 этаж.</w:t>
       </w:r>
     </w:p>
     <w:p>
@@ -2218,25 +2117,7 @@
           <w:sz w:val="22"/>
           <w:szCs w:val="22"/>
         </w:rPr>
-        <w:t>Юридический адрес: 197758, г. СПб, пос. Песочный, 14 квартал, д. 224, литер</w:t>
-      </w:r>
-      <w:proofErr w:type="gramStart"/>
-      <w:r>
-        <w:rPr>
-          <w:rFonts w:ascii="Cambria" w:hAnsi="Cambria"/>
-          <w:sz w:val="22"/>
-          <w:szCs w:val="22"/>
-        </w:rPr>
-        <w:t xml:space="preserve"> А</w:t>
-      </w:r>
-      <w:proofErr w:type="gramEnd"/>
-      <w:r>
-        <w:rPr>
-          <w:rFonts w:ascii="Cambria" w:hAnsi="Cambria"/>
-          <w:sz w:val="22"/>
-          <w:szCs w:val="22"/>
-        </w:rPr>
-        <w:t>, кв. 2</w:t>
+        <w:t>р/с: 40702810403500025602</w:t>
       </w:r>
     </w:p>
     <w:p>
@@ -2248,33 +2129,13 @@
           <w:szCs w:val="22"/>
         </w:rPr>
       </w:pPr>
-      <w:proofErr w:type="gramStart"/>
       <w:r>
         <w:rPr>
           <w:rFonts w:ascii="Cambria" w:hAnsi="Cambria"/>
           <w:sz w:val="22"/>
           <w:szCs w:val="22"/>
         </w:rPr>
-        <w:t>Фактический адрес: 191144, г. С-Петербург, ул. Инженерная, д. 7, 3 этаж</w:t>
-      </w:r>
-      <w:proofErr w:type="gramEnd"/>
-    </w:p>
-    <w:p>
-      <w:pPr>
-        <w:jc w:val="both"/>
-        <w:rPr>
-          <w:rFonts w:ascii="Cambria" w:hAnsi="Cambria"/>
-          <w:sz w:val="22"/>
-          <w:szCs w:val="22"/>
-        </w:rPr>
-      </w:pPr>
-      <w:r>
-        <w:rPr>
-          <w:rFonts w:ascii="Cambria" w:hAnsi="Cambria"/>
-          <w:sz w:val="22"/>
-          <w:szCs w:val="22"/>
-        </w:rPr>
-        <w:t>Расчетный счет: 40702810403500025602</w:t>
+        <w:t>Банк: ООО «Банк Точка»</w:t>
       </w:r>
     </w:p>
     <w:p>
@@ -2292,7 +2153,7 @@
           <w:sz w:val="22"/>
           <w:szCs w:val="22"/>
         </w:rPr>
-        <w:t>Банк: ООО «Банк Точка», БИК: 044525104</w:t>
+        <w:t>БИК: 044525104</w:t>
       </w:r>
     </w:p>
     <w:p>
@@ -2310,7 +2171,7 @@
           <w:sz w:val="22"/>
           <w:szCs w:val="22"/>
         </w:rPr>
-        <w:t>Электронная почта: clients@rapidpravo.ru</w:t>
+        <w:t>Корр. счет: 30101810745374525104</w:t>
       </w:r>
     </w:p>
     <w:p>
@@ -2328,10 +2189,25 @@
           <w:sz w:val="22"/>
           <w:szCs w:val="22"/>
         </w:rPr>
-        <w:t>Тел.: +7 (812) 915-22-35, +7-958-100-01-58</w:t>
+        <w:t>Эл</w:t>
+      </w:r>
+      <w:r>
+        <w:rPr>
+          <w:rFonts w:ascii="Cambria" w:hAnsi="Cambria"/>
+          <w:sz w:val="22"/>
+          <w:szCs w:val="22"/>
+        </w:rPr>
+        <w:t>.</w:t>
+      </w:r>
+      <w:r>
+        <w:rPr>
+          <w:rFonts w:ascii="Cambria" w:hAnsi="Cambria"/>
+          <w:sz w:val="22"/>
+          <w:szCs w:val="22"/>
+        </w:rPr>
+        <w:t xml:space="preserve"> почта: clients@rapidpravo.ru</w:t>
       </w:r>
     </w:p>
-    <w:bookmarkEnd w:id="3"/>
     <w:p>
       <w:pPr>
         <w:jc w:val="both"/>
@@ -2342,6 +2218,30 @@
           <w:szCs w:val="22"/>
         </w:rPr>
       </w:pPr>
+      <w:r>
+        <w:rPr>
+          <w:rFonts w:ascii="Cambria" w:hAnsi="Cambria"/>
+          <w:sz w:val="22"/>
+          <w:szCs w:val="22"/>
+        </w:rPr>
+        <w:t>Тел</w:t>
+      </w:r>
+      <w:r>
+        <w:rPr>
+          <w:rFonts w:ascii="Cambria" w:hAnsi="Cambria"/>
+          <w:sz w:val="22"/>
+          <w:szCs w:val="22"/>
+        </w:rPr>
+        <w:t>ефон</w:t>
+      </w:r>
+      <w:r>
+        <w:rPr>
+          <w:rFonts w:ascii="Cambria" w:hAnsi="Cambria"/>
+          <w:sz w:val="22"/>
+          <w:szCs w:val="22"/>
+        </w:rPr>
+        <w:t>: +7-958-100-01-58</w:t>
+      </w:r>
     </w:p>
     <w:p>
       <w:pPr>
@@ -2911,7 +2811,6 @@
           <w:sz w:val="22"/>
           <w:szCs w:val="22"/>
         </w:rPr>
-        <w:lastRenderedPageBreak/>
         <w:t>М. П.</w:t>
       </w:r>
     </w:p>
@@ -2988,7 +2887,6 @@
           <w:sz w:val="22"/>
           <w:szCs w:val="22"/>
         </w:rPr>
-        <w:lastRenderedPageBreak/>
         <w:t>Приложение № 1 к Договору поручения</w:t>
       </w:r>
     </w:p>
@@ -3052,7 +2950,7 @@
         <w:tblW w:w="9991" w:type="dxa"/>
         <w:jc w:val="center"/>
         <w:tblLayout w:type="fixed"/>
-        <w:tblLook w:val="04A0"/>
+        <w:tblLook w:val="04A0" w:firstRow="1" w:lastRow="0" w:firstColumn="1" w:lastColumn="0" w:noHBand="0" w:noVBand="1"/>
       </w:tblPr>
       <w:tblGrid>
         <w:gridCol w:w="1134"/>
@@ -3087,41 +2985,8 @@
                 <w:sz w:val="22"/>
                 <w:szCs w:val="22"/>
               </w:rPr>
-              <w:t xml:space="preserve">№ </w:t>
+              <w:t>№ п/п</w:t>
             </w:r>
-            <w:proofErr w:type="spellStart"/>
-            <w:proofErr w:type="gramStart"/>
-            <w:r>
-              <w:rPr>
-                <w:rFonts w:ascii="Cambria" w:hAnsi="Cambria"/>
-                <w:b/>
-                <w:sz w:val="22"/>
-                <w:szCs w:val="22"/>
-              </w:rPr>
-              <w:t>п</w:t>
-            </w:r>
-            <w:proofErr w:type="spellEnd"/>
-            <w:proofErr w:type="gramEnd"/>
-            <w:r>
-              <w:rPr>
-                <w:rFonts w:ascii="Cambria" w:hAnsi="Cambria"/>
-                <w:b/>
-                <w:sz w:val="22"/>
-                <w:szCs w:val="22"/>
-              </w:rPr>
-              <w:t>/</w:t>
-            </w:r>
-            <w:proofErr w:type="spellStart"/>
-            <w:r>
-              <w:rPr>
-                <w:rFonts w:ascii="Cambria" w:hAnsi="Cambria"/>
-                <w:b/>
-                <w:sz w:val="22"/>
-                <w:szCs w:val="22"/>
-              </w:rPr>
-              <w:t>п</w:t>
-            </w:r>
-            <w:proofErr w:type="spellEnd"/>
           </w:p>
         </w:tc>
         <w:tc>
@@ -6036,8 +5901,6 @@
         </w:rPr>
         <w:t>М. П.</w:t>
       </w:r>
-      <w:bookmarkStart w:id="5" w:name="_GoBack"/>
-      <w:bookmarkEnd w:id="5"/>
     </w:p>
     <w:sectPr>
       <w:type w:val="continuous"/>
@@ -6051,7 +5914,7 @@
 </file>
 
 <file path=word/endnotes.xml><?xml version="1.0" encoding="utf-8"?>
-<w:endnotes xmlns:ve="http://schemas.openxmlformats.org/markup-compatibility/2006" xmlns:o="urn:schemas-microsoft-com:office:office" xmlns:r="http://schemas.openxmlformats.org/officeDocument/2006/relationships" xmlns:m="http://schemas.openxmlformats.org/officeDocument/2006/math" xmlns:v="urn:schemas-microsoft-com:vml" xmlns:wp="http://schemas.openxmlformats.org/drawingml/2006/wordprocessingDrawing" xmlns:w10="urn:schemas-microsoft-com:office:word" xmlns:w="http://schemas.openxmlformats.org/wordprocessingml/2006/main" xmlns:wne="http://schemas.microsoft.com/office/word/2006/wordml">
+<w:endnotes xmlns:wpc="http://schemas.microsoft.com/office/word/2010/wordprocessingCanvas" xmlns:cx="http://schemas.microsoft.com/office/drawing/2014/chartex" xmlns:cx1="http://schemas.microsoft.com/office/drawing/2015/9/8/chartex" xmlns:cx2="http://schemas.microsoft.com/office/drawing/2015/10/21/chartex" xmlns:cx3="http://schemas.microsoft.com/office/drawing/2016/5/9/chartex" xmlns:cx4="http://schemas.microsoft.com/office/drawing/2016/5/10/chartex" xmlns:cx5="http://schemas.microsoft.com/office/drawing/2016/5/11/chartex" xmlns:cx6="http://schemas.microsoft.com/office/drawing/2016/5/12/chartex" xmlns:cx7="http://schemas.microsoft.com/office/drawing/2016/5/13/chartex" xmlns:cx8="http://schemas.microsoft.com/office/drawing/2016/5/14/chartex" xmlns:mc="http://schemas.openxmlformats.org/markup-compatibility/2006" xmlns:aink="http://schemas.microsoft.com/office/drawing/2016/ink" xmlns:am3d="http://schemas.microsoft.com/office/drawing/2017/model3d" xmlns:o="urn:schemas-microsoft-com:office:office" xmlns:r="http://schemas.openxmlformats.org/officeDocument/2006/relationships" xmlns:m="http://schemas.openxmlformats.org/officeDocument/2006/math" xmlns:v="urn:schemas-microsoft-com:vml" xmlns:wp14="http://schemas.microsoft.com/office/word/2010/wordprocessingDrawing" xmlns:wp="http://schemas.openxmlformats.org/drawingml/2006/wordprocessingDrawing" xmlns:w10="urn:schemas-microsoft-com:office:word" xmlns:w="http://schemas.openxmlformats.org/wordprocessingml/2006/main" xmlns:w14="http://schemas.microsoft.com/office/word/2010/wordml" xmlns:w15="http://schemas.microsoft.com/office/word/2012/wordml" xmlns:w16cex="http://schemas.microsoft.com/office/word/2018/wordml/cex" xmlns:w16cid="http://schemas.microsoft.com/office/word/2016/wordml/cid" xmlns:w16="http://schemas.microsoft.com/office/word/2018/wordml" xmlns:w16se="http://schemas.microsoft.com/office/word/2015/wordml/symex" xmlns:wpg="http://schemas.microsoft.com/office/word/2010/wordprocessingGroup" xmlns:wpi="http://schemas.microsoft.com/office/word/2010/wordprocessingInk" xmlns:wne="http://schemas.microsoft.com/office/word/2006/wordml" xmlns:wps="http://schemas.microsoft.com/office/word/2010/wordprocessingShape" mc:Ignorable="w14 w15 w16se w16cid w16 w16cex wp14">
   <w:endnote w:type="separator" w:id="-1">
     <w:p>
       <w:r>
@@ -6070,7 +5933,7 @@
 </file>
 
 <file path=word/footer1.xml><?xml version="1.0" encoding="utf-8"?>
-<w:ftr xmlns:ve="http://schemas.openxmlformats.org/markup-compatibility/2006" xmlns:o="urn:schemas-microsoft-com:office:office" xmlns:r="http://schemas.openxmlformats.org/officeDocument/2006/relationships" xmlns:m="http://schemas.openxmlformats.org/officeDocument/2006/math" xmlns:v="urn:schemas-microsoft-com:vml" xmlns:wp="http://schemas.openxmlformats.org/drawingml/2006/wordprocessingDrawing" xmlns:w10="urn:schemas-microsoft-com:office:word" xmlns:w="http://schemas.openxmlformats.org/wordprocessingml/2006/main" xmlns:wne="http://schemas.microsoft.com/office/word/2006/wordml">
+<w:ftr xmlns:wpc="http://schemas.microsoft.com/office/word/2010/wordprocessingCanvas" xmlns:cx="http://schemas.microsoft.com/office/drawing/2014/chartex" xmlns:cx1="http://schemas.microsoft.com/office/drawing/2015/9/8/chartex" xmlns:cx2="http://schemas.microsoft.com/office/drawing/2015/10/21/chartex" xmlns:cx3="http://schemas.microsoft.com/office/drawing/2016/5/9/chartex" xmlns:cx4="http://schemas.microsoft.com/office/drawing/2016/5/10/chartex" xmlns:cx5="http://schemas.microsoft.com/office/drawing/2016/5/11/chartex" xmlns:cx6="http://schemas.microsoft.com/office/drawing/2016/5/12/chartex" xmlns:cx7="http://schemas.microsoft.com/office/drawing/2016/5/13/chartex" xmlns:cx8="http://schemas.microsoft.com/office/drawing/2016/5/14/chartex" xmlns:mc="http://schemas.openxmlformats.org/markup-compatibility/2006" xmlns:aink="http://schemas.microsoft.com/office/drawing/2016/ink" xmlns:am3d="http://schemas.microsoft.com/office/drawing/2017/model3d" xmlns:o="urn:schemas-microsoft-com:office:office" xmlns:r="http://schemas.openxmlformats.org/officeDocument/2006/relationships" xmlns:m="http://schemas.openxmlformats.org/officeDocument/2006/math" xmlns:v="urn:schemas-microsoft-com:vml" xmlns:wp14="http://schemas.microsoft.com/office/word/2010/wordprocessingDrawing" xmlns:wp="http://schemas.openxmlformats.org/drawingml/2006/wordprocessingDrawing" xmlns:w10="urn:schemas-microsoft-com:office:word" xmlns:w="http://schemas.openxmlformats.org/wordprocessingml/2006/main" xmlns:w14="http://schemas.microsoft.com/office/word/2010/wordml" xmlns:w15="http://schemas.microsoft.com/office/word/2012/wordml" xmlns:w16cex="http://schemas.microsoft.com/office/word/2018/wordml/cex" xmlns:w16cid="http://schemas.microsoft.com/office/word/2016/wordml/cid" xmlns:w16="http://schemas.microsoft.com/office/word/2018/wordml" xmlns:w16se="http://schemas.microsoft.com/office/word/2015/wordml/symex" xmlns:wpg="http://schemas.microsoft.com/office/word/2010/wordprocessingGroup" xmlns:wpi="http://schemas.microsoft.com/office/word/2010/wordprocessingInk" xmlns:wne="http://schemas.microsoft.com/office/word/2006/wordml" xmlns:wps="http://schemas.microsoft.com/office/word/2010/wordprocessingShape" mc:Ignorable="w14 w15 w16se w16cid w16 w16cex wp14">
   <w:p>
     <w:pPr>
       <w:pStyle w:val="af3"/>
@@ -6080,7 +5943,7 @@
 </file>
 
 <file path=word/footnotes.xml><?xml version="1.0" encoding="utf-8"?>
-<w:footnotes xmlns:ve="http://schemas.openxmlformats.org/markup-compatibility/2006" xmlns:o="urn:schemas-microsoft-com:office:office" xmlns:r="http://schemas.openxmlformats.org/officeDocument/2006/relationships" xmlns:m="http://schemas.openxmlformats.org/officeDocument/2006/math" xmlns:v="urn:schemas-microsoft-com:vml" xmlns:wp="http://schemas.openxmlformats.org/drawingml/2006/wordprocessingDrawing" xmlns:w10="urn:schemas-microsoft-com:office:word" xmlns:w="http://schemas.openxmlformats.org/wordprocessingml/2006/main" xmlns:wne="http://schemas.microsoft.com/office/word/2006/wordml">
+<w:footnotes xmlns:wpc="http://schemas.microsoft.com/office/word/2010/wordprocessingCanvas" xmlns:cx="http://schemas.microsoft.com/office/drawing/2014/chartex" xmlns:cx1="http://schemas.microsoft.com/office/drawing/2015/9/8/chartex" xmlns:cx2="http://schemas.microsoft.com/office/drawing/2015/10/21/chartex" xmlns:cx3="http://schemas.microsoft.com/office/drawing/2016/5/9/chartex" xmlns:cx4="http://schemas.microsoft.com/office/drawing/2016/5/10/chartex" xmlns:cx5="http://schemas.microsoft.com/office/drawing/2016/5/11/chartex" xmlns:cx6="http://schemas.microsoft.com/office/drawing/2016/5/12/chartex" xmlns:cx7="http://schemas.microsoft.com/office/drawing/2016/5/13/chartex" xmlns:cx8="http://schemas.microsoft.com/office/drawing/2016/5/14/chartex" xmlns:mc="http://schemas.openxmlformats.org/markup-compatibility/2006" xmlns:aink="http://schemas.microsoft.com/office/drawing/2016/ink" xmlns:am3d="http://schemas.microsoft.com/office/drawing/2017/model3d" xmlns:o="urn:schemas-microsoft-com:office:office" xmlns:r="http://schemas.openxmlformats.org/officeDocument/2006/relationships" xmlns:m="http://schemas.openxmlformats.org/officeDocument/2006/math" xmlns:v="urn:schemas-microsoft-com:vml" xmlns:wp14="http://schemas.microsoft.com/office/word/2010/wordprocessingDrawing" xmlns:wp="http://schemas.openxmlformats.org/drawingml/2006/wordprocessingDrawing" xmlns:w10="urn:schemas-microsoft-com:office:word" xmlns:w="http://schemas.openxmlformats.org/wordprocessingml/2006/main" xmlns:w14="http://schemas.microsoft.com/office/word/2010/wordml" xmlns:w15="http://schemas.microsoft.com/office/word/2012/wordml" xmlns:w16cex="http://schemas.microsoft.com/office/word/2018/wordml/cex" xmlns:w16cid="http://schemas.microsoft.com/office/word/2016/wordml/cid" xmlns:w16="http://schemas.microsoft.com/office/word/2018/wordml" xmlns:w16se="http://schemas.microsoft.com/office/word/2015/wordml/symex" xmlns:wpg="http://schemas.microsoft.com/office/word/2010/wordprocessingGroup" xmlns:wpi="http://schemas.microsoft.com/office/word/2010/wordprocessingInk" xmlns:wne="http://schemas.microsoft.com/office/word/2006/wordml" xmlns:wps="http://schemas.microsoft.com/office/word/2010/wordprocessingShape" mc:Ignorable="w14 w15 w16se w16cid w16 w16cex wp14">
   <w:footnote w:type="separator" w:id="-1">
     <w:p>
       <w:r>
@@ -6099,7 +5962,7 @@
 </file>
 
 <file path=word/header1.xml><?xml version="1.0" encoding="utf-8"?>
-<w:hdr xmlns:ve="http://schemas.openxmlformats.org/markup-compatibility/2006" xmlns:o="urn:schemas-microsoft-com:office:office" xmlns:r="http://schemas.openxmlformats.org/officeDocument/2006/relationships" xmlns:m="http://schemas.openxmlformats.org/officeDocument/2006/math" xmlns:v="urn:schemas-microsoft-com:vml" xmlns:wp="http://schemas.openxmlformats.org/drawingml/2006/wordprocessingDrawing" xmlns:w10="urn:schemas-microsoft-com:office:word" xmlns:w="http://schemas.openxmlformats.org/wordprocessingml/2006/main" xmlns:wne="http://schemas.microsoft.com/office/word/2006/wordml">
+<w:hdr xmlns:wpc="http://schemas.microsoft.com/office/word/2010/wordprocessingCanvas" xmlns:cx="http://schemas.microsoft.com/office/drawing/2014/chartex" xmlns:cx1="http://schemas.microsoft.com/office/drawing/2015/9/8/chartex" xmlns:cx2="http://schemas.microsoft.com/office/drawing/2015/10/21/chartex" xmlns:cx3="http://schemas.microsoft.com/office/drawing/2016/5/9/chartex" xmlns:cx4="http://schemas.microsoft.com/office/drawing/2016/5/10/chartex" xmlns:cx5="http://schemas.microsoft.com/office/drawing/2016/5/11/chartex" xmlns:cx6="http://schemas.microsoft.com/office/drawing/2016/5/12/chartex" xmlns:cx7="http://schemas.microsoft.com/office/drawing/2016/5/13/chartex" xmlns:cx8="http://schemas.microsoft.com/office/drawing/2016/5/14/chartex" xmlns:mc="http://schemas.openxmlformats.org/markup-compatibility/2006" xmlns:aink="http://schemas.microsoft.com/office/drawing/2016/ink" xmlns:am3d="http://schemas.microsoft.com/office/drawing/2017/model3d" xmlns:o="urn:schemas-microsoft-com:office:office" xmlns:r="http://schemas.openxmlformats.org/officeDocument/2006/relationships" xmlns:m="http://schemas.openxmlformats.org/officeDocument/2006/math" xmlns:v="urn:schemas-microsoft-com:vml" xmlns:wp14="http://schemas.microsoft.com/office/word/2010/wordprocessingDrawing" xmlns:wp="http://schemas.openxmlformats.org/drawingml/2006/wordprocessingDrawing" xmlns:w10="urn:schemas-microsoft-com:office:word" xmlns:w="http://schemas.openxmlformats.org/wordprocessingml/2006/main" xmlns:w14="http://schemas.microsoft.com/office/word/2010/wordml" xmlns:w15="http://schemas.microsoft.com/office/word/2012/wordml" xmlns:w16cex="http://schemas.microsoft.com/office/word/2018/wordml/cex" xmlns:w16cid="http://schemas.microsoft.com/office/word/2016/wordml/cid" xmlns:w16="http://schemas.microsoft.com/office/word/2018/wordml" xmlns:w16se="http://schemas.microsoft.com/office/word/2015/wordml/symex" xmlns:wpg="http://schemas.microsoft.com/office/word/2010/wordprocessingGroup" xmlns:wpi="http://schemas.microsoft.com/office/word/2010/wordprocessingInk" xmlns:wne="http://schemas.microsoft.com/office/word/2006/wordml" xmlns:wps="http://schemas.microsoft.com/office/word/2010/wordprocessingShape" mc:Ignorable="w14 w15 w16se w16cid w16 w16cex wp14">
   <w:p>
     <w:pPr>
       <w:pStyle w:val="ad"/>
@@ -6109,8 +5972,8 @@
 </file>
 
 <file path=word/numbering.xml><?xml version="1.0" encoding="utf-8"?>
-<w:numbering xmlns:ve="http://schemas.openxmlformats.org/markup-compatibility/2006" xmlns:o="urn:schemas-microsoft-com:office:office" xmlns:r="http://schemas.openxmlformats.org/officeDocument/2006/relationships" xmlns:m="http://schemas.openxmlformats.org/officeDocument/2006/math" xmlns:v="urn:schemas-microsoft-com:vml" xmlns:wp="http://schemas.openxmlformats.org/drawingml/2006/wordprocessingDrawing" xmlns:w10="urn:schemas-microsoft-com:office:word" xmlns:w="http://schemas.openxmlformats.org/wordprocessingml/2006/main" xmlns:wne="http://schemas.microsoft.com/office/word/2006/wordml">
-  <w:abstractNum w:abstractNumId="0">
+<w:numbering xmlns:wpc="http://schemas.microsoft.com/office/word/2010/wordprocessingCanvas" xmlns:cx="http://schemas.microsoft.com/office/drawing/2014/chartex" xmlns:cx1="http://schemas.microsoft.com/office/drawing/2015/9/8/chartex" xmlns:cx2="http://schemas.microsoft.com/office/drawing/2015/10/21/chartex" xmlns:cx3="http://schemas.microsoft.com/office/drawing/2016/5/9/chartex" xmlns:cx4="http://schemas.microsoft.com/office/drawing/2016/5/10/chartex" xmlns:cx5="http://schemas.microsoft.com/office/drawing/2016/5/11/chartex" xmlns:cx6="http://schemas.microsoft.com/office/drawing/2016/5/12/chartex" xmlns:cx7="http://schemas.microsoft.com/office/drawing/2016/5/13/chartex" xmlns:cx8="http://schemas.microsoft.com/office/drawing/2016/5/14/chartex" xmlns:mc="http://schemas.openxmlformats.org/markup-compatibility/2006" xmlns:aink="http://schemas.microsoft.com/office/drawing/2016/ink" xmlns:am3d="http://schemas.microsoft.com/office/drawing/2017/model3d" xmlns:o="urn:schemas-microsoft-com:office:office" xmlns:r="http://schemas.openxmlformats.org/officeDocument/2006/relationships" xmlns:m="http://schemas.openxmlformats.org/officeDocument/2006/math" xmlns:v="urn:schemas-microsoft-com:vml" xmlns:wp14="http://schemas.microsoft.com/office/word/2010/wordprocessingDrawing" xmlns:wp="http://schemas.openxmlformats.org/drawingml/2006/wordprocessingDrawing" xmlns:w10="urn:schemas-microsoft-com:office:word" xmlns:w="http://schemas.openxmlformats.org/wordprocessingml/2006/main" xmlns:w14="http://schemas.microsoft.com/office/word/2010/wordml" xmlns:w15="http://schemas.microsoft.com/office/word/2012/wordml" xmlns:w16cex="http://schemas.microsoft.com/office/word/2018/wordml/cex" xmlns:w16cid="http://schemas.microsoft.com/office/word/2016/wordml/cid" xmlns:w16="http://schemas.microsoft.com/office/word/2018/wordml" xmlns:w16se="http://schemas.microsoft.com/office/word/2015/wordml/symex" xmlns:wpg="http://schemas.microsoft.com/office/word/2010/wordprocessingGroup" xmlns:wpi="http://schemas.microsoft.com/office/word/2010/wordprocessingInk" xmlns:wne="http://schemas.microsoft.com/office/word/2006/wordml" xmlns:wps="http://schemas.microsoft.com/office/word/2010/wordprocessingShape" mc:Ignorable="w14 w15 w16se w16cid w16 w16cex wp14">
+  <w:abstractNum w:abstractNumId="0" w15:restartNumberingAfterBreak="0">
     <w:nsid w:val="06081FBB"/>
     <w:multiLevelType w:val="multilevel"/>
     <w:tmpl w:val="06081FBB"/>
@@ -6203,7 +6066,7 @@
       </w:pPr>
     </w:lvl>
   </w:abstractNum>
-  <w:abstractNum w:abstractNumId="1">
+  <w:abstractNum w:abstractNumId="1" w15:restartNumberingAfterBreak="0">
     <w:nsid w:val="19E64424"/>
     <w:multiLevelType w:val="multilevel"/>
     <w:tmpl w:val="19E64424"/>
@@ -6293,7 +6156,7 @@
       </w:pPr>
     </w:lvl>
   </w:abstractNum>
-  <w:abstractNum w:abstractNumId="2">
+  <w:abstractNum w:abstractNumId="2" w15:restartNumberingAfterBreak="0">
     <w:nsid w:val="20A758E7"/>
     <w:multiLevelType w:val="multilevel"/>
     <w:tmpl w:val="20A758E7"/>
@@ -6386,7 +6249,7 @@
       </w:pPr>
     </w:lvl>
   </w:abstractNum>
-  <w:abstractNum w:abstractNumId="3">
+  <w:abstractNum w:abstractNumId="3" w15:restartNumberingAfterBreak="0">
     <w:nsid w:val="28753CAC"/>
     <w:multiLevelType w:val="multilevel"/>
     <w:tmpl w:val="28753CAC"/>
@@ -6476,7 +6339,7 @@
       </w:pPr>
     </w:lvl>
   </w:abstractNum>
-  <w:abstractNum w:abstractNumId="4">
+  <w:abstractNum w:abstractNumId="4" w15:restartNumberingAfterBreak="0">
     <w:nsid w:val="3D702699"/>
     <w:multiLevelType w:val="multilevel"/>
     <w:tmpl w:val="3D702699"/>
@@ -6591,7 +6454,7 @@
       </w:rPr>
     </w:lvl>
   </w:abstractNum>
-  <w:abstractNum w:abstractNumId="5">
+  <w:abstractNum w:abstractNumId="5" w15:restartNumberingAfterBreak="0">
     <w:nsid w:val="49FF1202"/>
     <w:multiLevelType w:val="multilevel"/>
     <w:tmpl w:val="49FF1202"/>
@@ -6706,7 +6569,7 @@
       </w:rPr>
     </w:lvl>
   </w:abstractNum>
-  <w:abstractNum w:abstractNumId="6">
+  <w:abstractNum w:abstractNumId="6" w15:restartNumberingAfterBreak="0">
     <w:nsid w:val="56135FC2"/>
     <w:multiLevelType w:val="multilevel"/>
     <w:tmpl w:val="56135FC2"/>
@@ -6799,7 +6662,7 @@
       </w:pPr>
     </w:lvl>
   </w:abstractNum>
-  <w:abstractNum w:abstractNumId="7">
+  <w:abstractNum w:abstractNumId="7" w15:restartNumberingAfterBreak="0">
     <w:nsid w:val="5DA42C67"/>
     <w:multiLevelType w:val="multilevel"/>
     <w:tmpl w:val="5DA42C67"/>
@@ -6892,7 +6755,7 @@
       </w:pPr>
     </w:lvl>
   </w:abstractNum>
-  <w:abstractNum w:abstractNumId="8">
+  <w:abstractNum w:abstractNumId="8" w15:restartNumberingAfterBreak="0">
     <w:nsid w:val="65C616A4"/>
     <w:multiLevelType w:val="multilevel"/>
     <w:tmpl w:val="65C616A4"/>
@@ -7013,7 +6876,7 @@
 </file>
 
 <file path=word/styles.xml><?xml version="1.0" encoding="utf-8"?>
-<w:styles xmlns:r="http://schemas.openxmlformats.org/officeDocument/2006/relationships" xmlns:w="http://schemas.openxmlformats.org/wordprocessingml/2006/main">
+<w:styles xmlns:mc="http://schemas.openxmlformats.org/markup-compatibility/2006" xmlns:r="http://schemas.openxmlformats.org/officeDocument/2006/relationships" xmlns:w="http://schemas.openxmlformats.org/wordprocessingml/2006/main" xmlns:w14="http://schemas.microsoft.com/office/word/2010/wordml" xmlns:w15="http://schemas.microsoft.com/office/word/2012/wordml" xmlns:w16cex="http://schemas.microsoft.com/office/word/2018/wordml/cex" xmlns:w16cid="http://schemas.microsoft.com/office/word/2016/wordml/cid" xmlns:w16="http://schemas.microsoft.com/office/word/2018/wordml" xmlns:w16se="http://schemas.microsoft.com/office/word/2015/wordml/symex" mc:Ignorable="w14 w15 w16se w16cid w16 w16cex">
   <w:docDefaults>
     <w:rPrDefault>
       <w:rPr>
@@ -7023,157 +6886,383 @@
     </w:rPrDefault>
     <w:pPrDefault/>
   </w:docDefaults>
-  <w:latentStyles w:defLockedState="0" w:defUIPriority="99" w:defSemiHidden="1" w:defUnhideWhenUsed="1" w:defQFormat="0" w:count="267">
-    <w:lsdException w:name="Normal" w:semiHidden="0" w:uiPriority="0" w:unhideWhenUsed="0" w:qFormat="1"/>
-    <w:lsdException w:name="heading 1" w:semiHidden="0" w:uiPriority="9" w:unhideWhenUsed="0" w:qFormat="1"/>
-    <w:lsdException w:name="heading 2" w:uiPriority="9" w:qFormat="1"/>
-    <w:lsdException w:name="heading 3" w:uiPriority="9" w:qFormat="1"/>
-    <w:lsdException w:name="heading 4" w:uiPriority="9" w:qFormat="1"/>
-    <w:lsdException w:name="heading 5" w:uiPriority="9" w:qFormat="1"/>
-    <w:lsdException w:name="heading 6" w:uiPriority="9" w:qFormat="1"/>
-    <w:lsdException w:name="heading 7" w:uiPriority="9" w:qFormat="1"/>
-    <w:lsdException w:name="heading 8" w:uiPriority="9" w:qFormat="1"/>
-    <w:lsdException w:name="heading 9" w:uiPriority="9" w:qFormat="1"/>
-    <w:lsdException w:name="toc 1" w:uiPriority="39" w:qFormat="1"/>
-    <w:lsdException w:name="toc 2" w:uiPriority="39" w:qFormat="1"/>
-    <w:lsdException w:name="toc 3" w:uiPriority="39" w:qFormat="1"/>
-    <w:lsdException w:name="toc 4" w:uiPriority="39" w:qFormat="1"/>
-    <w:lsdException w:name="toc 5" w:uiPriority="39" w:qFormat="1"/>
-    <w:lsdException w:name="toc 6" w:uiPriority="39" w:qFormat="1"/>
-    <w:lsdException w:name="toc 7" w:uiPriority="39" w:qFormat="1"/>
-    <w:lsdException w:name="toc 8" w:uiPriority="39" w:qFormat="1"/>
-    <w:lsdException w:name="toc 9" w:uiPriority="39" w:qFormat="1"/>
-    <w:lsdException w:name="footnote text" w:qFormat="1"/>
-    <w:lsdException w:name="header" w:qFormat="1"/>
-    <w:lsdException w:name="footer" w:qFormat="1"/>
-    <w:lsdException w:name="caption" w:uiPriority="0" w:unhideWhenUsed="0" w:qFormat="1"/>
-    <w:lsdException w:name="table of figures" w:qFormat="1"/>
-    <w:lsdException w:name="footnote reference" w:qFormat="1"/>
-    <w:lsdException w:name="line number" w:uiPriority="0" w:unhideWhenUsed="0" w:qFormat="1"/>
-    <w:lsdException w:name="endnote reference" w:qFormat="1"/>
-    <w:lsdException w:name="endnote text" w:qFormat="1"/>
-    <w:lsdException w:name="List" w:semiHidden="0" w:uiPriority="0" w:unhideWhenUsed="0" w:qFormat="1"/>
-    <w:lsdException w:name="Title" w:semiHidden="0" w:uiPriority="10" w:unhideWhenUsed="0" w:qFormat="1"/>
-    <w:lsdException w:name="Default Paragraph Font" w:uiPriority="1"/>
-    <w:lsdException w:name="Body Text" w:uiPriority="0" w:unhideWhenUsed="0" w:qFormat="1"/>
-    <w:lsdException w:name="Subtitle" w:semiHidden="0" w:uiPriority="11" w:unhideWhenUsed="0" w:qFormat="1"/>
-    <w:lsdException w:name="Hyperlink" w:uiPriority="0" w:unhideWhenUsed="0" w:qFormat="1"/>
-    <w:lsdException w:name="Strong" w:semiHidden="0" w:uiPriority="22" w:unhideWhenUsed="0" w:qFormat="1"/>
-    <w:lsdException w:name="Emphasis" w:semiHidden="0" w:uiPriority="20" w:unhideWhenUsed="0" w:qFormat="1"/>
-    <w:lsdException w:name="Table Simple 1" w:uiPriority="0" w:qFormat="1"/>
-    <w:lsdException w:name="Balloon Text" w:semiHidden="0" w:uiPriority="0" w:unhideWhenUsed="0" w:qFormat="1"/>
-    <w:lsdException w:name="Table Grid" w:semiHidden="0" w:uiPriority="59" w:unhideWhenUsed="0"/>
-    <w:lsdException w:name="Placeholder Text" w:unhideWhenUsed="0"/>
-    <w:lsdException w:name="No Spacing" w:semiHidden="0" w:uiPriority="1" w:unhideWhenUsed="0" w:qFormat="1"/>
-    <w:lsdException w:name="Light Shading" w:semiHidden="0" w:unhideWhenUsed="0"/>
-    <w:lsdException w:name="Light List" w:semiHidden="0" w:unhideWhenUsed="0"/>
-    <w:lsdException w:name="Light Grid" w:semiHidden="0" w:unhideWhenUsed="0"/>
-    <w:lsdException w:name="Medium Shading 1" w:semiHidden="0" w:unhideWhenUsed="0"/>
-    <w:lsdException w:name="Medium Shading 2" w:semiHidden="0" w:unhideWhenUsed="0"/>
-    <w:lsdException w:name="Medium List 1" w:semiHidden="0" w:unhideWhenUsed="0"/>
-    <w:lsdException w:name="Medium List 2" w:semiHidden="0" w:unhideWhenUsed="0"/>
-    <w:lsdException w:name="Medium Grid 1" w:semiHidden="0" w:unhideWhenUsed="0"/>
-    <w:lsdException w:name="Medium Grid 2" w:semiHidden="0" w:unhideWhenUsed="0"/>
-    <w:lsdException w:name="Medium Grid 3" w:semiHidden="0" w:unhideWhenUsed="0"/>
-    <w:lsdException w:name="Dark List" w:semiHidden="0" w:unhideWhenUsed="0"/>
-    <w:lsdException w:name="Colorful Shading" w:semiHidden="0" w:unhideWhenUsed="0"/>
-    <w:lsdException w:name="Colorful List" w:semiHidden="0" w:unhideWhenUsed="0"/>
-    <w:lsdException w:name="Colorful Grid" w:semiHidden="0" w:unhideWhenUsed="0"/>
-    <w:lsdException w:name="Light Shading Accent 1" w:semiHidden="0" w:unhideWhenUsed="0"/>
-    <w:lsdException w:name="Light List Accent 1" w:semiHidden="0" w:unhideWhenUsed="0"/>
-    <w:lsdException w:name="Light Grid Accent 1" w:semiHidden="0" w:unhideWhenUsed="0"/>
-    <w:lsdException w:name="Medium Shading 1 Accent 1" w:semiHidden="0" w:unhideWhenUsed="0"/>
-    <w:lsdException w:name="Medium Shading 2 Accent 1" w:semiHidden="0" w:unhideWhenUsed="0"/>
-    <w:lsdException w:name="Medium List 1 Accent 1" w:semiHidden="0" w:unhideWhenUsed="0"/>
-    <w:lsdException w:name="Revision" w:unhideWhenUsed="0"/>
-    <w:lsdException w:name="List Paragraph" w:semiHidden="0" w:uiPriority="34" w:unhideWhenUsed="0" w:qFormat="1"/>
-    <w:lsdException w:name="Quote" w:semiHidden="0" w:uiPriority="29" w:unhideWhenUsed="0" w:qFormat="1"/>
-    <w:lsdException w:name="Intense Quote" w:semiHidden="0" w:uiPriority="30" w:unhideWhenUsed="0" w:qFormat="1"/>
-    <w:lsdException w:name="Medium List 2 Accent 1" w:semiHidden="0" w:unhideWhenUsed="0"/>
-    <w:lsdException w:name="Medium Grid 1 Accent 1" w:semiHidden="0" w:unhideWhenUsed="0"/>
-    <w:lsdException w:name="Medium Grid 2 Accent 1" w:semiHidden="0" w:unhideWhenUsed="0"/>
-    <w:lsdException w:name="Medium Grid 3 Accent 1" w:semiHidden="0" w:unhideWhenUsed="0"/>
-    <w:lsdException w:name="Dark List Accent 1" w:semiHidden="0" w:unhideWhenUsed="0"/>
-    <w:lsdException w:name="Colorful Shading Accent 1" w:semiHidden="0" w:unhideWhenUsed="0"/>
-    <w:lsdException w:name="Colorful List Accent 1" w:semiHidden="0" w:unhideWhenUsed="0"/>
-    <w:lsdException w:name="Colorful Grid Accent 1" w:semiHidden="0" w:unhideWhenUsed="0"/>
-    <w:lsdException w:name="Light Shading Accent 2" w:semiHidden="0" w:unhideWhenUsed="0"/>
-    <w:lsdException w:name="Light List Accent 2" w:semiHidden="0" w:unhideWhenUsed="0"/>
-    <w:lsdException w:name="Light Grid Accent 2" w:semiHidden="0" w:unhideWhenUsed="0"/>
-    <w:lsdException w:name="Medium Shading 1 Accent 2" w:semiHidden="0" w:unhideWhenUsed="0"/>
-    <w:lsdException w:name="Medium Shading 2 Accent 2" w:semiHidden="0" w:unhideWhenUsed="0"/>
-    <w:lsdException w:name="Medium List 1 Accent 2" w:semiHidden="0" w:unhideWhenUsed="0"/>
-    <w:lsdException w:name="Medium List 2 Accent 2" w:semiHidden="0" w:unhideWhenUsed="0"/>
-    <w:lsdException w:name="Medium Grid 1 Accent 2" w:semiHidden="0" w:unhideWhenUsed="0"/>
-    <w:lsdException w:name="Medium Grid 2 Accent 2" w:semiHidden="0" w:unhideWhenUsed="0"/>
-    <w:lsdException w:name="Medium Grid 3 Accent 2" w:semiHidden="0" w:unhideWhenUsed="0"/>
-    <w:lsdException w:name="Dark List Accent 2" w:semiHidden="0" w:unhideWhenUsed="0"/>
-    <w:lsdException w:name="Colorful Shading Accent 2" w:semiHidden="0" w:unhideWhenUsed="0"/>
-    <w:lsdException w:name="Colorful List Accent 2" w:semiHidden="0" w:unhideWhenUsed="0"/>
-    <w:lsdException w:name="Colorful Grid Accent 2" w:semiHidden="0" w:unhideWhenUsed="0"/>
-    <w:lsdException w:name="Light Shading Accent 3" w:semiHidden="0" w:unhideWhenUsed="0"/>
-    <w:lsdException w:name="Light List Accent 3" w:semiHidden="0" w:unhideWhenUsed="0"/>
-    <w:lsdException w:name="Light Grid Accent 3" w:semiHidden="0" w:unhideWhenUsed="0"/>
-    <w:lsdException w:name="Medium Shading 1 Accent 3" w:semiHidden="0" w:unhideWhenUsed="0"/>
-    <w:lsdException w:name="Medium Shading 2 Accent 3" w:semiHidden="0" w:unhideWhenUsed="0"/>
-    <w:lsdException w:name="Medium List 1 Accent 3" w:semiHidden="0" w:unhideWhenUsed="0"/>
-    <w:lsdException w:name="Medium List 2 Accent 3" w:semiHidden="0" w:unhideWhenUsed="0"/>
-    <w:lsdException w:name="Medium Grid 1 Accent 3" w:semiHidden="0" w:unhideWhenUsed="0"/>
-    <w:lsdException w:name="Medium Grid 2 Accent 3" w:semiHidden="0" w:unhideWhenUsed="0"/>
-    <w:lsdException w:name="Medium Grid 3 Accent 3" w:semiHidden="0" w:unhideWhenUsed="0"/>
-    <w:lsdException w:name="Dark List Accent 3" w:semiHidden="0" w:unhideWhenUsed="0"/>
-    <w:lsdException w:name="Colorful Shading Accent 3" w:semiHidden="0" w:unhideWhenUsed="0"/>
-    <w:lsdException w:name="Colorful List Accent 3" w:semiHidden="0" w:unhideWhenUsed="0"/>
-    <w:lsdException w:name="Colorful Grid Accent 3" w:semiHidden="0" w:unhideWhenUsed="0"/>
-    <w:lsdException w:name="Light Shading Accent 4" w:semiHidden="0" w:unhideWhenUsed="0"/>
-    <w:lsdException w:name="Light List Accent 4" w:semiHidden="0" w:unhideWhenUsed="0"/>
-    <w:lsdException w:name="Light Grid Accent 4" w:semiHidden="0" w:unhideWhenUsed="0"/>
-    <w:lsdException w:name="Medium Shading 1 Accent 4" w:semiHidden="0" w:unhideWhenUsed="0"/>
-    <w:lsdException w:name="Medium Shading 2 Accent 4" w:semiHidden="0" w:unhideWhenUsed="0"/>
-    <w:lsdException w:name="Medium List 1 Accent 4" w:semiHidden="0" w:unhideWhenUsed="0"/>
-    <w:lsdException w:name="Medium List 2 Accent 4" w:semiHidden="0" w:unhideWhenUsed="0"/>
-    <w:lsdException w:name="Medium Grid 1 Accent 4" w:semiHidden="0" w:unhideWhenUsed="0"/>
-    <w:lsdException w:name="Medium Grid 2 Accent 4" w:semiHidden="0" w:unhideWhenUsed="0"/>
-    <w:lsdException w:name="Medium Grid 3 Accent 4" w:semiHidden="0" w:unhideWhenUsed="0"/>
-    <w:lsdException w:name="Dark List Accent 4" w:semiHidden="0" w:unhideWhenUsed="0"/>
-    <w:lsdException w:name="Colorful Shading Accent 4" w:semiHidden="0" w:unhideWhenUsed="0"/>
-    <w:lsdException w:name="Colorful List Accent 4" w:semiHidden="0" w:unhideWhenUsed="0"/>
-    <w:lsdException w:name="Colorful Grid Accent 4" w:semiHidden="0" w:unhideWhenUsed="0"/>
-    <w:lsdException w:name="Light Shading Accent 5" w:semiHidden="0" w:unhideWhenUsed="0"/>
-    <w:lsdException w:name="Light List Accent 5" w:semiHidden="0" w:unhideWhenUsed="0"/>
-    <w:lsdException w:name="Light Grid Accent 5" w:semiHidden="0" w:unhideWhenUsed="0"/>
-    <w:lsdException w:name="Medium Shading 1 Accent 5" w:semiHidden="0" w:unhideWhenUsed="0"/>
-    <w:lsdException w:name="Medium Shading 2 Accent 5" w:semiHidden="0" w:unhideWhenUsed="0"/>
-    <w:lsdException w:name="Medium List 1 Accent 5" w:semiHidden="0" w:unhideWhenUsed="0"/>
-    <w:lsdException w:name="Medium List 2 Accent 5" w:semiHidden="0" w:unhideWhenUsed="0"/>
-    <w:lsdException w:name="Medium Grid 1 Accent 5" w:semiHidden="0" w:unhideWhenUsed="0"/>
-    <w:lsdException w:name="Medium Grid 2 Accent 5" w:semiHidden="0" w:unhideWhenUsed="0"/>
-    <w:lsdException w:name="Medium Grid 3 Accent 5" w:semiHidden="0" w:unhideWhenUsed="0"/>
-    <w:lsdException w:name="Dark List Accent 5" w:semiHidden="0" w:unhideWhenUsed="0"/>
-    <w:lsdException w:name="Colorful Shading Accent 5" w:semiHidden="0" w:unhideWhenUsed="0"/>
-    <w:lsdException w:name="Colorful List Accent 5" w:semiHidden="0" w:unhideWhenUsed="0"/>
-    <w:lsdException w:name="Colorful Grid Accent 5" w:semiHidden="0" w:unhideWhenUsed="0"/>
-    <w:lsdException w:name="Light Shading Accent 6" w:semiHidden="0" w:unhideWhenUsed="0"/>
-    <w:lsdException w:name="Light List Accent 6" w:semiHidden="0" w:unhideWhenUsed="0"/>
-    <w:lsdException w:name="Light Grid Accent 6" w:semiHidden="0" w:unhideWhenUsed="0"/>
-    <w:lsdException w:name="Medium Shading 1 Accent 6" w:semiHidden="0" w:unhideWhenUsed="0"/>
-    <w:lsdException w:name="Medium Shading 2 Accent 6" w:semiHidden="0" w:unhideWhenUsed="0"/>
-    <w:lsdException w:name="Medium List 1 Accent 6" w:semiHidden="0" w:unhideWhenUsed="0"/>
-    <w:lsdException w:name="Medium List 2 Accent 6" w:semiHidden="0" w:unhideWhenUsed="0"/>
-    <w:lsdException w:name="Medium Grid 1 Accent 6" w:semiHidden="0" w:unhideWhenUsed="0"/>
-    <w:lsdException w:name="Medium Grid 2 Accent 6" w:semiHidden="0" w:unhideWhenUsed="0"/>
-    <w:lsdException w:name="Medium Grid 3 Accent 6" w:semiHidden="0" w:unhideWhenUsed="0"/>
-    <w:lsdException w:name="Dark List Accent 6" w:semiHidden="0" w:unhideWhenUsed="0"/>
-    <w:lsdException w:name="Colorful Shading Accent 6" w:semiHidden="0" w:unhideWhenUsed="0"/>
-    <w:lsdException w:name="Colorful List Accent 6" w:semiHidden="0" w:unhideWhenUsed="0"/>
-    <w:lsdException w:name="Colorful Grid Accent 6" w:semiHidden="0" w:unhideWhenUsed="0"/>
-    <w:lsdException w:name="Subtle Emphasis" w:semiHidden="0" w:uiPriority="19" w:unhideWhenUsed="0" w:qFormat="1"/>
-    <w:lsdException w:name="Intense Emphasis" w:semiHidden="0" w:uiPriority="21" w:unhideWhenUsed="0" w:qFormat="1"/>
-    <w:lsdException w:name="Subtle Reference" w:semiHidden="0" w:uiPriority="31" w:unhideWhenUsed="0" w:qFormat="1"/>
-    <w:lsdException w:name="Intense Reference" w:semiHidden="0" w:uiPriority="32" w:unhideWhenUsed="0" w:qFormat="1"/>
-    <w:lsdException w:name="Book Title" w:semiHidden="0" w:uiPriority="33" w:unhideWhenUsed="0" w:qFormat="1"/>
-    <w:lsdException w:name="Bibliography" w:uiPriority="37"/>
-    <w:lsdException w:name="TOC Heading" w:uiPriority="39" w:qFormat="1"/>
+  <w:latentStyles w:defLockedState="0" w:defUIPriority="99" w:defSemiHidden="0" w:defUnhideWhenUsed="0" w:defQFormat="0" w:count="376">
+    <w:lsdException w:name="Normal" w:uiPriority="0" w:qFormat="1"/>
+    <w:lsdException w:name="heading 1" w:uiPriority="9" w:qFormat="1"/>
+    <w:lsdException w:name="heading 2" w:semiHidden="1" w:uiPriority="9" w:unhideWhenUsed="1" w:qFormat="1"/>
+    <w:lsdException w:name="heading 3" w:semiHidden="1" w:uiPriority="9" w:unhideWhenUsed="1" w:qFormat="1"/>
+    <w:lsdException w:name="heading 4" w:semiHidden="1" w:uiPriority="9" w:unhideWhenUsed="1" w:qFormat="1"/>
+    <w:lsdException w:name="heading 5" w:semiHidden="1" w:uiPriority="9" w:unhideWhenUsed="1" w:qFormat="1"/>
+    <w:lsdException w:name="heading 6" w:semiHidden="1" w:uiPriority="9" w:unhideWhenUsed="1" w:qFormat="1"/>
+    <w:lsdException w:name="heading 7" w:semiHidden="1" w:uiPriority="9" w:unhideWhenUsed="1" w:qFormat="1"/>
+    <w:lsdException w:name="heading 8" w:semiHidden="1" w:uiPriority="9" w:unhideWhenUsed="1" w:qFormat="1"/>
+    <w:lsdException w:name="heading 9" w:semiHidden="1" w:uiPriority="9" w:unhideWhenUsed="1" w:qFormat="1"/>
+    <w:lsdException w:name="index 1" w:semiHidden="1" w:unhideWhenUsed="1"/>
+    <w:lsdException w:name="index 2" w:semiHidden="1" w:unhideWhenUsed="1"/>
+    <w:lsdException w:name="index 3" w:semiHidden="1" w:unhideWhenUsed="1"/>
+    <w:lsdException w:name="index 4" w:semiHidden="1" w:unhideWhenUsed="1"/>
+    <w:lsdException w:name="index 5" w:semiHidden="1" w:unhideWhenUsed="1"/>
+    <w:lsdException w:name="index 6" w:semiHidden="1" w:unhideWhenUsed="1"/>
+    <w:lsdException w:name="index 7" w:semiHidden="1" w:unhideWhenUsed="1"/>
+    <w:lsdException w:name="index 8" w:semiHidden="1" w:unhideWhenUsed="1"/>
+    <w:lsdException w:name="index 9" w:semiHidden="1" w:unhideWhenUsed="1"/>
+    <w:lsdException w:name="toc 1" w:semiHidden="1" w:uiPriority="39" w:unhideWhenUsed="1" w:qFormat="1"/>
+    <w:lsdException w:name="toc 2" w:semiHidden="1" w:uiPriority="39" w:unhideWhenUsed="1" w:qFormat="1"/>
+    <w:lsdException w:name="toc 3" w:semiHidden="1" w:uiPriority="39" w:unhideWhenUsed="1" w:qFormat="1"/>
+    <w:lsdException w:name="toc 4" w:semiHidden="1" w:uiPriority="39" w:unhideWhenUsed="1" w:qFormat="1"/>
+    <w:lsdException w:name="toc 5" w:semiHidden="1" w:uiPriority="39" w:unhideWhenUsed="1" w:qFormat="1"/>
+    <w:lsdException w:name="toc 6" w:semiHidden="1" w:uiPriority="39" w:unhideWhenUsed="1" w:qFormat="1"/>
+    <w:lsdException w:name="toc 7" w:semiHidden="1" w:uiPriority="39" w:unhideWhenUsed="1" w:qFormat="1"/>
+    <w:lsdException w:name="toc 8" w:semiHidden="1" w:uiPriority="39" w:unhideWhenUsed="1" w:qFormat="1"/>
+    <w:lsdException w:name="toc 9" w:semiHidden="1" w:uiPriority="39" w:unhideWhenUsed="1" w:qFormat="1"/>
+    <w:lsdException w:name="Normal Indent" w:semiHidden="1" w:unhideWhenUsed="1"/>
+    <w:lsdException w:name="footnote text" w:semiHidden="1" w:unhideWhenUsed="1" w:qFormat="1"/>
+    <w:lsdException w:name="annotation text" w:semiHidden="1" w:unhideWhenUsed="1"/>
+    <w:lsdException w:name="header" w:semiHidden="1" w:unhideWhenUsed="1" w:qFormat="1"/>
+    <w:lsdException w:name="footer" w:semiHidden="1" w:unhideWhenUsed="1" w:qFormat="1"/>
+    <w:lsdException w:name="index heading" w:semiHidden="1" w:unhideWhenUsed="1"/>
+    <w:lsdException w:name="caption" w:semiHidden="1" w:uiPriority="0" w:qFormat="1"/>
+    <w:lsdException w:name="table of figures" w:semiHidden="1" w:unhideWhenUsed="1" w:qFormat="1"/>
+    <w:lsdException w:name="envelope address" w:semiHidden="1" w:unhideWhenUsed="1"/>
+    <w:lsdException w:name="envelope return" w:semiHidden="1" w:unhideWhenUsed="1"/>
+    <w:lsdException w:name="footnote reference" w:semiHidden="1" w:unhideWhenUsed="1" w:qFormat="1"/>
+    <w:lsdException w:name="annotation reference" w:semiHidden="1" w:unhideWhenUsed="1"/>
+    <w:lsdException w:name="line number" w:semiHidden="1" w:uiPriority="0" w:qFormat="1"/>
+    <w:lsdException w:name="page number" w:semiHidden="1" w:unhideWhenUsed="1"/>
+    <w:lsdException w:name="endnote reference" w:semiHidden="1" w:unhideWhenUsed="1" w:qFormat="1"/>
+    <w:lsdException w:name="endnote text" w:semiHidden="1" w:unhideWhenUsed="1" w:qFormat="1"/>
+    <w:lsdException w:name="table of authorities" w:semiHidden="1" w:unhideWhenUsed="1"/>
+    <w:lsdException w:name="macro" w:semiHidden="1" w:unhideWhenUsed="1"/>
+    <w:lsdException w:name="toa heading" w:semiHidden="1" w:unhideWhenUsed="1"/>
+    <w:lsdException w:name="List" w:uiPriority="0" w:qFormat="1"/>
+    <w:lsdException w:name="List Bullet" w:semiHidden="1" w:unhideWhenUsed="1"/>
+    <w:lsdException w:name="List Number" w:semiHidden="1" w:unhideWhenUsed="1"/>
+    <w:lsdException w:name="List 2" w:semiHidden="1" w:unhideWhenUsed="1"/>
+    <w:lsdException w:name="List 3" w:semiHidden="1" w:unhideWhenUsed="1"/>
+    <w:lsdException w:name="List 4" w:semiHidden="1" w:unhideWhenUsed="1"/>
+    <w:lsdException w:name="List 5" w:semiHidden="1" w:unhideWhenUsed="1"/>
+    <w:lsdException w:name="List Bullet 2" w:semiHidden="1" w:unhideWhenUsed="1"/>
+    <w:lsdException w:name="List Bullet 3" w:semiHidden="1" w:unhideWhenUsed="1"/>
+    <w:lsdException w:name="List Bullet 4" w:semiHidden="1" w:unhideWhenUsed="1"/>
+    <w:lsdException w:name="List Bullet 5" w:semiHidden="1" w:unhideWhenUsed="1"/>
+    <w:lsdException w:name="List Number 2" w:semiHidden="1" w:unhideWhenUsed="1"/>
+    <w:lsdException w:name="List Number 3" w:semiHidden="1" w:unhideWhenUsed="1"/>
+    <w:lsdException w:name="List Number 4" w:semiHidden="1" w:unhideWhenUsed="1"/>
+    <w:lsdException w:name="List Number 5" w:semiHidden="1" w:unhideWhenUsed="1"/>
+    <w:lsdException w:name="Title" w:uiPriority="10" w:qFormat="1"/>
+    <w:lsdException w:name="Closing" w:semiHidden="1" w:unhideWhenUsed="1"/>
+    <w:lsdException w:name="Signature" w:semiHidden="1" w:unhideWhenUsed="1"/>
+    <w:lsdException w:name="Default Paragraph Font" w:semiHidden="1" w:uiPriority="1" w:unhideWhenUsed="1"/>
+    <w:lsdException w:name="Body Text" w:semiHidden="1" w:uiPriority="0" w:qFormat="1"/>
+    <w:lsdException w:name="Body Text Indent" w:semiHidden="1" w:unhideWhenUsed="1"/>
+    <w:lsdException w:name="List Continue" w:semiHidden="1" w:unhideWhenUsed="1"/>
+    <w:lsdException w:name="List Continue 2" w:semiHidden="1" w:unhideWhenUsed="1"/>
+    <w:lsdException w:name="List Continue 3" w:semiHidden="1" w:unhideWhenUsed="1"/>
+    <w:lsdException w:name="List Continue 4" w:semiHidden="1" w:unhideWhenUsed="1"/>
+    <w:lsdException w:name="List Continue 5" w:semiHidden="1" w:unhideWhenUsed="1"/>
+    <w:lsdException w:name="Message Header" w:semiHidden="1" w:unhideWhenUsed="1"/>
+    <w:lsdException w:name="Subtitle" w:uiPriority="11" w:qFormat="1"/>
+    <w:lsdException w:name="Salutation" w:semiHidden="1" w:unhideWhenUsed="1"/>
+    <w:lsdException w:name="Date" w:semiHidden="1" w:unhideWhenUsed="1"/>
+    <w:lsdException w:name="Body Text First Indent" w:semiHidden="1" w:unhideWhenUsed="1"/>
+    <w:lsdException w:name="Body Text First Indent 2" w:semiHidden="1" w:unhideWhenUsed="1"/>
+    <w:lsdException w:name="Note Heading" w:semiHidden="1" w:unhideWhenUsed="1"/>
+    <w:lsdException w:name="Body Text 2" w:semiHidden="1" w:unhideWhenUsed="1"/>
+    <w:lsdException w:name="Body Text 3" w:semiHidden="1" w:unhideWhenUsed="1"/>
+    <w:lsdException w:name="Body Text Indent 2" w:semiHidden="1" w:unhideWhenUsed="1"/>
+    <w:lsdException w:name="Body Text Indent 3" w:semiHidden="1" w:unhideWhenUsed="1"/>
+    <w:lsdException w:name="Block Text" w:semiHidden="1" w:unhideWhenUsed="1"/>
+    <w:lsdException w:name="Hyperlink" w:semiHidden="1" w:uiPriority="0" w:qFormat="1"/>
+    <w:lsdException w:name="FollowedHyperlink" w:semiHidden="1" w:unhideWhenUsed="1"/>
+    <w:lsdException w:name="Strong" w:uiPriority="22" w:qFormat="1"/>
+    <w:lsdException w:name="Emphasis" w:uiPriority="20" w:qFormat="1"/>
+    <w:lsdException w:name="Document Map" w:semiHidden="1" w:unhideWhenUsed="1"/>
+    <w:lsdException w:name="Plain Text" w:semiHidden="1" w:unhideWhenUsed="1"/>
+    <w:lsdException w:name="E-mail Signature" w:semiHidden="1" w:unhideWhenUsed="1"/>
+    <w:lsdException w:name="HTML Top of Form" w:semiHidden="1" w:unhideWhenUsed="1"/>
+    <w:lsdException w:name="HTML Bottom of Form" w:semiHidden="1" w:unhideWhenUsed="1"/>
+    <w:lsdException w:name="Normal (Web)" w:semiHidden="1" w:unhideWhenUsed="1"/>
+    <w:lsdException w:name="HTML Acronym" w:semiHidden="1" w:unhideWhenUsed="1"/>
+    <w:lsdException w:name="HTML Address" w:semiHidden="1" w:unhideWhenUsed="1"/>
+    <w:lsdException w:name="HTML Cite" w:semiHidden="1" w:unhideWhenUsed="1"/>
+    <w:lsdException w:name="HTML Code" w:semiHidden="1" w:unhideWhenUsed="1"/>
+    <w:lsdException w:name="HTML Definition" w:semiHidden="1" w:unhideWhenUsed="1"/>
+    <w:lsdException w:name="HTML Keyboard" w:semiHidden="1" w:unhideWhenUsed="1"/>
+    <w:lsdException w:name="HTML Preformatted" w:semiHidden="1" w:unhideWhenUsed="1"/>
+    <w:lsdException w:name="HTML Sample" w:semiHidden="1" w:unhideWhenUsed="1"/>
+    <w:lsdException w:name="HTML Typewriter" w:semiHidden="1" w:unhideWhenUsed="1"/>
+    <w:lsdException w:name="HTML Variable" w:semiHidden="1" w:unhideWhenUsed="1"/>
+    <w:lsdException w:name="Normal Table" w:semiHidden="1" w:unhideWhenUsed="1"/>
+    <w:lsdException w:name="annotation subject" w:semiHidden="1" w:unhideWhenUsed="1"/>
+    <w:lsdException w:name="No List" w:semiHidden="1" w:unhideWhenUsed="1"/>
+    <w:lsdException w:name="Outline List 1" w:semiHidden="1" w:unhideWhenUsed="1"/>
+    <w:lsdException w:name="Outline List 2" w:semiHidden="1" w:unhideWhenUsed="1"/>
+    <w:lsdException w:name="Outline List 3" w:semiHidden="1" w:unhideWhenUsed="1"/>
+    <w:lsdException w:name="Table Simple 1" w:semiHidden="1" w:uiPriority="0" w:unhideWhenUsed="1" w:qFormat="1"/>
+    <w:lsdException w:name="Table Simple 2" w:semiHidden="1" w:unhideWhenUsed="1"/>
+    <w:lsdException w:name="Table Simple 3" w:semiHidden="1" w:unhideWhenUsed="1"/>
+    <w:lsdException w:name="Table Classic 1" w:semiHidden="1" w:unhideWhenUsed="1"/>
+    <w:lsdException w:name="Table Classic 2" w:semiHidden="1" w:unhideWhenUsed="1"/>
+    <w:lsdException w:name="Table Classic 3" w:semiHidden="1" w:unhideWhenUsed="1"/>
+    <w:lsdException w:name="Table Classic 4" w:semiHidden="1" w:unhideWhenUsed="1"/>
+    <w:lsdException w:name="Table Colorful 1" w:semiHidden="1" w:unhideWhenUsed="1"/>
+    <w:lsdException w:name="Table Colorful 2" w:semiHidden="1" w:unhideWhenUsed="1"/>
+    <w:lsdException w:name="Table Colorful 3" w:semiHidden="1" w:unhideWhenUsed="1"/>
+    <w:lsdException w:name="Table Columns 1" w:semiHidden="1" w:unhideWhenUsed="1"/>
+    <w:lsdException w:name="Table Columns 2" w:semiHidden="1" w:unhideWhenUsed="1"/>
+    <w:lsdException w:name="Table Columns 3" w:semiHidden="1" w:unhideWhenUsed="1"/>
+    <w:lsdException w:name="Table Columns 4" w:semiHidden="1" w:unhideWhenUsed="1"/>
+    <w:lsdException w:name="Table Columns 5" w:semiHidden="1" w:unhideWhenUsed="1"/>
+    <w:lsdException w:name="Table Grid 1" w:semiHidden="1" w:unhideWhenUsed="1"/>
+    <w:lsdException w:name="Table Grid 2" w:semiHidden="1" w:unhideWhenUsed="1"/>
+    <w:lsdException w:name="Table Grid 3" w:semiHidden="1" w:unhideWhenUsed="1"/>
+    <w:lsdException w:name="Table Grid 4" w:semiHidden="1" w:unhideWhenUsed="1"/>
+    <w:lsdException w:name="Table Grid 5" w:semiHidden="1" w:unhideWhenUsed="1"/>
+    <w:lsdException w:name="Table Grid 6" w:semiHidden="1" w:unhideWhenUsed="1"/>
+    <w:lsdException w:name="Table Grid 7" w:semiHidden="1" w:unhideWhenUsed="1"/>
+    <w:lsdException w:name="Table Grid 8" w:semiHidden="1" w:unhideWhenUsed="1"/>
+    <w:lsdException w:name="Table List 1" w:semiHidden="1" w:unhideWhenUsed="1"/>
+    <w:lsdException w:name="Table List 2" w:semiHidden="1" w:unhideWhenUsed="1"/>
+    <w:lsdException w:name="Table List 3" w:semiHidden="1" w:unhideWhenUsed="1"/>
+    <w:lsdException w:name="Table List 4" w:semiHidden="1" w:unhideWhenUsed="1"/>
+    <w:lsdException w:name="Table List 5" w:semiHidden="1" w:unhideWhenUsed="1"/>
+    <w:lsdException w:name="Table List 6" w:semiHidden="1" w:unhideWhenUsed="1"/>
+    <w:lsdException w:name="Table List 7" w:semiHidden="1" w:unhideWhenUsed="1"/>
+    <w:lsdException w:name="Table List 8" w:semiHidden="1" w:unhideWhenUsed="1"/>
+    <w:lsdException w:name="Table 3D effects 1" w:semiHidden="1" w:unhideWhenUsed="1"/>
+    <w:lsdException w:name="Table 3D effects 2" w:semiHidden="1" w:unhideWhenUsed="1"/>
+    <w:lsdException w:name="Table 3D effects 3" w:semiHidden="1" w:unhideWhenUsed="1"/>
+    <w:lsdException w:name="Table Contemporary" w:semiHidden="1" w:unhideWhenUsed="1"/>
+    <w:lsdException w:name="Table Elegant" w:semiHidden="1" w:unhideWhenUsed="1"/>
+    <w:lsdException w:name="Table Professional" w:semiHidden="1" w:unhideWhenUsed="1"/>
+    <w:lsdException w:name="Table Subtle 1" w:semiHidden="1" w:unhideWhenUsed="1"/>
+    <w:lsdException w:name="Table Subtle 2" w:semiHidden="1" w:unhideWhenUsed="1"/>
+    <w:lsdException w:name="Table Web 1" w:semiHidden="1" w:unhideWhenUsed="1"/>
+    <w:lsdException w:name="Table Web 2" w:semiHidden="1" w:unhideWhenUsed="1"/>
+    <w:lsdException w:name="Table Web 3" w:semiHidden="1" w:unhideWhenUsed="1"/>
+    <w:lsdException w:name="Balloon Text" w:uiPriority="0" w:qFormat="1"/>
+    <w:lsdException w:name="Table Grid" w:semiHidden="1" w:uiPriority="59" w:unhideWhenUsed="1"/>
+    <w:lsdException w:name="Table Theme" w:semiHidden="1" w:unhideWhenUsed="1"/>
+    <w:lsdException w:name="Placeholder Text" w:semiHidden="1"/>
+    <w:lsdException w:name="No Spacing" w:uiPriority="1" w:qFormat="1"/>
+    <w:lsdException w:name="Light Shading"/>
+    <w:lsdException w:name="Light List"/>
+    <w:lsdException w:name="Light Grid"/>
+    <w:lsdException w:name="Medium Shading 1"/>
+    <w:lsdException w:name="Medium Shading 2"/>
+    <w:lsdException w:name="Medium List 1"/>
+    <w:lsdException w:name="Medium List 2"/>
+    <w:lsdException w:name="Medium Grid 1"/>
+    <w:lsdException w:name="Medium Grid 2"/>
+    <w:lsdException w:name="Medium Grid 3"/>
+    <w:lsdException w:name="Dark List"/>
+    <w:lsdException w:name="Colorful Shading"/>
+    <w:lsdException w:name="Colorful List"/>
+    <w:lsdException w:name="Colorful Grid"/>
+    <w:lsdException w:name="Light Shading Accent 1"/>
+    <w:lsdException w:name="Light List Accent 1"/>
+    <w:lsdException w:name="Light Grid Accent 1"/>
+    <w:lsdException w:name="Medium Shading 1 Accent 1"/>
+    <w:lsdException w:name="Medium Shading 2 Accent 1"/>
+    <w:lsdException w:name="Medium List 1 Accent 1"/>
+    <w:lsdException w:name="Revision" w:semiHidden="1"/>
+    <w:lsdException w:name="List Paragraph" w:uiPriority="34" w:qFormat="1"/>
+    <w:lsdException w:name="Quote" w:uiPriority="29" w:qFormat="1"/>
+    <w:lsdException w:name="Intense Quote" w:uiPriority="30" w:qFormat="1"/>
+    <w:lsdException w:name="Medium List 2 Accent 1"/>
+    <w:lsdException w:name="Medium Grid 1 Accent 1"/>
+    <w:lsdException w:name="Medium Grid 2 Accent 1"/>
+    <w:lsdException w:name="Medium Grid 3 Accent 1"/>
+    <w:lsdException w:name="Dark List Accent 1"/>
+    <w:lsdException w:name="Colorful Shading Accent 1"/>
+    <w:lsdException w:name="Colorful List Accent 1"/>
+    <w:lsdException w:name="Colorful Grid Accent 1"/>
+    <w:lsdException w:name="Light Shading Accent 2"/>
+    <w:lsdException w:name="Light List Accent 2"/>
+    <w:lsdException w:name="Light Grid Accent 2"/>
+    <w:lsdException w:name="Medium Shading 1 Accent 2"/>
+    <w:lsdException w:name="Medium Shading 2 Accent 2"/>
+    <w:lsdException w:name="Medium List 1 Accent 2"/>
+    <w:lsdException w:name="Medium List 2 Accent 2"/>
+    <w:lsdException w:name="Medium Grid 1 Accent 2"/>
+    <w:lsdException w:name="Medium Grid 2 Accent 2"/>
+    <w:lsdException w:name="Medium Grid 3 Accent 2"/>
+    <w:lsdException w:name="Dark List Accent 2"/>
+    <w:lsdException w:name="Colorful Shading Accent 2"/>
+    <w:lsdException w:name="Colorful List Accent 2"/>
+    <w:lsdException w:name="Colorful Grid Accent 2"/>
+    <w:lsdException w:name="Light Shading Accent 3"/>
+    <w:lsdException w:name="Light List Accent 3"/>
+    <w:lsdException w:name="Light Grid Accent 3"/>
+    <w:lsdException w:name="Medium Shading 1 Accent 3"/>
+    <w:lsdException w:name="Medium Shading 2 Accent 3"/>
+    <w:lsdException w:name="Medium List 1 Accent 3"/>
+    <w:lsdException w:name="Medium List 2 Accent 3"/>
+    <w:lsdException w:name="Medium Grid 1 Accent 3"/>
+    <w:lsdException w:name="Medium Grid 2 Accent 3"/>
+    <w:lsdException w:name="Medium Grid 3 Accent 3"/>
+    <w:lsdException w:name="Dark List Accent 3"/>
+    <w:lsdException w:name="Colorful Shading Accent 3"/>
+    <w:lsdException w:name="Colorful List Accent 3"/>
+    <w:lsdException w:name="Colorful Grid Accent 3"/>
+    <w:lsdException w:name="Light Shading Accent 4"/>
+    <w:lsdException w:name="Light List Accent 4"/>
+    <w:lsdException w:name="Light Grid Accent 4"/>
+    <w:lsdException w:name="Medium Shading 1 Accent 4"/>
+    <w:lsdException w:name="Medium Shading 2 Accent 4"/>
+    <w:lsdException w:name="Medium List 1 Accent 4"/>
+    <w:lsdException w:name="Medium List 2 Accent 4"/>
+    <w:lsdException w:name="Medium Grid 1 Accent 4"/>
+    <w:lsdException w:name="Medium Grid 2 Accent 4"/>
+    <w:lsdException w:name="Medium Grid 3 Accent 4"/>
+    <w:lsdException w:name="Dark List Accent 4"/>
+    <w:lsdException w:name="Colorful Shading Accent 4"/>
+    <w:lsdException w:name="Colorful List Accent 4"/>
+    <w:lsdException w:name="Colorful Grid Accent 4"/>
+    <w:lsdException w:name="Light Shading Accent 5"/>
+    <w:lsdException w:name="Light List Accent 5"/>
+    <w:lsdException w:name="Light Grid Accent 5"/>
+    <w:lsdException w:name="Medium Shading 1 Accent 5"/>
+    <w:lsdException w:name="Medium Shading 2 Accent 5"/>
+    <w:lsdException w:name="Medium List 1 Accent 5"/>
+    <w:lsdException w:name="Medium List 2 Accent 5"/>
+    <w:lsdException w:name="Medium Grid 1 Accent 5"/>
+    <w:lsdException w:name="Medium Grid 2 Accent 5"/>
+    <w:lsdException w:name="Medium Grid 3 Accent 5"/>
+    <w:lsdException w:name="Dark List Accent 5"/>
+    <w:lsdException w:name="Colorful Shading Accent 5"/>
+    <w:lsdException w:name="Colorful List Accent 5"/>
+    <w:lsdException w:name="Colorful Grid Accent 5"/>
+    <w:lsdException w:name="Light Shading Accent 6"/>
+    <w:lsdException w:name="Light List Accent 6"/>
+    <w:lsdException w:name="Light Grid Accent 6"/>
+    <w:lsdException w:name="Medium Shading 1 Accent 6"/>
+    <w:lsdException w:name="Medium Shading 2 Accent 6"/>
+    <w:lsdException w:name="Medium List 1 Accent 6"/>
+    <w:lsdException w:name="Medium List 2 Accent 6"/>
+    <w:lsdException w:name="Medium Grid 1 Accent 6"/>
+    <w:lsdException w:name="Medium Grid 2 Accent 6"/>
+    <w:lsdException w:name="Medium Grid 3 Accent 6"/>
+    <w:lsdException w:name="Dark List Accent 6"/>
+    <w:lsdException w:name="Colorful Shading Accent 6"/>
+    <w:lsdException w:name="Colorful List Accent 6"/>
+    <w:lsdException w:name="Colorful Grid Accent 6"/>
+    <w:lsdException w:name="Subtle Emphasis" w:uiPriority="19" w:qFormat="1"/>
+    <w:lsdException w:name="Intense Emphasis" w:uiPriority="21" w:qFormat="1"/>
+    <w:lsdException w:name="Subtle Reference" w:uiPriority="31" w:qFormat="1"/>
+    <w:lsdException w:name="Intense Reference" w:uiPriority="32" w:qFormat="1"/>
+    <w:lsdException w:name="Book Title" w:uiPriority="33" w:qFormat="1"/>
+    <w:lsdException w:name="Bibliography" w:semiHidden="1" w:uiPriority="37" w:unhideWhenUsed="1"/>
+    <w:lsdException w:name="TOC Heading" w:semiHidden="1" w:uiPriority="39" w:unhideWhenUsed="1" w:qFormat="1"/>
+    <w:lsdException w:name="Plain Table 1" w:uiPriority="41"/>
+    <w:lsdException w:name="Plain Table 2" w:uiPriority="42"/>
+    <w:lsdException w:name="Plain Table 3" w:uiPriority="43"/>
+    <w:lsdException w:name="Plain Table 4" w:uiPriority="44"/>
+    <w:lsdException w:name="Plain Table 5" w:uiPriority="45"/>
+    <w:lsdException w:name="Grid Table Light" w:uiPriority="40"/>
+    <w:lsdException w:name="Grid Table 1 Light" w:uiPriority="46"/>
+    <w:lsdException w:name="Grid Table 2" w:uiPriority="47"/>
+    <w:lsdException w:name="Grid Table 3" w:uiPriority="48"/>
+    <w:lsdException w:name="Grid Table 4" w:uiPriority="49"/>
+    <w:lsdException w:name="Grid Table 5 Dark" w:uiPriority="50"/>
+    <w:lsdException w:name="Grid Table 6 Colorful" w:uiPriority="51"/>
+    <w:lsdException w:name="Grid Table 7 Colorful" w:uiPriority="52"/>
+    <w:lsdException w:name="Grid Table 1 Light Accent 1" w:uiPriority="46"/>
+    <w:lsdException w:name="Grid Table 2 Accent 1" w:uiPriority="47"/>
+    <w:lsdException w:name="Grid Table 3 Accent 1" w:uiPriority="48"/>
+    <w:lsdException w:name="Grid Table 4 Accent 1" w:uiPriority="49"/>
+    <w:lsdException w:name="Grid Table 5 Dark Accent 1" w:uiPriority="50"/>
+    <w:lsdException w:name="Grid Table 6 Colorful Accent 1" w:uiPriority="51"/>
+    <w:lsdException w:name="Grid Table 7 Colorful Accent 1" w:uiPriority="52"/>
+    <w:lsdException w:name="Grid Table 1 Light Accent 2" w:uiPriority="46"/>
+    <w:lsdException w:name="Grid Table 2 Accent 2" w:uiPriority="47"/>
+    <w:lsdException w:name="Grid Table 3 Accent 2" w:uiPriority="48"/>
+    <w:lsdException w:name="Grid Table 4 Accent 2" w:uiPriority="49"/>
+    <w:lsdException w:name="Grid Table 5 Dark Accent 2" w:uiPriority="50"/>
+    <w:lsdException w:name="Grid Table 6 Colorful Accent 2" w:uiPriority="51"/>
+    <w:lsdException w:name="Grid Table 7 Colorful Accent 2" w:uiPriority="52"/>
+    <w:lsdException w:name="Grid Table 1 Light Accent 3" w:uiPriority="46"/>
+    <w:lsdException w:name="Grid Table 2 Accent 3" w:uiPriority="47"/>
+    <w:lsdException w:name="Grid Table 3 Accent 3" w:uiPriority="48"/>
+    <w:lsdException w:name="Grid Table 4 Accent 3" w:uiPriority="49"/>
+    <w:lsdException w:name="Grid Table 5 Dark Accent 3" w:uiPriority="50"/>
+    <w:lsdException w:name="Grid Table 6 Colorful Accent 3" w:uiPriority="51"/>
+    <w:lsdException w:name="Grid Table 7 Colorful Accent 3" w:uiPriority="52"/>
+    <w:lsdException w:name="Grid Table 1 Light Accent 4" w:uiPriority="46"/>
+    <w:lsdException w:name="Grid Table 2 Accent 4" w:uiPriority="47"/>
+    <w:lsdException w:name="Grid Table 3 Accent 4" w:uiPriority="48"/>
+    <w:lsdException w:name="Grid Table 4 Accent 4" w:uiPriority="49"/>
+    <w:lsdException w:name="Grid Table 5 Dark Accent 4" w:uiPriority="50"/>
+    <w:lsdException w:name="Grid Table 6 Colorful Accent 4" w:uiPriority="51"/>
+    <w:lsdException w:name="Grid Table 7 Colorful Accent 4" w:uiPriority="52"/>
+    <w:lsdException w:name="Grid Table 1 Light Accent 5" w:uiPriority="46"/>
+    <w:lsdException w:name="Grid Table 2 Accent 5" w:uiPriority="47"/>
+    <w:lsdException w:name="Grid Table 3 Accent 5" w:uiPriority="48"/>
+    <w:lsdException w:name="Grid Table 4 Accent 5" w:uiPriority="49"/>
+    <w:lsdException w:name="Grid Table 5 Dark Accent 5" w:uiPriority="50"/>
+    <w:lsdException w:name="Grid Table 6 Colorful Accent 5" w:uiPriority="51"/>
+    <w:lsdException w:name="Grid Table 7 Colorful Accent 5" w:uiPriority="52"/>
+    <w:lsdException w:name="Grid Table 1 Light Accent 6" w:uiPriority="46"/>
+    <w:lsdException w:name="Grid Table 2 Accent 6" w:uiPriority="47"/>
+    <w:lsdException w:name="Grid Table 3 Accent 6" w:uiPriority="48"/>
+    <w:lsdException w:name="Grid Table 4 Accent 6" w:uiPriority="49"/>
+    <w:lsdException w:name="Grid Table 5 Dark Accent 6" w:uiPriority="50"/>
+    <w:lsdException w:name="Grid Table 6 Colorful Accent 6" w:uiPriority="51"/>
+    <w:lsdException w:name="Grid Table 7 Colorful Accent 6" w:uiPriority="52"/>
+    <w:lsdException w:name="List Table 1 Light" w:uiPriority="46"/>
+    <w:lsdException w:name="List Table 2" w:uiPriority="47"/>
+    <w:lsdException w:name="List Table 3" w:uiPriority="48"/>
+    <w:lsdException w:name="List Table 4" w:uiPriority="49"/>
+    <w:lsdException w:name="List Table 5 Dark" w:uiPriority="50"/>
+    <w:lsdException w:name="List Table 6 Colorful" w:uiPriority="51"/>
+    <w:lsdException w:name="List Table 7 Colorful" w:uiPriority="52"/>
+    <w:lsdException w:name="List Table 1 Light Accent 1" w:uiPriority="46"/>
+    <w:lsdException w:name="List Table 2 Accent 1" w:uiPriority="47"/>
+    <w:lsdException w:name="List Table 3 Accent 1" w:uiPriority="48"/>
+    <w:lsdException w:name="List Table 4 Accent 1" w:uiPriority="49"/>
+    <w:lsdException w:name="List Table 5 Dark Accent 1" w:uiPriority="50"/>
+    <w:lsdException w:name="List Table 6 Colorful Accent 1" w:uiPriority="51"/>
+    <w:lsdException w:name="List Table 7 Colorful Accent 1" w:uiPriority="52"/>
+    <w:lsdException w:name="List Table 1 Light Accent 2" w:uiPriority="46"/>
+    <w:lsdException w:name="List Table 2 Accent 2" w:uiPriority="47"/>
+    <w:lsdException w:name="List Table 3 Accent 2" w:uiPriority="48"/>
+    <w:lsdException w:name="List Table 4 Accent 2" w:uiPriority="49"/>
+    <w:lsdException w:name="List Table 5 Dark Accent 2" w:uiPriority="50"/>
+    <w:lsdException w:name="List Table 6 Colorful Accent 2" w:uiPriority="51"/>
+    <w:lsdException w:name="List Table 7 Colorful Accent 2" w:uiPriority="52"/>
+    <w:lsdException w:name="List Table 1 Light Accent 3" w:uiPriority="46"/>
+    <w:lsdException w:name="List Table 2 Accent 3" w:uiPriority="47"/>
+    <w:lsdException w:name="List Table 3 Accent 3" w:uiPriority="48"/>
+    <w:lsdException w:name="List Table 4 Accent 3" w:uiPriority="49"/>
+    <w:lsdException w:name="List Table 5 Dark Accent 3" w:uiPriority="50"/>
+    <w:lsdException w:name="List Table 6 Colorful Accent 3" w:uiPriority="51"/>
+    <w:lsdException w:name="List Table 7 Colorful Accent 3" w:uiPriority="52"/>
+    <w:lsdException w:name="List Table 1 Light Accent 4" w:uiPriority="46"/>
+    <w:lsdException w:name="List Table 2 Accent 4" w:uiPriority="47"/>
+    <w:lsdException w:name="List Table 3 Accent 4" w:uiPriority="48"/>
+    <w:lsdException w:name="List Table 4 Accent 4" w:uiPriority="49"/>
+    <w:lsdException w:name="List Table 5 Dark Accent 4" w:uiPriority="50"/>
+    <w:lsdException w:name="List Table 6 Colorful Accent 4" w:uiPriority="51"/>
+    <w:lsdException w:name="List Table 7 Colorful Accent 4" w:uiPriority="52"/>
+    <w:lsdException w:name="List Table 1 Light Accent 5" w:uiPriority="46"/>
+    <w:lsdException w:name="List Table 2 Accent 5" w:uiPriority="47"/>
+    <w:lsdException w:name="List Table 3 Accent 5" w:uiPriority="48"/>
+    <w:lsdException w:name="List Table 4 Accent 5" w:uiPriority="49"/>
+    <w:lsdException w:name="List Table 5 Dark Accent 5" w:uiPriority="50"/>
+    <w:lsdException w:name="List Table 6 Colorful Accent 5" w:uiPriority="51"/>
+    <w:lsdException w:name="List Table 7 Colorful Accent 5" w:uiPriority="52"/>
+    <w:lsdException w:name="List Table 1 Light Accent 6" w:uiPriority="46"/>
+    <w:lsdException w:name="List Table 2 Accent 6" w:uiPriority="47"/>
+    <w:lsdException w:name="List Table 3 Accent 6" w:uiPriority="48"/>
+    <w:lsdException w:name="List Table 4 Accent 6" w:uiPriority="49"/>
+    <w:lsdException w:name="List Table 5 Dark Accent 6" w:uiPriority="50"/>
+    <w:lsdException w:name="List Table 6 Colorful Accent 6" w:uiPriority="51"/>
+    <w:lsdException w:name="List Table 7 Colorful Accent 6" w:uiPriority="52"/>
+    <w:lsdException w:name="Mention" w:semiHidden="1" w:unhideWhenUsed="1"/>
+    <w:lsdException w:name="Smart Hyperlink" w:semiHidden="1" w:unhideWhenUsed="1"/>
+    <w:lsdException w:name="Hashtag" w:semiHidden="1" w:unhideWhenUsed="1"/>
+    <w:lsdException w:name="Unresolved Mention" w:semiHidden="1" w:unhideWhenUsed="1"/>
+    <w:lsdException w:name="Smart Link" w:semiHidden="1" w:unhideWhenUsed="1"/>
   </w:latentStyles>
   <w:style w:type="paragraph" w:default="1" w:styleId="a">
     <w:name w:val="Normal"/>
@@ -7395,7 +7484,6 @@
     <w:uiPriority w:val="99"/>
     <w:semiHidden/>
     <w:unhideWhenUsed/>
-    <w:qFormat/>
     <w:tblPr>
       <w:tblInd w:w="0" w:type="dxa"/>
       <w:tblCellMar>
@@ -7712,7 +7800,6 @@
     <w:qFormat/>
     <w:rsid w:val="00A32279"/>
     <w:tblPr>
-      <w:tblInd w:w="0" w:type="dxa"/>
       <w:tblBorders>
         <w:top w:val="single" w:sz="4" w:space="0" w:color="000000"/>
         <w:left w:val="single" w:sz="4" w:space="0" w:color="000000"/>
@@ -7721,12 +7808,6 @@
         <w:insideH w:val="single" w:sz="4" w:space="0" w:color="000000"/>
         <w:insideV w:val="single" w:sz="4" w:space="0" w:color="000000"/>
       </w:tblBorders>
-      <w:tblCellMar>
-        <w:top w:w="0" w:type="dxa"/>
-        <w:left w:w="108" w:type="dxa"/>
-        <w:bottom w:w="0" w:type="dxa"/>
-        <w:right w:w="108" w:type="dxa"/>
-      </w:tblCellMar>
     </w:tblPr>
     <w:tblStylePr w:type="firstRow">
       <w:tblPr/>
@@ -7765,7 +7846,6 @@
     <w:uiPriority w:val="59"/>
     <w:rsid w:val="00A32279"/>
     <w:tblPr>
-      <w:tblInd w:w="0" w:type="dxa"/>
       <w:tblBorders>
         <w:top w:val="single" w:sz="4" w:space="0" w:color="000000"/>
         <w:left w:val="single" w:sz="4" w:space="0" w:color="000000"/>
@@ -7774,12 +7854,6 @@
         <w:insideH w:val="single" w:sz="4" w:space="0" w:color="000000"/>
         <w:insideV w:val="single" w:sz="4" w:space="0" w:color="000000"/>
       </w:tblBorders>
-      <w:tblCellMar>
-        <w:top w:w="0" w:type="dxa"/>
-        <w:left w:w="108" w:type="dxa"/>
-        <w:bottom w:w="0" w:type="dxa"/>
-        <w:right w:w="108" w:type="dxa"/>
-      </w:tblCellMar>
     </w:tblPr>
   </w:style>
   <w:style w:type="character" w:customStyle="1" w:styleId="10">
@@ -7932,7 +8006,7 @@
     </w:rPr>
   </w:style>
   <w:style w:type="character" w:customStyle="1" w:styleId="af2">
-    <w:name w:val="Название Знак"/>
+    <w:name w:val="Заголовок Знак"/>
     <w:basedOn w:val="a0"/>
     <w:link w:val="af1"/>
     <w:uiPriority w:val="10"/>
@@ -8041,7 +8115,6 @@
     <w:qFormat/>
     <w:rsid w:val="00A32279"/>
     <w:tblPr>
-      <w:tblInd w:w="0" w:type="dxa"/>
       <w:tblBorders>
         <w:top w:val="single" w:sz="4" w:space="0" w:color="AFAFAF" w:themeColor="text1" w:themeTint="50"/>
         <w:left w:val="single" w:sz="4" w:space="0" w:color="AFAFAF" w:themeColor="text1" w:themeTint="50"/>
@@ -8050,12 +8123,6 @@
         <w:insideH w:val="single" w:sz="4" w:space="0" w:color="AFAFAF" w:themeColor="text1" w:themeTint="50"/>
         <w:insideV w:val="single" w:sz="4" w:space="0" w:color="AFAFAF" w:themeColor="text1" w:themeTint="50"/>
       </w:tblBorders>
-      <w:tblCellMar>
-        <w:top w:w="0" w:type="dxa"/>
-        <w:left w:w="108" w:type="dxa"/>
-        <w:bottom w:w="0" w:type="dxa"/>
-        <w:right w:w="108" w:type="dxa"/>
-      </w:tblCellMar>
     </w:tblPr>
   </w:style>
   <w:style w:type="table" w:customStyle="1" w:styleId="110">
@@ -8065,7 +8132,6 @@
     <w:qFormat/>
     <w:rsid w:val="00A32279"/>
     <w:tblPr>
-      <w:tblInd w:w="0" w:type="dxa"/>
       <w:tblBorders>
         <w:top w:val="single" w:sz="4" w:space="0" w:color="AFAFAF" w:themeColor="text1" w:themeTint="50"/>
         <w:left w:val="single" w:sz="4" w:space="0" w:color="AFAFAF" w:themeColor="text1" w:themeTint="50"/>
@@ -8074,12 +8140,6 @@
         <w:insideH w:val="single" w:sz="4" w:space="0" w:color="AFAFAF" w:themeColor="text1" w:themeTint="50"/>
         <w:insideV w:val="single" w:sz="4" w:space="0" w:color="AFAFAF" w:themeColor="text1" w:themeTint="50"/>
       </w:tblBorders>
-      <w:tblCellMar>
-        <w:top w:w="0" w:type="dxa"/>
-        <w:left w:w="108" w:type="dxa"/>
-        <w:bottom w:w="0" w:type="dxa"/>
-        <w:right w:w="108" w:type="dxa"/>
-      </w:tblCellMar>
     </w:tblPr>
     <w:tblStylePr w:type="firstRow">
       <w:rPr>
@@ -8116,13 +8176,13 @@
     <w:tblStylePr w:type="band1Vert">
       <w:tblPr/>
       <w:tcPr>
-        <w:shd w:val="clear" w:color="F2F2F2" w:themeColor="text1" w:themeTint="D" w:fill="F2F2F2" w:themeFill="text1" w:themeFillTint="D"/>
+        <w:shd w:val="clear" w:color="F2F2F2" w:themeColor="text1" w:themeTint="0D" w:fill="F2F2F2" w:themeFill="text1" w:themeFillTint="0D"/>
       </w:tcPr>
     </w:tblStylePr>
     <w:tblStylePr w:type="band1Horz">
       <w:tblPr/>
       <w:tcPr>
-        <w:shd w:val="clear" w:color="F2F2F2" w:themeColor="text1" w:themeTint="D" w:fill="F2F2F2" w:themeFill="text1" w:themeFillTint="D"/>
+        <w:shd w:val="clear" w:color="F2F2F2" w:themeColor="text1" w:themeTint="0D" w:fill="F2F2F2" w:themeFill="text1" w:themeFillTint="0D"/>
       </w:tcPr>
     </w:tblStylePr>
   </w:style>
@@ -8133,19 +8193,12 @@
     <w:qFormat/>
     <w:rsid w:val="00A32279"/>
     <w:tblPr>
-      <w:tblInd w:w="0" w:type="dxa"/>
       <w:tblBorders>
         <w:top w:val="single" w:sz="4" w:space="0" w:color="000000" w:themeColor="text1"/>
         <w:left w:val="none" w:sz="4" w:space="0" w:color="000000" w:themeColor="text1"/>
         <w:bottom w:val="single" w:sz="4" w:space="0" w:color="000000" w:themeColor="text1"/>
         <w:right w:val="none" w:sz="4" w:space="0" w:color="000000" w:themeColor="text1"/>
       </w:tblBorders>
-      <w:tblCellMar>
-        <w:top w:w="0" w:type="dxa"/>
-        <w:left w:w="108" w:type="dxa"/>
-        <w:bottom w:w="0" w:type="dxa"/>
-        <w:right w:w="108" w:type="dxa"/>
-      </w:tblCellMar>
     </w:tblPr>
     <w:tblStylePr w:type="firstRow">
       <w:rPr>
@@ -8220,15 +8273,7 @@
     <w:uiPriority w:val="99"/>
     <w:qFormat/>
     <w:rsid w:val="00A32279"/>
-    <w:tblPr>
-      <w:tblInd w:w="0" w:type="dxa"/>
-      <w:tblCellMar>
-        <w:top w:w="0" w:type="dxa"/>
-        <w:left w:w="108" w:type="dxa"/>
-        <w:bottom w:w="0" w:type="dxa"/>
-        <w:right w:w="108" w:type="dxa"/>
-      </w:tblCellMar>
-    </w:tblPr>
+    <w:tblPr/>
     <w:tblStylePr w:type="firstRow">
       <w:rPr>
         <w:b/>
@@ -8283,7 +8328,7 @@
       </w:rPr>
       <w:tblPr/>
       <w:tcPr>
-        <w:shd w:val="clear" w:color="F2F2F2" w:themeColor="text1" w:themeTint="D" w:fill="F2F2F2" w:themeFill="text1" w:themeFillTint="D"/>
+        <w:shd w:val="clear" w:color="F2F2F2" w:themeColor="text1" w:themeTint="0D" w:fill="F2F2F2" w:themeFill="text1" w:themeFillTint="0D"/>
       </w:tcPr>
     </w:tblStylePr>
     <w:tblStylePr w:type="band1Horz">
@@ -8294,7 +8339,7 @@
       </w:rPr>
       <w:tblPr/>
       <w:tcPr>
-        <w:shd w:val="clear" w:color="F2F2F2" w:themeColor="text1" w:themeTint="D" w:fill="F2F2F2" w:themeFill="text1" w:themeFillTint="D"/>
+        <w:shd w:val="clear" w:color="F2F2F2" w:themeColor="text1" w:themeTint="0D" w:fill="F2F2F2" w:themeFill="text1" w:themeFillTint="0D"/>
       </w:tcPr>
     </w:tblStylePr>
   </w:style>
@@ -8304,15 +8349,7 @@
     <w:uiPriority w:val="99"/>
     <w:qFormat/>
     <w:rsid w:val="00A32279"/>
-    <w:tblPr>
-      <w:tblInd w:w="0" w:type="dxa"/>
-      <w:tblCellMar>
-        <w:top w:w="0" w:type="dxa"/>
-        <w:left w:w="108" w:type="dxa"/>
-        <w:bottom w:w="0" w:type="dxa"/>
-        <w:right w:w="108" w:type="dxa"/>
-      </w:tblCellMar>
-    </w:tblPr>
+    <w:tblPr/>
     <w:tblStylePr w:type="firstRow">
       <w:rPr>
         <w:b/>
@@ -8345,7 +8382,7 @@
       </w:rPr>
       <w:tblPr/>
       <w:tcPr>
-        <w:shd w:val="clear" w:color="F2F2F2" w:themeColor="text1" w:themeTint="D" w:fill="F2F2F2" w:themeFill="text1" w:themeFillTint="D"/>
+        <w:shd w:val="clear" w:color="F2F2F2" w:themeColor="text1" w:themeTint="0D" w:fill="F2F2F2" w:themeFill="text1" w:themeFillTint="0D"/>
       </w:tcPr>
     </w:tblStylePr>
     <w:tblStylePr w:type="band1Horz">
@@ -8356,7 +8393,7 @@
       </w:rPr>
       <w:tblPr/>
       <w:tcPr>
-        <w:shd w:val="clear" w:color="F2F2F2" w:themeColor="text1" w:themeTint="D" w:fill="F2F2F2" w:themeFill="text1" w:themeFillTint="D"/>
+        <w:shd w:val="clear" w:color="F2F2F2" w:themeColor="text1" w:themeTint="0D" w:fill="F2F2F2" w:themeFill="text1" w:themeFillTint="0D"/>
       </w:tcPr>
     </w:tblStylePr>
   </w:style>
@@ -8366,15 +8403,7 @@
     <w:uiPriority w:val="99"/>
     <w:qFormat/>
     <w:rsid w:val="00A32279"/>
-    <w:tblPr>
-      <w:tblInd w:w="0" w:type="dxa"/>
-      <w:tblCellMar>
-        <w:top w:w="0" w:type="dxa"/>
-        <w:left w:w="108" w:type="dxa"/>
-        <w:bottom w:w="0" w:type="dxa"/>
-        <w:right w:w="108" w:type="dxa"/>
-      </w:tblCellMar>
-    </w:tblPr>
+    <w:tblPr/>
     <w:tblStylePr w:type="firstRow">
       <w:rPr>
         <w:i/>
@@ -8442,7 +8471,7 @@
       </w:rPr>
       <w:tblPr/>
       <w:tcPr>
-        <w:shd w:val="clear" w:color="F2F2F2" w:themeColor="text1" w:themeTint="D" w:fill="F2F2F2" w:themeFill="text1" w:themeFillTint="D"/>
+        <w:shd w:val="clear" w:color="F2F2F2" w:themeColor="text1" w:themeTint="0D" w:fill="F2F2F2" w:themeFill="text1" w:themeFillTint="0D"/>
       </w:tcPr>
     </w:tblStylePr>
     <w:tblStylePr w:type="band1Horz">
@@ -8453,7 +8482,7 @@
       </w:rPr>
       <w:tblPr/>
       <w:tcPr>
-        <w:shd w:val="clear" w:color="F2F2F2" w:themeColor="text1" w:themeTint="D" w:fill="F2F2F2" w:themeFill="text1" w:themeFillTint="D"/>
+        <w:shd w:val="clear" w:color="F2F2F2" w:themeColor="text1" w:themeTint="0D" w:fill="F2F2F2" w:themeFill="text1" w:themeFillTint="0D"/>
       </w:tcPr>
     </w:tblStylePr>
   </w:style>
@@ -8464,7 +8493,6 @@
     <w:qFormat/>
     <w:rsid w:val="00A32279"/>
     <w:tblPr>
-      <w:tblInd w:w="0" w:type="dxa"/>
       <w:tblBorders>
         <w:top w:val="single" w:sz="4" w:space="0" w:color="989898" w:themeColor="text1" w:themeTint="67"/>
         <w:left w:val="single" w:sz="4" w:space="0" w:color="989898" w:themeColor="text1" w:themeTint="67"/>
@@ -8473,12 +8501,6 @@
         <w:insideH w:val="single" w:sz="4" w:space="0" w:color="989898" w:themeColor="text1" w:themeTint="67"/>
         <w:insideV w:val="single" w:sz="4" w:space="0" w:color="989898" w:themeColor="text1" w:themeTint="67"/>
       </w:tblBorders>
-      <w:tblCellMar>
-        <w:top w:w="0" w:type="dxa"/>
-        <w:left w:w="108" w:type="dxa"/>
-        <w:bottom w:w="0" w:type="dxa"/>
-        <w:right w:w="108" w:type="dxa"/>
-      </w:tblCellMar>
     </w:tblPr>
     <w:tblStylePr w:type="firstRow">
       <w:rPr>
@@ -8534,7 +8556,6 @@
     <w:qFormat/>
     <w:rsid w:val="00A32279"/>
     <w:tblPr>
-      <w:tblInd w:w="0" w:type="dxa"/>
       <w:tblBorders>
         <w:top w:val="single" w:sz="4" w:space="0" w:color="B3C5E7" w:themeColor="accent1" w:themeTint="67"/>
         <w:left w:val="single" w:sz="4" w:space="0" w:color="B3C5E7" w:themeColor="accent1" w:themeTint="67"/>
@@ -8543,12 +8564,6 @@
         <w:insideH w:val="single" w:sz="4" w:space="0" w:color="B3C5E7" w:themeColor="accent1" w:themeTint="67"/>
         <w:insideV w:val="single" w:sz="4" w:space="0" w:color="B3C5E7" w:themeColor="accent1" w:themeTint="67"/>
       </w:tblBorders>
-      <w:tblCellMar>
-        <w:top w:w="0" w:type="dxa"/>
-        <w:left w:w="108" w:type="dxa"/>
-        <w:bottom w:w="0" w:type="dxa"/>
-        <w:right w:w="108" w:type="dxa"/>
-      </w:tblCellMar>
     </w:tblPr>
     <w:tblStylePr w:type="firstRow">
       <w:rPr>
@@ -8604,7 +8619,6 @@
     <w:qFormat/>
     <w:rsid w:val="00A32279"/>
     <w:tblPr>
-      <w:tblInd w:w="0" w:type="dxa"/>
       <w:tblBorders>
         <w:top w:val="single" w:sz="4" w:space="0" w:color="F7CAAB" w:themeColor="accent2" w:themeTint="67"/>
         <w:left w:val="single" w:sz="4" w:space="0" w:color="F7CAAB" w:themeColor="accent2" w:themeTint="67"/>
@@ -8613,12 +8627,6 @@
         <w:insideH w:val="single" w:sz="4" w:space="0" w:color="F7CAAB" w:themeColor="accent2" w:themeTint="67"/>
         <w:insideV w:val="single" w:sz="4" w:space="0" w:color="F7CAAB" w:themeColor="accent2" w:themeTint="67"/>
       </w:tblBorders>
-      <w:tblCellMar>
-        <w:top w:w="0" w:type="dxa"/>
-        <w:left w:w="108" w:type="dxa"/>
-        <w:bottom w:w="0" w:type="dxa"/>
-        <w:right w:w="108" w:type="dxa"/>
-      </w:tblCellMar>
     </w:tblPr>
     <w:tblStylePr w:type="firstRow">
       <w:rPr>
@@ -8674,7 +8682,6 @@
     <w:qFormat/>
     <w:rsid w:val="00A32279"/>
     <w:tblPr>
-      <w:tblInd w:w="0" w:type="dxa"/>
       <w:tblBorders>
         <w:top w:val="single" w:sz="4" w:space="0" w:color="DADADA" w:themeColor="accent3" w:themeTint="67"/>
         <w:left w:val="single" w:sz="4" w:space="0" w:color="DADADA" w:themeColor="accent3" w:themeTint="67"/>
@@ -8683,12 +8690,6 @@
         <w:insideH w:val="single" w:sz="4" w:space="0" w:color="DADADA" w:themeColor="accent3" w:themeTint="67"/>
         <w:insideV w:val="single" w:sz="4" w:space="0" w:color="DADADA" w:themeColor="accent3" w:themeTint="67"/>
       </w:tblBorders>
-      <w:tblCellMar>
-        <w:top w:w="0" w:type="dxa"/>
-        <w:left w:w="108" w:type="dxa"/>
-        <w:bottom w:w="0" w:type="dxa"/>
-        <w:right w:w="108" w:type="dxa"/>
-      </w:tblCellMar>
     </w:tblPr>
     <w:tblStylePr w:type="firstRow">
       <w:rPr>
@@ -8744,7 +8745,6 @@
     <w:qFormat/>
     <w:rsid w:val="00A32279"/>
     <w:tblPr>
-      <w:tblInd w:w="0" w:type="dxa"/>
       <w:tblBorders>
         <w:top w:val="single" w:sz="4" w:space="0" w:color="FFE598" w:themeColor="accent4" w:themeTint="67"/>
         <w:left w:val="single" w:sz="4" w:space="0" w:color="FFE598" w:themeColor="accent4" w:themeTint="67"/>
@@ -8753,12 +8753,6 @@
         <w:insideH w:val="single" w:sz="4" w:space="0" w:color="FFE598" w:themeColor="accent4" w:themeTint="67"/>
         <w:insideV w:val="single" w:sz="4" w:space="0" w:color="FFE598" w:themeColor="accent4" w:themeTint="67"/>
       </w:tblBorders>
-      <w:tblCellMar>
-        <w:top w:w="0" w:type="dxa"/>
-        <w:left w:w="108" w:type="dxa"/>
-        <w:bottom w:w="0" w:type="dxa"/>
-        <w:right w:w="108" w:type="dxa"/>
-      </w:tblCellMar>
     </w:tblPr>
     <w:tblStylePr w:type="firstRow">
       <w:rPr>
@@ -8814,7 +8808,6 @@
     <w:qFormat/>
     <w:rsid w:val="00A32279"/>
     <w:tblPr>
-      <w:tblInd w:w="0" w:type="dxa"/>
       <w:tblBorders>
         <w:top w:val="single" w:sz="4" w:space="0" w:color="BCD6EE" w:themeColor="accent5" w:themeTint="67"/>
         <w:left w:val="single" w:sz="4" w:space="0" w:color="BCD6EE" w:themeColor="accent5" w:themeTint="67"/>
@@ -8823,12 +8816,6 @@
         <w:insideH w:val="single" w:sz="4" w:space="0" w:color="BCD6EE" w:themeColor="accent5" w:themeTint="67"/>
         <w:insideV w:val="single" w:sz="4" w:space="0" w:color="BCD6EE" w:themeColor="accent5" w:themeTint="67"/>
       </w:tblBorders>
-      <w:tblCellMar>
-        <w:top w:w="0" w:type="dxa"/>
-        <w:left w:w="108" w:type="dxa"/>
-        <w:bottom w:w="0" w:type="dxa"/>
-        <w:right w:w="108" w:type="dxa"/>
-      </w:tblCellMar>
     </w:tblPr>
     <w:tblStylePr w:type="firstRow">
       <w:rPr>
@@ -8884,7 +8871,6 @@
     <w:qFormat/>
     <w:rsid w:val="00A32279"/>
     <w:tblPr>
-      <w:tblInd w:w="0" w:type="dxa"/>
       <w:tblBorders>
         <w:top w:val="single" w:sz="4" w:space="0" w:color="C4DFB2" w:themeColor="accent6" w:themeTint="67"/>
         <w:left w:val="single" w:sz="4" w:space="0" w:color="C4DFB2" w:themeColor="accent6" w:themeTint="67"/>
@@ -8893,12 +8879,6 @@
         <w:insideH w:val="single" w:sz="4" w:space="0" w:color="C4DFB2" w:themeColor="accent6" w:themeTint="67"/>
         <w:insideV w:val="single" w:sz="4" w:space="0" w:color="C4DFB2" w:themeColor="accent6" w:themeTint="67"/>
       </w:tblBorders>
-      <w:tblCellMar>
-        <w:top w:w="0" w:type="dxa"/>
-        <w:left w:w="108" w:type="dxa"/>
-        <w:bottom w:w="0" w:type="dxa"/>
-        <w:right w:w="108" w:type="dxa"/>
-      </w:tblCellMar>
     </w:tblPr>
     <w:tblStylePr w:type="firstRow">
       <w:rPr>
@@ -8954,18 +8934,11 @@
     <w:qFormat/>
     <w:rsid w:val="00A32279"/>
     <w:tblPr>
-      <w:tblInd w:w="0" w:type="dxa"/>
       <w:tblBorders>
         <w:bottom w:val="single" w:sz="4" w:space="0" w:color="6A6A6A" w:themeColor="text1" w:themeTint="95"/>
         <w:insideH w:val="single" w:sz="4" w:space="0" w:color="6A6A6A" w:themeColor="text1" w:themeTint="95"/>
         <w:insideV w:val="single" w:sz="4" w:space="0" w:color="6A6A6A" w:themeColor="text1" w:themeTint="95"/>
       </w:tblBorders>
-      <w:tblCellMar>
-        <w:top w:w="0" w:type="dxa"/>
-        <w:left w:w="108" w:type="dxa"/>
-        <w:bottom w:w="0" w:type="dxa"/>
-        <w:right w:w="108" w:type="dxa"/>
-      </w:tblCellMar>
     </w:tblPr>
     <w:tblStylePr w:type="firstRow">
       <w:rPr>
@@ -9041,18 +9014,11 @@
     <w:qFormat/>
     <w:rsid w:val="00A32279"/>
     <w:tblPr>
-      <w:tblInd w:w="0" w:type="dxa"/>
       <w:tblBorders>
         <w:bottom w:val="single" w:sz="4" w:space="0" w:color="537DC8" w:themeColor="accent1" w:themeTint="EA"/>
         <w:insideH w:val="single" w:sz="4" w:space="0" w:color="537DC8" w:themeColor="accent1" w:themeTint="EA"/>
         <w:insideV w:val="single" w:sz="4" w:space="0" w:color="537DC8" w:themeColor="accent1" w:themeTint="EA"/>
       </w:tblBorders>
-      <w:tblCellMar>
-        <w:top w:w="0" w:type="dxa"/>
-        <w:left w:w="108" w:type="dxa"/>
-        <w:bottom w:w="0" w:type="dxa"/>
-        <w:right w:w="108" w:type="dxa"/>
-      </w:tblCellMar>
     </w:tblPr>
     <w:tblStylePr w:type="firstRow">
       <w:rPr>
@@ -9128,18 +9094,11 @@
     <w:qFormat/>
     <w:rsid w:val="00A32279"/>
     <w:tblPr>
-      <w:tblInd w:w="0" w:type="dxa"/>
       <w:tblBorders>
         <w:bottom w:val="single" w:sz="4" w:space="0" w:color="F4B184" w:themeColor="accent2" w:themeTint="97"/>
         <w:insideH w:val="single" w:sz="4" w:space="0" w:color="F4B184" w:themeColor="accent2" w:themeTint="97"/>
         <w:insideV w:val="single" w:sz="4" w:space="0" w:color="F4B184" w:themeColor="accent2" w:themeTint="97"/>
       </w:tblBorders>
-      <w:tblCellMar>
-        <w:top w:w="0" w:type="dxa"/>
-        <w:left w:w="108" w:type="dxa"/>
-        <w:bottom w:w="0" w:type="dxa"/>
-        <w:right w:w="108" w:type="dxa"/>
-      </w:tblCellMar>
     </w:tblPr>
     <w:tblStylePr w:type="firstRow">
       <w:rPr>
@@ -9215,18 +9174,11 @@
     <w:qFormat/>
     <w:rsid w:val="00A32279"/>
     <w:tblPr>
-      <w:tblInd w:w="0" w:type="dxa"/>
       <w:tblBorders>
         <w:bottom w:val="single" w:sz="4" w:space="0" w:color="A5A5A5" w:themeColor="accent3" w:themeTint="FE"/>
         <w:insideH w:val="single" w:sz="4" w:space="0" w:color="A5A5A5" w:themeColor="accent3" w:themeTint="FE"/>
         <w:insideV w:val="single" w:sz="4" w:space="0" w:color="A5A5A5" w:themeColor="accent3" w:themeTint="FE"/>
       </w:tblBorders>
-      <w:tblCellMar>
-        <w:top w:w="0" w:type="dxa"/>
-        <w:left w:w="108" w:type="dxa"/>
-        <w:bottom w:w="0" w:type="dxa"/>
-        <w:right w:w="108" w:type="dxa"/>
-      </w:tblCellMar>
     </w:tblPr>
     <w:tblStylePr w:type="firstRow">
       <w:rPr>
@@ -9302,18 +9254,11 @@
     <w:qFormat/>
     <w:rsid w:val="00A32279"/>
     <w:tblPr>
-      <w:tblInd w:w="0" w:type="dxa"/>
       <w:tblBorders>
         <w:bottom w:val="single" w:sz="4" w:space="0" w:color="FFD865" w:themeColor="accent4" w:themeTint="9A"/>
         <w:insideH w:val="single" w:sz="4" w:space="0" w:color="FFD865" w:themeColor="accent4" w:themeTint="9A"/>
         <w:insideV w:val="single" w:sz="4" w:space="0" w:color="FFD865" w:themeColor="accent4" w:themeTint="9A"/>
       </w:tblBorders>
-      <w:tblCellMar>
-        <w:top w:w="0" w:type="dxa"/>
-        <w:left w:w="108" w:type="dxa"/>
-        <w:bottom w:w="0" w:type="dxa"/>
-        <w:right w:w="108" w:type="dxa"/>
-      </w:tblCellMar>
     </w:tblPr>
     <w:tblStylePr w:type="firstRow">
       <w:rPr>
@@ -9389,18 +9334,11 @@
     <w:qFormat/>
     <w:rsid w:val="00A32279"/>
     <w:tblPr>
-      <w:tblInd w:w="0" w:type="dxa"/>
       <w:tblBorders>
         <w:bottom w:val="single" w:sz="4" w:space="0" w:color="5B9BD5" w:themeColor="accent5"/>
         <w:insideH w:val="single" w:sz="4" w:space="0" w:color="5B9BD5" w:themeColor="accent5"/>
         <w:insideV w:val="single" w:sz="4" w:space="0" w:color="5B9BD5" w:themeColor="accent5"/>
       </w:tblBorders>
-      <w:tblCellMar>
-        <w:top w:w="0" w:type="dxa"/>
-        <w:left w:w="108" w:type="dxa"/>
-        <w:bottom w:w="0" w:type="dxa"/>
-        <w:right w:w="108" w:type="dxa"/>
-      </w:tblCellMar>
     </w:tblPr>
     <w:tblStylePr w:type="firstRow">
       <w:rPr>
@@ -9476,18 +9414,11 @@
     <w:qFormat/>
     <w:rsid w:val="00A32279"/>
     <w:tblPr>
-      <w:tblInd w:w="0" w:type="dxa"/>
       <w:tblBorders>
         <w:bottom w:val="single" w:sz="4" w:space="0" w:color="70AD47" w:themeColor="accent6"/>
         <w:insideH w:val="single" w:sz="4" w:space="0" w:color="70AD47" w:themeColor="accent6"/>
         <w:insideV w:val="single" w:sz="4" w:space="0" w:color="70AD47" w:themeColor="accent6"/>
       </w:tblBorders>
-      <w:tblCellMar>
-        <w:top w:w="0" w:type="dxa"/>
-        <w:left w:w="108" w:type="dxa"/>
-        <w:bottom w:w="0" w:type="dxa"/>
-        <w:right w:w="108" w:type="dxa"/>
-      </w:tblCellMar>
     </w:tblPr>
     <w:tblStylePr w:type="firstRow">
       <w:rPr>
@@ -9563,18 +9494,11 @@
     <w:qFormat/>
     <w:rsid w:val="00A32279"/>
     <w:tblPr>
-      <w:tblInd w:w="0" w:type="dxa"/>
       <w:tblBorders>
         <w:bottom w:val="single" w:sz="4" w:space="0" w:color="6A6A6A" w:themeColor="text1" w:themeTint="95"/>
         <w:insideH w:val="single" w:sz="4" w:space="0" w:color="6A6A6A" w:themeColor="text1" w:themeTint="95"/>
         <w:insideV w:val="single" w:sz="4" w:space="0" w:color="6A6A6A" w:themeColor="text1" w:themeTint="95"/>
       </w:tblBorders>
-      <w:tblCellMar>
-        <w:top w:w="0" w:type="dxa"/>
-        <w:left w:w="108" w:type="dxa"/>
-        <w:bottom w:w="0" w:type="dxa"/>
-        <w:right w:w="108" w:type="dxa"/>
-      </w:tblCellMar>
     </w:tblPr>
     <w:tblStylePr w:type="firstRow">
       <w:rPr>
@@ -9673,18 +9597,11 @@
     <w:qFormat/>
     <w:rsid w:val="00A32279"/>
     <w:tblPr>
-      <w:tblInd w:w="0" w:type="dxa"/>
       <w:tblBorders>
         <w:bottom w:val="single" w:sz="4" w:space="0" w:color="537DC8" w:themeColor="accent1" w:themeTint="EA"/>
         <w:insideH w:val="single" w:sz="4" w:space="0" w:color="537DC8" w:themeColor="accent1" w:themeTint="EA"/>
         <w:insideV w:val="single" w:sz="4" w:space="0" w:color="537DC8" w:themeColor="accent1" w:themeTint="EA"/>
       </w:tblBorders>
-      <w:tblCellMar>
-        <w:top w:w="0" w:type="dxa"/>
-        <w:left w:w="108" w:type="dxa"/>
-        <w:bottom w:w="0" w:type="dxa"/>
-        <w:right w:w="108" w:type="dxa"/>
-      </w:tblCellMar>
     </w:tblPr>
     <w:tblStylePr w:type="firstRow">
       <w:rPr>
@@ -9783,18 +9700,11 @@
     <w:qFormat/>
     <w:rsid w:val="00A32279"/>
     <w:tblPr>
-      <w:tblInd w:w="0" w:type="dxa"/>
       <w:tblBorders>
         <w:bottom w:val="single" w:sz="4" w:space="0" w:color="F4B184" w:themeColor="accent2" w:themeTint="97"/>
         <w:insideH w:val="single" w:sz="4" w:space="0" w:color="F4B184" w:themeColor="accent2" w:themeTint="97"/>
         <w:insideV w:val="single" w:sz="4" w:space="0" w:color="F4B184" w:themeColor="accent2" w:themeTint="97"/>
       </w:tblBorders>
-      <w:tblCellMar>
-        <w:top w:w="0" w:type="dxa"/>
-        <w:left w:w="108" w:type="dxa"/>
-        <w:bottom w:w="0" w:type="dxa"/>
-        <w:right w:w="108" w:type="dxa"/>
-      </w:tblCellMar>
     </w:tblPr>
     <w:tblStylePr w:type="firstRow">
       <w:rPr>
@@ -9893,18 +9803,11 @@
     <w:qFormat/>
     <w:rsid w:val="00A32279"/>
     <w:tblPr>
-      <w:tblInd w:w="0" w:type="dxa"/>
       <w:tblBorders>
         <w:bottom w:val="single" w:sz="4" w:space="0" w:color="A5A5A5" w:themeColor="accent3" w:themeTint="FE"/>
         <w:insideH w:val="single" w:sz="4" w:space="0" w:color="A5A5A5" w:themeColor="accent3" w:themeTint="FE"/>
         <w:insideV w:val="single" w:sz="4" w:space="0" w:color="A5A5A5" w:themeColor="accent3" w:themeTint="FE"/>
       </w:tblBorders>
-      <w:tblCellMar>
-        <w:top w:w="0" w:type="dxa"/>
-        <w:left w:w="108" w:type="dxa"/>
-        <w:bottom w:w="0" w:type="dxa"/>
-        <w:right w:w="108" w:type="dxa"/>
-      </w:tblCellMar>
     </w:tblPr>
     <w:tblStylePr w:type="firstRow">
       <w:rPr>
@@ -10003,18 +9906,11 @@
     <w:qFormat/>
     <w:rsid w:val="00A32279"/>
     <w:tblPr>
-      <w:tblInd w:w="0" w:type="dxa"/>
       <w:tblBorders>
         <w:bottom w:val="single" w:sz="4" w:space="0" w:color="FFD865" w:themeColor="accent4" w:themeTint="9A"/>
         <w:insideH w:val="single" w:sz="4" w:space="0" w:color="FFD865" w:themeColor="accent4" w:themeTint="9A"/>
         <w:insideV w:val="single" w:sz="4" w:space="0" w:color="FFD865" w:themeColor="accent4" w:themeTint="9A"/>
       </w:tblBorders>
-      <w:tblCellMar>
-        <w:top w:w="0" w:type="dxa"/>
-        <w:left w:w="108" w:type="dxa"/>
-        <w:bottom w:w="0" w:type="dxa"/>
-        <w:right w:w="108" w:type="dxa"/>
-      </w:tblCellMar>
     </w:tblPr>
     <w:tblStylePr w:type="firstRow">
       <w:rPr>
@@ -10113,18 +10009,11 @@
     <w:qFormat/>
     <w:rsid w:val="00A32279"/>
     <w:tblPr>
-      <w:tblInd w:w="0" w:type="dxa"/>
       <w:tblBorders>
         <w:bottom w:val="single" w:sz="4" w:space="0" w:color="5B9BD5" w:themeColor="accent5"/>
         <w:insideH w:val="single" w:sz="4" w:space="0" w:color="5B9BD5" w:themeColor="accent5"/>
         <w:insideV w:val="single" w:sz="4" w:space="0" w:color="5B9BD5" w:themeColor="accent5"/>
       </w:tblBorders>
-      <w:tblCellMar>
-        <w:top w:w="0" w:type="dxa"/>
-        <w:left w:w="108" w:type="dxa"/>
-        <w:bottom w:w="0" w:type="dxa"/>
-        <w:right w:w="108" w:type="dxa"/>
-      </w:tblCellMar>
     </w:tblPr>
     <w:tblStylePr w:type="firstRow">
       <w:rPr>
@@ -10223,18 +10112,11 @@
     <w:qFormat/>
     <w:rsid w:val="00A32279"/>
     <w:tblPr>
-      <w:tblInd w:w="0" w:type="dxa"/>
       <w:tblBorders>
         <w:bottom w:val="single" w:sz="4" w:space="0" w:color="70AD47" w:themeColor="accent6"/>
         <w:insideH w:val="single" w:sz="4" w:space="0" w:color="70AD47" w:themeColor="accent6"/>
         <w:insideV w:val="single" w:sz="4" w:space="0" w:color="70AD47" w:themeColor="accent6"/>
       </w:tblBorders>
-      <w:tblCellMar>
-        <w:top w:w="0" w:type="dxa"/>
-        <w:left w:w="108" w:type="dxa"/>
-        <w:bottom w:w="0" w:type="dxa"/>
-        <w:right w:w="108" w:type="dxa"/>
-      </w:tblCellMar>
     </w:tblPr>
     <w:tblStylePr w:type="firstRow">
       <w:rPr>
@@ -10333,7 +10215,6 @@
     <w:qFormat/>
     <w:rsid w:val="00A32279"/>
     <w:tblPr>
-      <w:tblInd w:w="0" w:type="dxa"/>
       <w:tblBorders>
         <w:top w:val="single" w:sz="4" w:space="0" w:color="6F6F6F" w:themeColor="text1" w:themeTint="90"/>
         <w:left w:val="single" w:sz="4" w:space="0" w:color="6F6F6F" w:themeColor="text1" w:themeTint="90"/>
@@ -10342,12 +10223,6 @@
         <w:insideH w:val="single" w:sz="4" w:space="0" w:color="6F6F6F" w:themeColor="text1" w:themeTint="90"/>
         <w:insideV w:val="single" w:sz="4" w:space="0" w:color="6F6F6F" w:themeColor="text1" w:themeTint="90"/>
       </w:tblBorders>
-      <w:tblCellMar>
-        <w:top w:w="0" w:type="dxa"/>
-        <w:left w:w="108" w:type="dxa"/>
-        <w:bottom w:w="0" w:type="dxa"/>
-        <w:right w:w="108" w:type="dxa"/>
-      </w:tblCellMar>
     </w:tblPr>
     <w:tblStylePr w:type="firstRow">
       <w:rPr>
@@ -10421,7 +10296,6 @@
     <w:qFormat/>
     <w:rsid w:val="00A32279"/>
     <w:tblPr>
-      <w:tblInd w:w="0" w:type="dxa"/>
       <w:tblBorders>
         <w:top w:val="single" w:sz="4" w:space="0" w:color="95AFDD" w:themeColor="accent1" w:themeTint="90"/>
         <w:left w:val="single" w:sz="4" w:space="0" w:color="95AFDD" w:themeColor="accent1" w:themeTint="90"/>
@@ -10430,12 +10304,6 @@
         <w:insideH w:val="single" w:sz="4" w:space="0" w:color="95AFDD" w:themeColor="accent1" w:themeTint="90"/>
         <w:insideV w:val="single" w:sz="4" w:space="0" w:color="95AFDD" w:themeColor="accent1" w:themeTint="90"/>
       </w:tblBorders>
-      <w:tblCellMar>
-        <w:top w:w="0" w:type="dxa"/>
-        <w:left w:w="108" w:type="dxa"/>
-        <w:bottom w:w="0" w:type="dxa"/>
-        <w:right w:w="108" w:type="dxa"/>
-      </w:tblCellMar>
     </w:tblPr>
     <w:tblStylePr w:type="firstRow">
       <w:rPr>
@@ -10509,7 +10377,6 @@
     <w:qFormat/>
     <w:rsid w:val="00A32279"/>
     <w:tblPr>
-      <w:tblInd w:w="0" w:type="dxa"/>
       <w:tblBorders>
         <w:top w:val="single" w:sz="4" w:space="0" w:color="F4B58A" w:themeColor="accent2" w:themeTint="90"/>
         <w:left w:val="single" w:sz="4" w:space="0" w:color="F4B58A" w:themeColor="accent2" w:themeTint="90"/>
@@ -10518,12 +10385,6 @@
         <w:insideH w:val="single" w:sz="4" w:space="0" w:color="F4B58A" w:themeColor="accent2" w:themeTint="90"/>
         <w:insideV w:val="single" w:sz="4" w:space="0" w:color="F4B58A" w:themeColor="accent2" w:themeTint="90"/>
       </w:tblBorders>
-      <w:tblCellMar>
-        <w:top w:w="0" w:type="dxa"/>
-        <w:left w:w="108" w:type="dxa"/>
-        <w:bottom w:w="0" w:type="dxa"/>
-        <w:right w:w="108" w:type="dxa"/>
-      </w:tblCellMar>
     </w:tblPr>
     <w:tblStylePr w:type="firstRow">
       <w:rPr>
@@ -10597,7 +10458,6 @@
     <w:qFormat/>
     <w:rsid w:val="00A32279"/>
     <w:tblPr>
-      <w:tblInd w:w="0" w:type="dxa"/>
       <w:tblBorders>
         <w:top w:val="single" w:sz="4" w:space="0" w:color="CCCCCC" w:themeColor="accent3" w:themeTint="90"/>
         <w:left w:val="single" w:sz="4" w:space="0" w:color="CCCCCC" w:themeColor="accent3" w:themeTint="90"/>
@@ -10606,12 +10466,6 @@
         <w:insideH w:val="single" w:sz="4" w:space="0" w:color="CCCCCC" w:themeColor="accent3" w:themeTint="90"/>
         <w:insideV w:val="single" w:sz="4" w:space="0" w:color="CCCCCC" w:themeColor="accent3" w:themeTint="90"/>
       </w:tblBorders>
-      <w:tblCellMar>
-        <w:top w:w="0" w:type="dxa"/>
-        <w:left w:w="108" w:type="dxa"/>
-        <w:bottom w:w="0" w:type="dxa"/>
-        <w:right w:w="108" w:type="dxa"/>
-      </w:tblCellMar>
     </w:tblPr>
     <w:tblStylePr w:type="firstRow">
       <w:rPr>
@@ -10685,7 +10539,6 @@
     <w:qFormat/>
     <w:rsid w:val="00A32279"/>
     <w:tblPr>
-      <w:tblInd w:w="0" w:type="dxa"/>
       <w:tblBorders>
         <w:top w:val="single" w:sz="4" w:space="0" w:color="FFDB6F" w:themeColor="accent4" w:themeTint="90"/>
         <w:left w:val="single" w:sz="4" w:space="0" w:color="FFDB6F" w:themeColor="accent4" w:themeTint="90"/>
@@ -10694,12 +10547,6 @@
         <w:insideH w:val="single" w:sz="4" w:space="0" w:color="FFDB6F" w:themeColor="accent4" w:themeTint="90"/>
         <w:insideV w:val="single" w:sz="4" w:space="0" w:color="FFDB6F" w:themeColor="accent4" w:themeTint="90"/>
       </w:tblBorders>
-      <w:tblCellMar>
-        <w:top w:w="0" w:type="dxa"/>
-        <w:left w:w="108" w:type="dxa"/>
-        <w:bottom w:w="0" w:type="dxa"/>
-        <w:right w:w="108" w:type="dxa"/>
-      </w:tblCellMar>
     </w:tblPr>
     <w:tblStylePr w:type="firstRow">
       <w:rPr>
@@ -10773,7 +10620,6 @@
     <w:qFormat/>
     <w:rsid w:val="00A32279"/>
     <w:tblPr>
-      <w:tblInd w:w="0" w:type="dxa"/>
       <w:tblBorders>
         <w:top w:val="single" w:sz="4" w:space="0" w:color="A2C6E7" w:themeColor="accent5" w:themeTint="90"/>
         <w:left w:val="single" w:sz="4" w:space="0" w:color="A2C6E7" w:themeColor="accent5" w:themeTint="90"/>
@@ -10782,12 +10628,6 @@
         <w:insideH w:val="single" w:sz="4" w:space="0" w:color="A2C6E7" w:themeColor="accent5" w:themeTint="90"/>
         <w:insideV w:val="single" w:sz="4" w:space="0" w:color="A2C6E7" w:themeColor="accent5" w:themeTint="90"/>
       </w:tblBorders>
-      <w:tblCellMar>
-        <w:top w:w="0" w:type="dxa"/>
-        <w:left w:w="108" w:type="dxa"/>
-        <w:bottom w:w="0" w:type="dxa"/>
-        <w:right w:w="108" w:type="dxa"/>
-      </w:tblCellMar>
     </w:tblPr>
     <w:tblStylePr w:type="firstRow">
       <w:rPr>
@@ -10861,7 +10701,6 @@
     <w:qFormat/>
     <w:rsid w:val="00A32279"/>
     <w:tblPr>
-      <w:tblInd w:w="0" w:type="dxa"/>
       <w:tblBorders>
         <w:top w:val="single" w:sz="4" w:space="0" w:color="ADD394" w:themeColor="accent6" w:themeTint="90"/>
         <w:left w:val="single" w:sz="4" w:space="0" w:color="ADD394" w:themeColor="accent6" w:themeTint="90"/>
@@ -10870,12 +10709,6 @@
         <w:insideH w:val="single" w:sz="4" w:space="0" w:color="ADD394" w:themeColor="accent6" w:themeTint="90"/>
         <w:insideV w:val="single" w:sz="4" w:space="0" w:color="ADD394" w:themeColor="accent6" w:themeTint="90"/>
       </w:tblBorders>
-      <w:tblCellMar>
-        <w:top w:w="0" w:type="dxa"/>
-        <w:left w:w="108" w:type="dxa"/>
-        <w:bottom w:w="0" w:type="dxa"/>
-        <w:right w:w="108" w:type="dxa"/>
-      </w:tblCellMar>
     </w:tblPr>
     <w:tblStylePr w:type="firstRow">
       <w:rPr>
@@ -10949,7 +10782,6 @@
     <w:qFormat/>
     <w:rsid w:val="00A32279"/>
     <w:tblPr>
-      <w:tblInd w:w="0" w:type="dxa"/>
       <w:tblBorders>
         <w:top w:val="single" w:sz="4" w:space="0" w:color="FFFFFF" w:themeColor="light1"/>
         <w:left w:val="single" w:sz="4" w:space="0" w:color="FFFFFF" w:themeColor="light1"/>
@@ -10958,12 +10790,6 @@
         <w:insideH w:val="single" w:sz="4" w:space="0" w:color="FFFFFF" w:themeColor="light1"/>
         <w:insideV w:val="single" w:sz="4" w:space="0" w:color="FFFFFF" w:themeColor="light1"/>
       </w:tblBorders>
-      <w:tblCellMar>
-        <w:top w:w="0" w:type="dxa"/>
-        <w:left w:w="108" w:type="dxa"/>
-        <w:bottom w:w="0" w:type="dxa"/>
-        <w:right w:w="108" w:type="dxa"/>
-      </w:tblCellMar>
     </w:tblPr>
     <w:tblStylePr w:type="firstRow">
       <w:rPr>
@@ -11036,7 +10862,6 @@
     <w:qFormat/>
     <w:rsid w:val="00A32279"/>
     <w:tblPr>
-      <w:tblInd w:w="0" w:type="dxa"/>
       <w:tblBorders>
         <w:top w:val="single" w:sz="4" w:space="0" w:color="FFFFFF" w:themeColor="light1"/>
         <w:left w:val="single" w:sz="4" w:space="0" w:color="FFFFFF" w:themeColor="light1"/>
@@ -11045,12 +10870,6 @@
         <w:insideH w:val="single" w:sz="4" w:space="0" w:color="FFFFFF" w:themeColor="light1"/>
         <w:insideV w:val="single" w:sz="4" w:space="0" w:color="FFFFFF" w:themeColor="light1"/>
       </w:tblBorders>
-      <w:tblCellMar>
-        <w:top w:w="0" w:type="dxa"/>
-        <w:left w:w="108" w:type="dxa"/>
-        <w:bottom w:w="0" w:type="dxa"/>
-        <w:right w:w="108" w:type="dxa"/>
-      </w:tblCellMar>
     </w:tblPr>
     <w:tblStylePr w:type="firstRow">
       <w:rPr>
@@ -11123,7 +10942,6 @@
     <w:qFormat/>
     <w:rsid w:val="00A32279"/>
     <w:tblPr>
-      <w:tblInd w:w="0" w:type="dxa"/>
       <w:tblBorders>
         <w:top w:val="single" w:sz="4" w:space="0" w:color="FFFFFF" w:themeColor="light1"/>
         <w:left w:val="single" w:sz="4" w:space="0" w:color="FFFFFF" w:themeColor="light1"/>
@@ -11132,12 +10950,6 @@
         <w:insideH w:val="single" w:sz="4" w:space="0" w:color="FFFFFF" w:themeColor="light1"/>
         <w:insideV w:val="single" w:sz="4" w:space="0" w:color="FFFFFF" w:themeColor="light1"/>
       </w:tblBorders>
-      <w:tblCellMar>
-        <w:top w:w="0" w:type="dxa"/>
-        <w:left w:w="108" w:type="dxa"/>
-        <w:bottom w:w="0" w:type="dxa"/>
-        <w:right w:w="108" w:type="dxa"/>
-      </w:tblCellMar>
     </w:tblPr>
     <w:tblStylePr w:type="firstRow">
       <w:rPr>
@@ -11210,7 +11022,6 @@
     <w:qFormat/>
     <w:rsid w:val="00A32279"/>
     <w:tblPr>
-      <w:tblInd w:w="0" w:type="dxa"/>
       <w:tblBorders>
         <w:top w:val="single" w:sz="4" w:space="0" w:color="FFFFFF" w:themeColor="light1"/>
         <w:left w:val="single" w:sz="4" w:space="0" w:color="FFFFFF" w:themeColor="light1"/>
@@ -11219,12 +11030,6 @@
         <w:insideH w:val="single" w:sz="4" w:space="0" w:color="FFFFFF" w:themeColor="light1"/>
         <w:insideV w:val="single" w:sz="4" w:space="0" w:color="FFFFFF" w:themeColor="light1"/>
       </w:tblBorders>
-      <w:tblCellMar>
-        <w:top w:w="0" w:type="dxa"/>
-        <w:left w:w="108" w:type="dxa"/>
-        <w:bottom w:w="0" w:type="dxa"/>
-        <w:right w:w="108" w:type="dxa"/>
-      </w:tblCellMar>
     </w:tblPr>
     <w:tblStylePr w:type="firstRow">
       <w:rPr>
@@ -11297,7 +11102,6 @@
     <w:qFormat/>
     <w:rsid w:val="00A32279"/>
     <w:tblPr>
-      <w:tblInd w:w="0" w:type="dxa"/>
       <w:tblBorders>
         <w:top w:val="single" w:sz="4" w:space="0" w:color="FFFFFF" w:themeColor="light1"/>
         <w:left w:val="single" w:sz="4" w:space="0" w:color="FFFFFF" w:themeColor="light1"/>
@@ -11306,12 +11110,6 @@
         <w:insideH w:val="single" w:sz="4" w:space="0" w:color="FFFFFF" w:themeColor="light1"/>
         <w:insideV w:val="single" w:sz="4" w:space="0" w:color="FFFFFF" w:themeColor="light1"/>
       </w:tblBorders>
-      <w:tblCellMar>
-        <w:top w:w="0" w:type="dxa"/>
-        <w:left w:w="108" w:type="dxa"/>
-        <w:bottom w:w="0" w:type="dxa"/>
-        <w:right w:w="108" w:type="dxa"/>
-      </w:tblCellMar>
     </w:tblPr>
     <w:tblStylePr w:type="firstRow">
       <w:rPr>
@@ -11384,7 +11182,6 @@
     <w:qFormat/>
     <w:rsid w:val="00A32279"/>
     <w:tblPr>
-      <w:tblInd w:w="0" w:type="dxa"/>
       <w:tblBorders>
         <w:top w:val="single" w:sz="4" w:space="0" w:color="FFFFFF" w:themeColor="light1"/>
         <w:left w:val="single" w:sz="4" w:space="0" w:color="FFFFFF" w:themeColor="light1"/>
@@ -11393,12 +11190,6 @@
         <w:insideH w:val="single" w:sz="4" w:space="0" w:color="FFFFFF" w:themeColor="light1"/>
         <w:insideV w:val="single" w:sz="4" w:space="0" w:color="FFFFFF" w:themeColor="light1"/>
       </w:tblBorders>
-      <w:tblCellMar>
-        <w:top w:w="0" w:type="dxa"/>
-        <w:left w:w="108" w:type="dxa"/>
-        <w:bottom w:w="0" w:type="dxa"/>
-        <w:right w:w="108" w:type="dxa"/>
-      </w:tblCellMar>
     </w:tblPr>
     <w:tblStylePr w:type="firstRow">
       <w:rPr>
@@ -11471,7 +11262,6 @@
     <w:qFormat/>
     <w:rsid w:val="00A32279"/>
     <w:tblPr>
-      <w:tblInd w:w="0" w:type="dxa"/>
       <w:tblBorders>
         <w:top w:val="single" w:sz="4" w:space="0" w:color="FFFFFF" w:themeColor="light1"/>
         <w:left w:val="single" w:sz="4" w:space="0" w:color="FFFFFF" w:themeColor="light1"/>
@@ -11480,12 +11270,6 @@
         <w:insideH w:val="single" w:sz="4" w:space="0" w:color="FFFFFF" w:themeColor="light1"/>
         <w:insideV w:val="single" w:sz="4" w:space="0" w:color="FFFFFF" w:themeColor="light1"/>
       </w:tblBorders>
-      <w:tblCellMar>
-        <w:top w:w="0" w:type="dxa"/>
-        <w:left w:w="108" w:type="dxa"/>
-        <w:bottom w:w="0" w:type="dxa"/>
-        <w:right w:w="108" w:type="dxa"/>
-      </w:tblCellMar>
     </w:tblPr>
     <w:tblStylePr w:type="firstRow">
       <w:rPr>
@@ -11558,7 +11342,6 @@
     <w:qFormat/>
     <w:rsid w:val="00A32279"/>
     <w:tblPr>
-      <w:tblInd w:w="0" w:type="dxa"/>
       <w:tblBorders>
         <w:top w:val="single" w:sz="4" w:space="0" w:color="7F7F7F" w:themeColor="text1" w:themeTint="80"/>
         <w:left w:val="single" w:sz="4" w:space="0" w:color="7F7F7F" w:themeColor="text1" w:themeTint="80"/>
@@ -11567,12 +11350,6 @@
         <w:insideH w:val="single" w:sz="4" w:space="0" w:color="7F7F7F" w:themeColor="text1" w:themeTint="80"/>
         <w:insideV w:val="single" w:sz="4" w:space="0" w:color="7F7F7F" w:themeColor="text1" w:themeTint="80"/>
       </w:tblBorders>
-      <w:tblCellMar>
-        <w:top w:w="0" w:type="dxa"/>
-        <w:left w:w="108" w:type="dxa"/>
-        <w:bottom w:w="0" w:type="dxa"/>
-        <w:right w:w="108" w:type="dxa"/>
-      </w:tblCellMar>
     </w:tblPr>
     <w:tblStylePr w:type="firstRow">
       <w:rPr>
@@ -11636,7 +11413,6 @@
     <w:qFormat/>
     <w:rsid w:val="00A32279"/>
     <w:tblPr>
-      <w:tblInd w:w="0" w:type="dxa"/>
       <w:tblBorders>
         <w:top w:val="single" w:sz="4" w:space="0" w:color="A0B7E1" w:themeColor="accent1" w:themeTint="80"/>
         <w:left w:val="single" w:sz="4" w:space="0" w:color="A0B7E1" w:themeColor="accent1" w:themeTint="80"/>
@@ -11645,12 +11421,6 @@
         <w:insideH w:val="single" w:sz="4" w:space="0" w:color="A0B7E1" w:themeColor="accent1" w:themeTint="80"/>
         <w:insideV w:val="single" w:sz="4" w:space="0" w:color="A0B7E1" w:themeColor="accent1" w:themeTint="80"/>
       </w:tblBorders>
-      <w:tblCellMar>
-        <w:top w:w="0" w:type="dxa"/>
-        <w:left w:w="108" w:type="dxa"/>
-        <w:bottom w:w="0" w:type="dxa"/>
-        <w:right w:w="108" w:type="dxa"/>
-      </w:tblCellMar>
     </w:tblPr>
     <w:tblStylePr w:type="firstRow">
       <w:rPr>
@@ -11714,7 +11484,6 @@
     <w:qFormat/>
     <w:rsid w:val="00A32279"/>
     <w:tblPr>
-      <w:tblInd w:w="0" w:type="dxa"/>
       <w:tblBorders>
         <w:top w:val="single" w:sz="4" w:space="0" w:color="F4B184" w:themeColor="accent2" w:themeTint="97"/>
         <w:left w:val="single" w:sz="4" w:space="0" w:color="F4B184" w:themeColor="accent2" w:themeTint="97"/>
@@ -11723,12 +11492,6 @@
         <w:insideH w:val="single" w:sz="4" w:space="0" w:color="F4B184" w:themeColor="accent2" w:themeTint="97"/>
         <w:insideV w:val="single" w:sz="4" w:space="0" w:color="F4B184" w:themeColor="accent2" w:themeTint="97"/>
       </w:tblBorders>
-      <w:tblCellMar>
-        <w:top w:w="0" w:type="dxa"/>
-        <w:left w:w="108" w:type="dxa"/>
-        <w:bottom w:w="0" w:type="dxa"/>
-        <w:right w:w="108" w:type="dxa"/>
-      </w:tblCellMar>
     </w:tblPr>
     <w:tblStylePr w:type="firstRow">
       <w:rPr>
@@ -11792,7 +11555,6 @@
     <w:qFormat/>
     <w:rsid w:val="00A32279"/>
     <w:tblPr>
-      <w:tblInd w:w="0" w:type="dxa"/>
       <w:tblBorders>
         <w:top w:val="single" w:sz="4" w:space="0" w:color="A5A5A5" w:themeColor="accent3" w:themeTint="FE"/>
         <w:left w:val="single" w:sz="4" w:space="0" w:color="A5A5A5" w:themeColor="accent3" w:themeTint="FE"/>
@@ -11801,12 +11563,6 @@
         <w:insideH w:val="single" w:sz="4" w:space="0" w:color="A5A5A5" w:themeColor="accent3" w:themeTint="FE"/>
         <w:insideV w:val="single" w:sz="4" w:space="0" w:color="A5A5A5" w:themeColor="accent3" w:themeTint="FE"/>
       </w:tblBorders>
-      <w:tblCellMar>
-        <w:top w:w="0" w:type="dxa"/>
-        <w:left w:w="108" w:type="dxa"/>
-        <w:bottom w:w="0" w:type="dxa"/>
-        <w:right w:w="108" w:type="dxa"/>
-      </w:tblCellMar>
     </w:tblPr>
     <w:tblStylePr w:type="firstRow">
       <w:rPr>
@@ -11870,7 +11626,6 @@
     <w:qFormat/>
     <w:rsid w:val="00A32279"/>
     <w:tblPr>
-      <w:tblInd w:w="0" w:type="dxa"/>
       <w:tblBorders>
         <w:top w:val="single" w:sz="4" w:space="0" w:color="FFD865" w:themeColor="accent4" w:themeTint="9A"/>
         <w:left w:val="single" w:sz="4" w:space="0" w:color="FFD865" w:themeColor="accent4" w:themeTint="9A"/>
@@ -11879,12 +11634,6 @@
         <w:insideH w:val="single" w:sz="4" w:space="0" w:color="FFD865" w:themeColor="accent4" w:themeTint="9A"/>
         <w:insideV w:val="single" w:sz="4" w:space="0" w:color="FFD865" w:themeColor="accent4" w:themeTint="9A"/>
       </w:tblBorders>
-      <w:tblCellMar>
-        <w:top w:w="0" w:type="dxa"/>
-        <w:left w:w="108" w:type="dxa"/>
-        <w:bottom w:w="0" w:type="dxa"/>
-        <w:right w:w="108" w:type="dxa"/>
-      </w:tblCellMar>
     </w:tblPr>
     <w:tblStylePr w:type="firstRow">
       <w:rPr>
@@ -11948,7 +11697,6 @@
     <w:qFormat/>
     <w:rsid w:val="00A32279"/>
     <w:tblPr>
-      <w:tblInd w:w="0" w:type="dxa"/>
       <w:tblBorders>
         <w:top w:val="single" w:sz="4" w:space="0" w:color="5B9BD5" w:themeColor="accent5"/>
         <w:left w:val="single" w:sz="4" w:space="0" w:color="5B9BD5" w:themeColor="accent5"/>
@@ -11957,12 +11705,6 @@
         <w:insideH w:val="single" w:sz="4" w:space="0" w:color="5B9BD5" w:themeColor="accent5"/>
         <w:insideV w:val="single" w:sz="4" w:space="0" w:color="5B9BD5" w:themeColor="accent5"/>
       </w:tblBorders>
-      <w:tblCellMar>
-        <w:top w:w="0" w:type="dxa"/>
-        <w:left w:w="108" w:type="dxa"/>
-        <w:bottom w:w="0" w:type="dxa"/>
-        <w:right w:w="108" w:type="dxa"/>
-      </w:tblCellMar>
     </w:tblPr>
     <w:tblStylePr w:type="firstRow">
       <w:rPr>
@@ -12026,7 +11768,6 @@
     <w:qFormat/>
     <w:rsid w:val="00A32279"/>
     <w:tblPr>
-      <w:tblInd w:w="0" w:type="dxa"/>
       <w:tblBorders>
         <w:top w:val="single" w:sz="4" w:space="0" w:color="70AD47" w:themeColor="accent6"/>
         <w:left w:val="single" w:sz="4" w:space="0" w:color="70AD47" w:themeColor="accent6"/>
@@ -12035,12 +11776,6 @@
         <w:insideH w:val="single" w:sz="4" w:space="0" w:color="70AD47" w:themeColor="accent6"/>
         <w:insideV w:val="single" w:sz="4" w:space="0" w:color="70AD47" w:themeColor="accent6"/>
       </w:tblBorders>
-      <w:tblCellMar>
-        <w:top w:w="0" w:type="dxa"/>
-        <w:left w:w="108" w:type="dxa"/>
-        <w:bottom w:w="0" w:type="dxa"/>
-        <w:right w:w="108" w:type="dxa"/>
-      </w:tblCellMar>
     </w:tblPr>
     <w:tblStylePr w:type="firstRow">
       <w:rPr>
@@ -12104,19 +11839,12 @@
     <w:qFormat/>
     <w:rsid w:val="00A32279"/>
     <w:tblPr>
-      <w:tblInd w:w="0" w:type="dxa"/>
       <w:tblBorders>
         <w:bottom w:val="single" w:sz="4" w:space="0" w:color="7F7F7F" w:themeColor="text1" w:themeTint="80"/>
         <w:right w:val="single" w:sz="4" w:space="0" w:color="7F7F7F" w:themeColor="text1" w:themeTint="80"/>
         <w:insideH w:val="single" w:sz="4" w:space="0" w:color="7F7F7F" w:themeColor="text1" w:themeTint="80"/>
         <w:insideV w:val="single" w:sz="4" w:space="0" w:color="7F7F7F" w:themeColor="text1" w:themeTint="80"/>
       </w:tblBorders>
-      <w:tblCellMar>
-        <w:top w:w="0" w:type="dxa"/>
-        <w:left w:w="108" w:type="dxa"/>
-        <w:bottom w:w="0" w:type="dxa"/>
-        <w:right w:w="108" w:type="dxa"/>
-      </w:tblCellMar>
     </w:tblPr>
     <w:tblStylePr w:type="firstRow">
       <w:rPr>
@@ -12196,7 +11924,7 @@
     <w:tblStylePr w:type="band1Vert">
       <w:tblPr/>
       <w:tcPr>
-        <w:shd w:val="clear" w:color="F2F2F2" w:themeColor="text1" w:themeTint="D" w:fill="F2F2F2" w:themeFill="text1" w:themeFillTint="D"/>
+        <w:shd w:val="clear" w:color="F2F2F2" w:themeColor="text1" w:themeTint="0D" w:fill="F2F2F2" w:themeFill="text1" w:themeFillTint="0D"/>
       </w:tcPr>
     </w:tblStylePr>
     <w:tblStylePr w:type="band1Horz">
@@ -12207,7 +11935,7 @@
       </w:rPr>
       <w:tblPr/>
       <w:tcPr>
-        <w:shd w:val="clear" w:color="F2F2F2" w:themeColor="text1" w:themeTint="D" w:fill="F2F2F2" w:themeFill="text1" w:themeFillTint="D"/>
+        <w:shd w:val="clear" w:color="F2F2F2" w:themeColor="text1" w:themeTint="0D" w:fill="F2F2F2" w:themeFill="text1" w:themeFillTint="0D"/>
       </w:tcPr>
     </w:tblStylePr>
     <w:tblStylePr w:type="band2Horz">
@@ -12225,19 +11953,12 @@
     <w:qFormat/>
     <w:rsid w:val="00A32279"/>
     <w:tblPr>
-      <w:tblInd w:w="0" w:type="dxa"/>
       <w:tblBorders>
         <w:bottom w:val="single" w:sz="4" w:space="0" w:color="A0B7E1" w:themeColor="accent1" w:themeTint="80"/>
         <w:right w:val="single" w:sz="4" w:space="0" w:color="A0B7E1" w:themeColor="accent1" w:themeTint="80"/>
         <w:insideH w:val="single" w:sz="4" w:space="0" w:color="A0B7E1" w:themeColor="accent1" w:themeTint="80"/>
         <w:insideV w:val="single" w:sz="4" w:space="0" w:color="A0B7E1" w:themeColor="accent1" w:themeTint="80"/>
       </w:tblBorders>
-      <w:tblCellMar>
-        <w:top w:w="0" w:type="dxa"/>
-        <w:left w:w="108" w:type="dxa"/>
-        <w:bottom w:w="0" w:type="dxa"/>
-        <w:right w:w="108" w:type="dxa"/>
-      </w:tblCellMar>
     </w:tblPr>
     <w:tblStylePr w:type="firstRow">
       <w:rPr>
@@ -12346,19 +12067,12 @@
     <w:qFormat/>
     <w:rsid w:val="00A32279"/>
     <w:tblPr>
-      <w:tblInd w:w="0" w:type="dxa"/>
       <w:tblBorders>
         <w:bottom w:val="single" w:sz="4" w:space="0" w:color="F4B184" w:themeColor="accent2" w:themeTint="97"/>
         <w:right w:val="single" w:sz="4" w:space="0" w:color="F4B184" w:themeColor="accent2" w:themeTint="97"/>
         <w:insideH w:val="single" w:sz="4" w:space="0" w:color="F4B184" w:themeColor="accent2" w:themeTint="97"/>
         <w:insideV w:val="single" w:sz="4" w:space="0" w:color="F4B184" w:themeColor="accent2" w:themeTint="97"/>
       </w:tblBorders>
-      <w:tblCellMar>
-        <w:top w:w="0" w:type="dxa"/>
-        <w:left w:w="108" w:type="dxa"/>
-        <w:bottom w:w="0" w:type="dxa"/>
-        <w:right w:w="108" w:type="dxa"/>
-      </w:tblCellMar>
     </w:tblPr>
     <w:tblStylePr w:type="firstRow">
       <w:rPr>
@@ -12467,19 +12181,12 @@
     <w:qFormat/>
     <w:rsid w:val="00A32279"/>
     <w:tblPr>
-      <w:tblInd w:w="0" w:type="dxa"/>
       <w:tblBorders>
         <w:bottom w:val="single" w:sz="4" w:space="0" w:color="A5A5A5" w:themeColor="accent3" w:themeTint="FE"/>
         <w:right w:val="single" w:sz="4" w:space="0" w:color="A5A5A5" w:themeColor="accent3" w:themeTint="FE"/>
         <w:insideH w:val="single" w:sz="4" w:space="0" w:color="A5A5A5" w:themeColor="accent3" w:themeTint="FE"/>
         <w:insideV w:val="single" w:sz="4" w:space="0" w:color="A5A5A5" w:themeColor="accent3" w:themeTint="FE"/>
       </w:tblBorders>
-      <w:tblCellMar>
-        <w:top w:w="0" w:type="dxa"/>
-        <w:left w:w="108" w:type="dxa"/>
-        <w:bottom w:w="0" w:type="dxa"/>
-        <w:right w:w="108" w:type="dxa"/>
-      </w:tblCellMar>
     </w:tblPr>
     <w:tblStylePr w:type="firstRow">
       <w:rPr>
@@ -12588,19 +12295,12 @@
     <w:qFormat/>
     <w:rsid w:val="00A32279"/>
     <w:tblPr>
-      <w:tblInd w:w="0" w:type="dxa"/>
       <w:tblBorders>
         <w:bottom w:val="single" w:sz="4" w:space="0" w:color="FFD865" w:themeColor="accent4" w:themeTint="9A"/>
         <w:right w:val="single" w:sz="4" w:space="0" w:color="FFD865" w:themeColor="accent4" w:themeTint="9A"/>
         <w:insideH w:val="single" w:sz="4" w:space="0" w:color="FFD865" w:themeColor="accent4" w:themeTint="9A"/>
         <w:insideV w:val="single" w:sz="4" w:space="0" w:color="FFD865" w:themeColor="accent4" w:themeTint="9A"/>
       </w:tblBorders>
-      <w:tblCellMar>
-        <w:top w:w="0" w:type="dxa"/>
-        <w:left w:w="108" w:type="dxa"/>
-        <w:bottom w:w="0" w:type="dxa"/>
-        <w:right w:w="108" w:type="dxa"/>
-      </w:tblCellMar>
     </w:tblPr>
     <w:tblStylePr w:type="firstRow">
       <w:rPr>
@@ -12709,19 +12409,12 @@
     <w:qFormat/>
     <w:rsid w:val="00A32279"/>
     <w:tblPr>
-      <w:tblInd w:w="0" w:type="dxa"/>
       <w:tblBorders>
         <w:bottom w:val="single" w:sz="4" w:space="0" w:color="A2C6E7" w:themeColor="accent5" w:themeTint="90"/>
         <w:right w:val="single" w:sz="4" w:space="0" w:color="A2C6E7" w:themeColor="accent5" w:themeTint="90"/>
         <w:insideH w:val="single" w:sz="4" w:space="0" w:color="A2C6E7" w:themeColor="accent5" w:themeTint="90"/>
         <w:insideV w:val="single" w:sz="4" w:space="0" w:color="A2C6E7" w:themeColor="accent5" w:themeTint="90"/>
       </w:tblBorders>
-      <w:tblCellMar>
-        <w:top w:w="0" w:type="dxa"/>
-        <w:left w:w="108" w:type="dxa"/>
-        <w:bottom w:w="0" w:type="dxa"/>
-        <w:right w:w="108" w:type="dxa"/>
-      </w:tblCellMar>
     </w:tblPr>
     <w:tblStylePr w:type="firstRow">
       <w:rPr>
@@ -12830,19 +12523,12 @@
     <w:qFormat/>
     <w:rsid w:val="00A32279"/>
     <w:tblPr>
-      <w:tblInd w:w="0" w:type="dxa"/>
       <w:tblBorders>
         <w:bottom w:val="single" w:sz="4" w:space="0" w:color="ADD394" w:themeColor="accent6" w:themeTint="90"/>
         <w:right w:val="single" w:sz="4" w:space="0" w:color="ADD394" w:themeColor="accent6" w:themeTint="90"/>
         <w:insideH w:val="single" w:sz="4" w:space="0" w:color="ADD394" w:themeColor="accent6" w:themeTint="90"/>
         <w:insideV w:val="single" w:sz="4" w:space="0" w:color="ADD394" w:themeColor="accent6" w:themeTint="90"/>
       </w:tblBorders>
-      <w:tblCellMar>
-        <w:top w:w="0" w:type="dxa"/>
-        <w:left w:w="108" w:type="dxa"/>
-        <w:bottom w:w="0" w:type="dxa"/>
-        <w:right w:w="108" w:type="dxa"/>
-      </w:tblCellMar>
     </w:tblPr>
     <w:tblStylePr w:type="firstRow">
       <w:rPr>
@@ -12950,15 +12636,7 @@
     <w:uiPriority w:val="99"/>
     <w:qFormat/>
     <w:rsid w:val="00A32279"/>
-    <w:tblPr>
-      <w:tblInd w:w="0" w:type="dxa"/>
-      <w:tblCellMar>
-        <w:top w:w="0" w:type="dxa"/>
-        <w:left w:w="108" w:type="dxa"/>
-        <w:bottom w:w="0" w:type="dxa"/>
-        <w:right w:w="108" w:type="dxa"/>
-      </w:tblCellMar>
-    </w:tblPr>
+    <w:tblPr/>
     <w:tblStylePr w:type="firstRow">
       <w:rPr>
         <w:b/>
@@ -13020,15 +12698,7 @@
     <w:uiPriority w:val="99"/>
     <w:qFormat/>
     <w:rsid w:val="00A32279"/>
-    <w:tblPr>
-      <w:tblInd w:w="0" w:type="dxa"/>
-      <w:tblCellMar>
-        <w:top w:w="0" w:type="dxa"/>
-        <w:left w:w="108" w:type="dxa"/>
-        <w:bottom w:w="0" w:type="dxa"/>
-        <w:right w:w="108" w:type="dxa"/>
-      </w:tblCellMar>
-    </w:tblPr>
+    <w:tblPr/>
     <w:tblStylePr w:type="firstRow">
       <w:rPr>
         <w:b/>
@@ -13090,15 +12760,7 @@
     <w:uiPriority w:val="99"/>
     <w:qFormat/>
     <w:rsid w:val="00A32279"/>
-    <w:tblPr>
-      <w:tblInd w:w="0" w:type="dxa"/>
-      <w:tblCellMar>
-        <w:top w:w="0" w:type="dxa"/>
-        <w:left w:w="108" w:type="dxa"/>
-        <w:bottom w:w="0" w:type="dxa"/>
-        <w:right w:w="108" w:type="dxa"/>
-      </w:tblCellMar>
-    </w:tblPr>
+    <w:tblPr/>
     <w:tblStylePr w:type="firstRow">
       <w:rPr>
         <w:b/>
@@ -13160,15 +12822,7 @@
     <w:uiPriority w:val="99"/>
     <w:qFormat/>
     <w:rsid w:val="00A32279"/>
-    <w:tblPr>
-      <w:tblInd w:w="0" w:type="dxa"/>
-      <w:tblCellMar>
-        <w:top w:w="0" w:type="dxa"/>
-        <w:left w:w="108" w:type="dxa"/>
-        <w:bottom w:w="0" w:type="dxa"/>
-        <w:right w:w="108" w:type="dxa"/>
-      </w:tblCellMar>
-    </w:tblPr>
+    <w:tblPr/>
     <w:tblStylePr w:type="firstRow">
       <w:rPr>
         <w:b/>
@@ -13230,15 +12884,7 @@
     <w:uiPriority w:val="99"/>
     <w:qFormat/>
     <w:rsid w:val="00A32279"/>
-    <w:tblPr>
-      <w:tblInd w:w="0" w:type="dxa"/>
-      <w:tblCellMar>
-        <w:top w:w="0" w:type="dxa"/>
-        <w:left w:w="108" w:type="dxa"/>
-        <w:bottom w:w="0" w:type="dxa"/>
-        <w:right w:w="108" w:type="dxa"/>
-      </w:tblCellMar>
-    </w:tblPr>
+    <w:tblPr/>
     <w:tblStylePr w:type="firstRow">
       <w:rPr>
         <w:b/>
@@ -13300,15 +12946,7 @@
     <w:uiPriority w:val="99"/>
     <w:qFormat/>
     <w:rsid w:val="00A32279"/>
-    <w:tblPr>
-      <w:tblInd w:w="0" w:type="dxa"/>
-      <w:tblCellMar>
-        <w:top w:w="0" w:type="dxa"/>
-        <w:left w:w="108" w:type="dxa"/>
-        <w:bottom w:w="0" w:type="dxa"/>
-        <w:right w:w="108" w:type="dxa"/>
-      </w:tblCellMar>
-    </w:tblPr>
+    <w:tblPr/>
     <w:tblStylePr w:type="firstRow">
       <w:rPr>
         <w:b/>
@@ -13370,15 +13008,7 @@
     <w:uiPriority w:val="99"/>
     <w:qFormat/>
     <w:rsid w:val="00A32279"/>
-    <w:tblPr>
-      <w:tblInd w:w="0" w:type="dxa"/>
-      <w:tblCellMar>
-        <w:top w:w="0" w:type="dxa"/>
-        <w:left w:w="108" w:type="dxa"/>
-        <w:bottom w:w="0" w:type="dxa"/>
-        <w:right w:w="108" w:type="dxa"/>
-      </w:tblCellMar>
-    </w:tblPr>
+    <w:tblPr/>
     <w:tblStylePr w:type="firstRow">
       <w:rPr>
         <w:b/>
@@ -13441,18 +13071,11 @@
     <w:qFormat/>
     <w:rsid w:val="00A32279"/>
     <w:tblPr>
-      <w:tblInd w:w="0" w:type="dxa"/>
       <w:tblBorders>
         <w:top w:val="single" w:sz="4" w:space="0" w:color="6F6F6F" w:themeColor="text1" w:themeTint="90"/>
         <w:bottom w:val="single" w:sz="4" w:space="0" w:color="6F6F6F" w:themeColor="text1" w:themeTint="90"/>
         <w:insideH w:val="single" w:sz="4" w:space="0" w:color="6F6F6F" w:themeColor="text1" w:themeTint="90"/>
       </w:tblBorders>
-      <w:tblCellMar>
-        <w:top w:w="0" w:type="dxa"/>
-        <w:left w:w="108" w:type="dxa"/>
-        <w:bottom w:w="0" w:type="dxa"/>
-        <w:right w:w="108" w:type="dxa"/>
-      </w:tblCellMar>
     </w:tblPr>
     <w:tblStylePr w:type="firstRow">
       <w:rPr>
@@ -13534,18 +13157,11 @@
     <w:qFormat/>
     <w:rsid w:val="00A32279"/>
     <w:tblPr>
-      <w:tblInd w:w="0" w:type="dxa"/>
       <w:tblBorders>
         <w:top w:val="single" w:sz="4" w:space="0" w:color="95AFDD" w:themeColor="accent1" w:themeTint="90"/>
         <w:bottom w:val="single" w:sz="4" w:space="0" w:color="95AFDD" w:themeColor="accent1" w:themeTint="90"/>
         <w:insideH w:val="single" w:sz="4" w:space="0" w:color="95AFDD" w:themeColor="accent1" w:themeTint="90"/>
       </w:tblBorders>
-      <w:tblCellMar>
-        <w:top w:w="0" w:type="dxa"/>
-        <w:left w:w="108" w:type="dxa"/>
-        <w:bottom w:w="0" w:type="dxa"/>
-        <w:right w:w="108" w:type="dxa"/>
-      </w:tblCellMar>
     </w:tblPr>
     <w:tblStylePr w:type="firstRow">
       <w:rPr>
@@ -13627,18 +13243,11 @@
     <w:qFormat/>
     <w:rsid w:val="00A32279"/>
     <w:tblPr>
-      <w:tblInd w:w="0" w:type="dxa"/>
       <w:tblBorders>
         <w:top w:val="single" w:sz="4" w:space="0" w:color="F4B58A" w:themeColor="accent2" w:themeTint="90"/>
         <w:bottom w:val="single" w:sz="4" w:space="0" w:color="F4B58A" w:themeColor="accent2" w:themeTint="90"/>
         <w:insideH w:val="single" w:sz="4" w:space="0" w:color="F4B58A" w:themeColor="accent2" w:themeTint="90"/>
       </w:tblBorders>
-      <w:tblCellMar>
-        <w:top w:w="0" w:type="dxa"/>
-        <w:left w:w="108" w:type="dxa"/>
-        <w:bottom w:w="0" w:type="dxa"/>
-        <w:right w:w="108" w:type="dxa"/>
-      </w:tblCellMar>
     </w:tblPr>
     <w:tblStylePr w:type="firstRow">
       <w:rPr>
@@ -13720,18 +13329,11 @@
     <w:qFormat/>
     <w:rsid w:val="00A32279"/>
     <w:tblPr>
-      <w:tblInd w:w="0" w:type="dxa"/>
       <w:tblBorders>
         <w:top w:val="single" w:sz="4" w:space="0" w:color="CCCCCC" w:themeColor="accent3" w:themeTint="90"/>
         <w:bottom w:val="single" w:sz="4" w:space="0" w:color="CCCCCC" w:themeColor="accent3" w:themeTint="90"/>
         <w:insideH w:val="single" w:sz="4" w:space="0" w:color="CCCCCC" w:themeColor="accent3" w:themeTint="90"/>
       </w:tblBorders>
-      <w:tblCellMar>
-        <w:top w:w="0" w:type="dxa"/>
-        <w:left w:w="108" w:type="dxa"/>
-        <w:bottom w:w="0" w:type="dxa"/>
-        <w:right w:w="108" w:type="dxa"/>
-      </w:tblCellMar>
     </w:tblPr>
     <w:tblStylePr w:type="firstRow">
       <w:rPr>
@@ -13813,18 +13415,11 @@
     <w:qFormat/>
     <w:rsid w:val="00A32279"/>
     <w:tblPr>
-      <w:tblInd w:w="0" w:type="dxa"/>
       <w:tblBorders>
         <w:top w:val="single" w:sz="4" w:space="0" w:color="FFDB6F" w:themeColor="accent4" w:themeTint="90"/>
         <w:bottom w:val="single" w:sz="4" w:space="0" w:color="FFDB6F" w:themeColor="accent4" w:themeTint="90"/>
         <w:insideH w:val="single" w:sz="4" w:space="0" w:color="FFDB6F" w:themeColor="accent4" w:themeTint="90"/>
       </w:tblBorders>
-      <w:tblCellMar>
-        <w:top w:w="0" w:type="dxa"/>
-        <w:left w:w="108" w:type="dxa"/>
-        <w:bottom w:w="0" w:type="dxa"/>
-        <w:right w:w="108" w:type="dxa"/>
-      </w:tblCellMar>
     </w:tblPr>
     <w:tblStylePr w:type="firstRow">
       <w:rPr>
@@ -13906,18 +13501,11 @@
     <w:qFormat/>
     <w:rsid w:val="00A32279"/>
     <w:tblPr>
-      <w:tblInd w:w="0" w:type="dxa"/>
       <w:tblBorders>
         <w:top w:val="single" w:sz="4" w:space="0" w:color="A2C6E7" w:themeColor="accent5" w:themeTint="90"/>
         <w:bottom w:val="single" w:sz="4" w:space="0" w:color="A2C6E7" w:themeColor="accent5" w:themeTint="90"/>
         <w:insideH w:val="single" w:sz="4" w:space="0" w:color="A2C6E7" w:themeColor="accent5" w:themeTint="90"/>
       </w:tblBorders>
-      <w:tblCellMar>
-        <w:top w:w="0" w:type="dxa"/>
-        <w:left w:w="108" w:type="dxa"/>
-        <w:bottom w:w="0" w:type="dxa"/>
-        <w:right w:w="108" w:type="dxa"/>
-      </w:tblCellMar>
     </w:tblPr>
     <w:tblStylePr w:type="firstRow">
       <w:rPr>
@@ -13999,18 +13587,11 @@
     <w:qFormat/>
     <w:rsid w:val="00A32279"/>
     <w:tblPr>
-      <w:tblInd w:w="0" w:type="dxa"/>
       <w:tblBorders>
         <w:top w:val="single" w:sz="4" w:space="0" w:color="ADD394" w:themeColor="accent6" w:themeTint="90"/>
         <w:bottom w:val="single" w:sz="4" w:space="0" w:color="ADD394" w:themeColor="accent6" w:themeTint="90"/>
         <w:insideH w:val="single" w:sz="4" w:space="0" w:color="ADD394" w:themeColor="accent6" w:themeTint="90"/>
       </w:tblBorders>
-      <w:tblCellMar>
-        <w:top w:w="0" w:type="dxa"/>
-        <w:left w:w="108" w:type="dxa"/>
-        <w:bottom w:w="0" w:type="dxa"/>
-        <w:right w:w="108" w:type="dxa"/>
-      </w:tblCellMar>
     </w:tblPr>
     <w:tblStylePr w:type="firstRow">
       <w:rPr>
@@ -14092,19 +13673,12 @@
     <w:qFormat/>
     <w:rsid w:val="00A32279"/>
     <w:tblPr>
-      <w:tblInd w:w="0" w:type="dxa"/>
       <w:tblBorders>
         <w:top w:val="single" w:sz="4" w:space="0" w:color="000000" w:themeColor="text1"/>
         <w:left w:val="single" w:sz="4" w:space="0" w:color="000000" w:themeColor="text1"/>
         <w:bottom w:val="single" w:sz="4" w:space="0" w:color="000000" w:themeColor="text1"/>
         <w:right w:val="single" w:sz="4" w:space="0" w:color="000000" w:themeColor="text1"/>
       </w:tblBorders>
-      <w:tblCellMar>
-        <w:top w:w="0" w:type="dxa"/>
-        <w:left w:w="108" w:type="dxa"/>
-        <w:bottom w:w="0" w:type="dxa"/>
-        <w:right w:w="108" w:type="dxa"/>
-      </w:tblCellMar>
     </w:tblPr>
     <w:tblStylePr w:type="firstRow">
       <w:rPr>
@@ -14172,19 +13746,12 @@
     <w:qFormat/>
     <w:rsid w:val="00A32279"/>
     <w:tblPr>
-      <w:tblInd w:w="0" w:type="dxa"/>
       <w:tblBorders>
         <w:top w:val="single" w:sz="4" w:space="0" w:color="4472C4" w:themeColor="accent1"/>
         <w:left w:val="single" w:sz="4" w:space="0" w:color="4472C4" w:themeColor="accent1"/>
         <w:bottom w:val="single" w:sz="4" w:space="0" w:color="4472C4" w:themeColor="accent1"/>
         <w:right w:val="single" w:sz="4" w:space="0" w:color="4472C4" w:themeColor="accent1"/>
       </w:tblBorders>
-      <w:tblCellMar>
-        <w:top w:w="0" w:type="dxa"/>
-        <w:left w:w="108" w:type="dxa"/>
-        <w:bottom w:w="0" w:type="dxa"/>
-        <w:right w:w="108" w:type="dxa"/>
-      </w:tblCellMar>
     </w:tblPr>
     <w:tblStylePr w:type="firstRow">
       <w:rPr>
@@ -14252,19 +13819,12 @@
     <w:qFormat/>
     <w:rsid w:val="00A32279"/>
     <w:tblPr>
-      <w:tblInd w:w="0" w:type="dxa"/>
       <w:tblBorders>
         <w:top w:val="single" w:sz="4" w:space="0" w:color="F4B184" w:themeColor="accent2" w:themeTint="97"/>
         <w:left w:val="single" w:sz="4" w:space="0" w:color="F4B184" w:themeColor="accent2" w:themeTint="97"/>
         <w:bottom w:val="single" w:sz="4" w:space="0" w:color="F4B184" w:themeColor="accent2" w:themeTint="97"/>
         <w:right w:val="single" w:sz="4" w:space="0" w:color="F4B184" w:themeColor="accent2" w:themeTint="97"/>
       </w:tblBorders>
-      <w:tblCellMar>
-        <w:top w:w="0" w:type="dxa"/>
-        <w:left w:w="108" w:type="dxa"/>
-        <w:bottom w:w="0" w:type="dxa"/>
-        <w:right w:w="108" w:type="dxa"/>
-      </w:tblCellMar>
     </w:tblPr>
     <w:tblStylePr w:type="firstRow">
       <w:rPr>
@@ -14332,19 +13892,12 @@
     <w:qFormat/>
     <w:rsid w:val="00A32279"/>
     <w:tblPr>
-      <w:tblInd w:w="0" w:type="dxa"/>
       <w:tblBorders>
         <w:top w:val="single" w:sz="4" w:space="0" w:color="C9C9C9" w:themeColor="accent3" w:themeTint="98"/>
         <w:left w:val="single" w:sz="4" w:space="0" w:color="C9C9C9" w:themeColor="accent3" w:themeTint="98"/>
         <w:bottom w:val="single" w:sz="4" w:space="0" w:color="C9C9C9" w:themeColor="accent3" w:themeTint="98"/>
         <w:right w:val="single" w:sz="4" w:space="0" w:color="C9C9C9" w:themeColor="accent3" w:themeTint="98"/>
       </w:tblBorders>
-      <w:tblCellMar>
-        <w:top w:w="0" w:type="dxa"/>
-        <w:left w:w="108" w:type="dxa"/>
-        <w:bottom w:w="0" w:type="dxa"/>
-        <w:right w:w="108" w:type="dxa"/>
-      </w:tblCellMar>
     </w:tblPr>
     <w:tblStylePr w:type="firstRow">
       <w:rPr>
@@ -14412,19 +13965,12 @@
     <w:qFormat/>
     <w:rsid w:val="00A32279"/>
     <w:tblPr>
-      <w:tblInd w:w="0" w:type="dxa"/>
       <w:tblBorders>
         <w:top w:val="single" w:sz="4" w:space="0" w:color="FFD865" w:themeColor="accent4" w:themeTint="9A"/>
         <w:left w:val="single" w:sz="4" w:space="0" w:color="FFD865" w:themeColor="accent4" w:themeTint="9A"/>
         <w:bottom w:val="single" w:sz="4" w:space="0" w:color="FFD865" w:themeColor="accent4" w:themeTint="9A"/>
         <w:right w:val="single" w:sz="4" w:space="0" w:color="FFD865" w:themeColor="accent4" w:themeTint="9A"/>
       </w:tblBorders>
-      <w:tblCellMar>
-        <w:top w:w="0" w:type="dxa"/>
-        <w:left w:w="108" w:type="dxa"/>
-        <w:bottom w:w="0" w:type="dxa"/>
-        <w:right w:w="108" w:type="dxa"/>
-      </w:tblCellMar>
     </w:tblPr>
     <w:tblStylePr w:type="firstRow">
       <w:rPr>
@@ -14492,19 +14038,12 @@
     <w:qFormat/>
     <w:rsid w:val="00A32279"/>
     <w:tblPr>
-      <w:tblInd w:w="0" w:type="dxa"/>
       <w:tblBorders>
         <w:top w:val="single" w:sz="4" w:space="0" w:color="9BC2E5" w:themeColor="accent5" w:themeTint="9A"/>
         <w:left w:val="single" w:sz="4" w:space="0" w:color="9BC2E5" w:themeColor="accent5" w:themeTint="9A"/>
         <w:bottom w:val="single" w:sz="4" w:space="0" w:color="9BC2E5" w:themeColor="accent5" w:themeTint="9A"/>
         <w:right w:val="single" w:sz="4" w:space="0" w:color="9BC2E5" w:themeColor="accent5" w:themeTint="9A"/>
       </w:tblBorders>
-      <w:tblCellMar>
-        <w:top w:w="0" w:type="dxa"/>
-        <w:left w:w="108" w:type="dxa"/>
-        <w:bottom w:w="0" w:type="dxa"/>
-        <w:right w:w="108" w:type="dxa"/>
-      </w:tblCellMar>
     </w:tblPr>
     <w:tblStylePr w:type="firstRow">
       <w:rPr>
@@ -14572,19 +14111,12 @@
     <w:qFormat/>
     <w:rsid w:val="00A32279"/>
     <w:tblPr>
-      <w:tblInd w:w="0" w:type="dxa"/>
       <w:tblBorders>
         <w:top w:val="single" w:sz="4" w:space="0" w:color="A9D08E" w:themeColor="accent6" w:themeTint="98"/>
         <w:left w:val="single" w:sz="4" w:space="0" w:color="A9D08E" w:themeColor="accent6" w:themeTint="98"/>
         <w:bottom w:val="single" w:sz="4" w:space="0" w:color="A9D08E" w:themeColor="accent6" w:themeTint="98"/>
         <w:right w:val="single" w:sz="4" w:space="0" w:color="A9D08E" w:themeColor="accent6" w:themeTint="98"/>
       </w:tblBorders>
-      <w:tblCellMar>
-        <w:top w:w="0" w:type="dxa"/>
-        <w:left w:w="108" w:type="dxa"/>
-        <w:bottom w:w="0" w:type="dxa"/>
-        <w:right w:w="108" w:type="dxa"/>
-      </w:tblCellMar>
     </w:tblPr>
     <w:tblStylePr w:type="firstRow">
       <w:rPr>
@@ -14652,7 +14184,6 @@
     <w:qFormat/>
     <w:rsid w:val="00A32279"/>
     <w:tblPr>
-      <w:tblInd w:w="0" w:type="dxa"/>
       <w:tblBorders>
         <w:top w:val="single" w:sz="4" w:space="0" w:color="000000" w:themeColor="text1"/>
         <w:left w:val="single" w:sz="4" w:space="0" w:color="000000" w:themeColor="text1"/>
@@ -14660,12 +14191,6 @@
         <w:right w:val="single" w:sz="4" w:space="0" w:color="000000" w:themeColor="text1"/>
         <w:insideH w:val="single" w:sz="4" w:space="0" w:color="000000" w:themeColor="text1"/>
       </w:tblBorders>
-      <w:tblCellMar>
-        <w:top w:w="0" w:type="dxa"/>
-        <w:left w:w="108" w:type="dxa"/>
-        <w:bottom w:w="0" w:type="dxa"/>
-        <w:right w:w="108" w:type="dxa"/>
-      </w:tblCellMar>
     </w:tblPr>
     <w:tblStylePr w:type="firstRow">
       <w:rPr>
@@ -14727,7 +14252,6 @@
     <w:qFormat/>
     <w:rsid w:val="00A32279"/>
     <w:tblPr>
-      <w:tblInd w:w="0" w:type="dxa"/>
       <w:tblBorders>
         <w:top w:val="single" w:sz="4" w:space="0" w:color="95AFDD" w:themeColor="accent1" w:themeTint="90"/>
         <w:left w:val="single" w:sz="4" w:space="0" w:color="95AFDD" w:themeColor="accent1" w:themeTint="90"/>
@@ -14735,12 +14259,6 @@
         <w:right w:val="single" w:sz="4" w:space="0" w:color="95AFDD" w:themeColor="accent1" w:themeTint="90"/>
         <w:insideH w:val="single" w:sz="4" w:space="0" w:color="95AFDD" w:themeColor="accent1" w:themeTint="90"/>
       </w:tblBorders>
-      <w:tblCellMar>
-        <w:top w:w="0" w:type="dxa"/>
-        <w:left w:w="108" w:type="dxa"/>
-        <w:bottom w:w="0" w:type="dxa"/>
-        <w:right w:w="108" w:type="dxa"/>
-      </w:tblCellMar>
     </w:tblPr>
     <w:tblStylePr w:type="firstRow">
       <w:rPr>
@@ -14802,7 +14320,6 @@
     <w:qFormat/>
     <w:rsid w:val="00A32279"/>
     <w:tblPr>
-      <w:tblInd w:w="0" w:type="dxa"/>
       <w:tblBorders>
         <w:top w:val="single" w:sz="4" w:space="0" w:color="F4B58A" w:themeColor="accent2" w:themeTint="90"/>
         <w:left w:val="single" w:sz="4" w:space="0" w:color="F4B58A" w:themeColor="accent2" w:themeTint="90"/>
@@ -14810,12 +14327,6 @@
         <w:right w:val="single" w:sz="4" w:space="0" w:color="F4B58A" w:themeColor="accent2" w:themeTint="90"/>
         <w:insideH w:val="single" w:sz="4" w:space="0" w:color="F4B58A" w:themeColor="accent2" w:themeTint="90"/>
       </w:tblBorders>
-      <w:tblCellMar>
-        <w:top w:w="0" w:type="dxa"/>
-        <w:left w:w="108" w:type="dxa"/>
-        <w:bottom w:w="0" w:type="dxa"/>
-        <w:right w:w="108" w:type="dxa"/>
-      </w:tblCellMar>
     </w:tblPr>
     <w:tblStylePr w:type="firstRow">
       <w:rPr>
@@ -14877,7 +14388,6 @@
     <w:qFormat/>
     <w:rsid w:val="00A32279"/>
     <w:tblPr>
-      <w:tblInd w:w="0" w:type="dxa"/>
       <w:tblBorders>
         <w:top w:val="single" w:sz="4" w:space="0" w:color="CCCCCC" w:themeColor="accent3" w:themeTint="90"/>
         <w:left w:val="single" w:sz="4" w:space="0" w:color="CCCCCC" w:themeColor="accent3" w:themeTint="90"/>
@@ -14885,12 +14395,6 @@
         <w:right w:val="single" w:sz="4" w:space="0" w:color="CCCCCC" w:themeColor="accent3" w:themeTint="90"/>
         <w:insideH w:val="single" w:sz="4" w:space="0" w:color="CCCCCC" w:themeColor="accent3" w:themeTint="90"/>
       </w:tblBorders>
-      <w:tblCellMar>
-        <w:top w:w="0" w:type="dxa"/>
-        <w:left w:w="108" w:type="dxa"/>
-        <w:bottom w:w="0" w:type="dxa"/>
-        <w:right w:w="108" w:type="dxa"/>
-      </w:tblCellMar>
     </w:tblPr>
     <w:tblStylePr w:type="firstRow">
       <w:rPr>
@@ -14952,7 +14456,6 @@
     <w:qFormat/>
     <w:rsid w:val="00A32279"/>
     <w:tblPr>
-      <w:tblInd w:w="0" w:type="dxa"/>
       <w:tblBorders>
         <w:top w:val="single" w:sz="4" w:space="0" w:color="FFDB6F" w:themeColor="accent4" w:themeTint="90"/>
         <w:left w:val="single" w:sz="4" w:space="0" w:color="FFDB6F" w:themeColor="accent4" w:themeTint="90"/>
@@ -14960,12 +14463,6 @@
         <w:right w:val="single" w:sz="4" w:space="0" w:color="FFDB6F" w:themeColor="accent4" w:themeTint="90"/>
         <w:insideH w:val="single" w:sz="4" w:space="0" w:color="FFDB6F" w:themeColor="accent4" w:themeTint="90"/>
       </w:tblBorders>
-      <w:tblCellMar>
-        <w:top w:w="0" w:type="dxa"/>
-        <w:left w:w="108" w:type="dxa"/>
-        <w:bottom w:w="0" w:type="dxa"/>
-        <w:right w:w="108" w:type="dxa"/>
-      </w:tblCellMar>
     </w:tblPr>
     <w:tblStylePr w:type="firstRow">
       <w:rPr>
@@ -15027,7 +14524,6 @@
     <w:qFormat/>
     <w:rsid w:val="00A32279"/>
     <w:tblPr>
-      <w:tblInd w:w="0" w:type="dxa"/>
       <w:tblBorders>
         <w:top w:val="single" w:sz="4" w:space="0" w:color="A2C6E7" w:themeColor="accent5" w:themeTint="90"/>
         <w:left w:val="single" w:sz="4" w:space="0" w:color="A2C6E7" w:themeColor="accent5" w:themeTint="90"/>
@@ -15035,12 +14531,6 @@
         <w:right w:val="single" w:sz="4" w:space="0" w:color="A2C6E7" w:themeColor="accent5" w:themeTint="90"/>
         <w:insideH w:val="single" w:sz="4" w:space="0" w:color="A2C6E7" w:themeColor="accent5" w:themeTint="90"/>
       </w:tblBorders>
-      <w:tblCellMar>
-        <w:top w:w="0" w:type="dxa"/>
-        <w:left w:w="108" w:type="dxa"/>
-        <w:bottom w:w="0" w:type="dxa"/>
-        <w:right w:w="108" w:type="dxa"/>
-      </w:tblCellMar>
     </w:tblPr>
     <w:tblStylePr w:type="firstRow">
       <w:rPr>
@@ -15102,7 +14592,6 @@
     <w:qFormat/>
     <w:rsid w:val="00A32279"/>
     <w:tblPr>
-      <w:tblInd w:w="0" w:type="dxa"/>
       <w:tblBorders>
         <w:top w:val="single" w:sz="4" w:space="0" w:color="ADD394" w:themeColor="accent6" w:themeTint="90"/>
         <w:left w:val="single" w:sz="4" w:space="0" w:color="ADD394" w:themeColor="accent6" w:themeTint="90"/>
@@ -15110,12 +14599,6 @@
         <w:right w:val="single" w:sz="4" w:space="0" w:color="ADD394" w:themeColor="accent6" w:themeTint="90"/>
         <w:insideH w:val="single" w:sz="4" w:space="0" w:color="ADD394" w:themeColor="accent6" w:themeTint="90"/>
       </w:tblBorders>
-      <w:tblCellMar>
-        <w:top w:w="0" w:type="dxa"/>
-        <w:left w:w="108" w:type="dxa"/>
-        <w:bottom w:w="0" w:type="dxa"/>
-        <w:right w:w="108" w:type="dxa"/>
-      </w:tblCellMar>
     </w:tblPr>
     <w:tblStylePr w:type="firstRow">
       <w:rPr>
@@ -15177,19 +14660,12 @@
     <w:qFormat/>
     <w:rsid w:val="00A32279"/>
     <w:tblPr>
-      <w:tblInd w:w="0" w:type="dxa"/>
       <w:tblBorders>
         <w:top w:val="single" w:sz="32" w:space="0" w:color="7F7F7F" w:themeColor="text1" w:themeTint="80"/>
         <w:left w:val="single" w:sz="32" w:space="0" w:color="7F7F7F" w:themeColor="text1" w:themeTint="80"/>
         <w:bottom w:val="single" w:sz="32" w:space="0" w:color="7F7F7F" w:themeColor="text1" w:themeTint="80"/>
         <w:right w:val="single" w:sz="32" w:space="0" w:color="7F7F7F" w:themeColor="text1" w:themeTint="80"/>
       </w:tblBorders>
-      <w:tblCellMar>
-        <w:top w:w="0" w:type="dxa"/>
-        <w:left w:w="108" w:type="dxa"/>
-        <w:bottom w:w="0" w:type="dxa"/>
-        <w:right w:w="108" w:type="dxa"/>
-      </w:tblCellMar>
     </w:tblPr>
     <w:tblStylePr w:type="firstRow">
       <w:rPr>
@@ -15286,19 +14762,12 @@
     <w:qFormat/>
     <w:rsid w:val="00A32279"/>
     <w:tblPr>
-      <w:tblInd w:w="0" w:type="dxa"/>
       <w:tblBorders>
         <w:top w:val="single" w:sz="32" w:space="0" w:color="4472C4" w:themeColor="accent1"/>
         <w:left w:val="single" w:sz="32" w:space="0" w:color="4472C4" w:themeColor="accent1"/>
         <w:bottom w:val="single" w:sz="32" w:space="0" w:color="4472C4" w:themeColor="accent1"/>
         <w:right w:val="single" w:sz="32" w:space="0" w:color="4472C4" w:themeColor="accent1"/>
       </w:tblBorders>
-      <w:tblCellMar>
-        <w:top w:w="0" w:type="dxa"/>
-        <w:left w:w="108" w:type="dxa"/>
-        <w:bottom w:w="0" w:type="dxa"/>
-        <w:right w:w="108" w:type="dxa"/>
-      </w:tblCellMar>
     </w:tblPr>
     <w:tblStylePr w:type="firstRow">
       <w:rPr>
@@ -15395,19 +14864,12 @@
     <w:qFormat/>
     <w:rsid w:val="00A32279"/>
     <w:tblPr>
-      <w:tblInd w:w="0" w:type="dxa"/>
       <w:tblBorders>
         <w:top w:val="single" w:sz="32" w:space="0" w:color="F4B184" w:themeColor="accent2" w:themeTint="97"/>
         <w:left w:val="single" w:sz="32" w:space="0" w:color="F4B184" w:themeColor="accent2" w:themeTint="97"/>
         <w:bottom w:val="single" w:sz="32" w:space="0" w:color="F4B184" w:themeColor="accent2" w:themeTint="97"/>
         <w:right w:val="single" w:sz="32" w:space="0" w:color="F4B184" w:themeColor="accent2" w:themeTint="97"/>
       </w:tblBorders>
-      <w:tblCellMar>
-        <w:top w:w="0" w:type="dxa"/>
-        <w:left w:w="108" w:type="dxa"/>
-        <w:bottom w:w="0" w:type="dxa"/>
-        <w:right w:w="108" w:type="dxa"/>
-      </w:tblCellMar>
     </w:tblPr>
     <w:tblStylePr w:type="firstRow">
       <w:rPr>
@@ -15504,19 +14966,12 @@
     <w:qFormat/>
     <w:rsid w:val="00A32279"/>
     <w:tblPr>
-      <w:tblInd w:w="0" w:type="dxa"/>
       <w:tblBorders>
         <w:top w:val="single" w:sz="32" w:space="0" w:color="C9C9C9" w:themeColor="accent3" w:themeTint="98"/>
         <w:left w:val="single" w:sz="32" w:space="0" w:color="C9C9C9" w:themeColor="accent3" w:themeTint="98"/>
         <w:bottom w:val="single" w:sz="32" w:space="0" w:color="C9C9C9" w:themeColor="accent3" w:themeTint="98"/>
         <w:right w:val="single" w:sz="32" w:space="0" w:color="C9C9C9" w:themeColor="accent3" w:themeTint="98"/>
       </w:tblBorders>
-      <w:tblCellMar>
-        <w:top w:w="0" w:type="dxa"/>
-        <w:left w:w="108" w:type="dxa"/>
-        <w:bottom w:w="0" w:type="dxa"/>
-        <w:right w:w="108" w:type="dxa"/>
-      </w:tblCellMar>
     </w:tblPr>
     <w:tblStylePr w:type="firstRow">
       <w:rPr>
@@ -15613,19 +15068,12 @@
     <w:qFormat/>
     <w:rsid w:val="00A32279"/>
     <w:tblPr>
-      <w:tblInd w:w="0" w:type="dxa"/>
       <w:tblBorders>
         <w:top w:val="single" w:sz="32" w:space="0" w:color="FFD865" w:themeColor="accent4" w:themeTint="9A"/>
         <w:left w:val="single" w:sz="32" w:space="0" w:color="FFD865" w:themeColor="accent4" w:themeTint="9A"/>
         <w:bottom w:val="single" w:sz="32" w:space="0" w:color="FFD865" w:themeColor="accent4" w:themeTint="9A"/>
         <w:right w:val="single" w:sz="32" w:space="0" w:color="FFD865" w:themeColor="accent4" w:themeTint="9A"/>
       </w:tblBorders>
-      <w:tblCellMar>
-        <w:top w:w="0" w:type="dxa"/>
-        <w:left w:w="108" w:type="dxa"/>
-        <w:bottom w:w="0" w:type="dxa"/>
-        <w:right w:w="108" w:type="dxa"/>
-      </w:tblCellMar>
     </w:tblPr>
     <w:tblStylePr w:type="firstRow">
       <w:rPr>
@@ -15722,19 +15170,12 @@
     <w:qFormat/>
     <w:rsid w:val="00A32279"/>
     <w:tblPr>
-      <w:tblInd w:w="0" w:type="dxa"/>
       <w:tblBorders>
         <w:top w:val="single" w:sz="32" w:space="0" w:color="9BC2E5" w:themeColor="accent5" w:themeTint="9A"/>
         <w:left w:val="single" w:sz="32" w:space="0" w:color="9BC2E5" w:themeColor="accent5" w:themeTint="9A"/>
         <w:bottom w:val="single" w:sz="32" w:space="0" w:color="9BC2E5" w:themeColor="accent5" w:themeTint="9A"/>
         <w:right w:val="single" w:sz="32" w:space="0" w:color="9BC2E5" w:themeColor="accent5" w:themeTint="9A"/>
       </w:tblBorders>
-      <w:tblCellMar>
-        <w:top w:w="0" w:type="dxa"/>
-        <w:left w:w="108" w:type="dxa"/>
-        <w:bottom w:w="0" w:type="dxa"/>
-        <w:right w:w="108" w:type="dxa"/>
-      </w:tblCellMar>
     </w:tblPr>
     <w:tblStylePr w:type="firstRow">
       <w:rPr>
@@ -15831,19 +15272,12 @@
     <w:qFormat/>
     <w:rsid w:val="00A32279"/>
     <w:tblPr>
-      <w:tblInd w:w="0" w:type="dxa"/>
       <w:tblBorders>
         <w:top w:val="single" w:sz="32" w:space="0" w:color="A9D08E" w:themeColor="accent6" w:themeTint="98"/>
         <w:left w:val="single" w:sz="32" w:space="0" w:color="A9D08E" w:themeColor="accent6" w:themeTint="98"/>
         <w:bottom w:val="single" w:sz="32" w:space="0" w:color="A9D08E" w:themeColor="accent6" w:themeTint="98"/>
         <w:right w:val="single" w:sz="32" w:space="0" w:color="A9D08E" w:themeColor="accent6" w:themeTint="98"/>
       </w:tblBorders>
-      <w:tblCellMar>
-        <w:top w:w="0" w:type="dxa"/>
-        <w:left w:w="108" w:type="dxa"/>
-        <w:bottom w:w="0" w:type="dxa"/>
-        <w:right w:w="108" w:type="dxa"/>
-      </w:tblCellMar>
     </w:tblPr>
     <w:tblStylePr w:type="firstRow">
       <w:rPr>
@@ -15940,17 +15374,10 @@
     <w:qFormat/>
     <w:rsid w:val="00A32279"/>
     <w:tblPr>
-      <w:tblInd w:w="0" w:type="dxa"/>
       <w:tblBorders>
         <w:top w:val="single" w:sz="4" w:space="0" w:color="7F7F7F" w:themeColor="text1" w:themeTint="80"/>
         <w:bottom w:val="single" w:sz="4" w:space="0" w:color="7F7F7F" w:themeColor="text1" w:themeTint="80"/>
       </w:tblBorders>
-      <w:tblCellMar>
-        <w:top w:w="0" w:type="dxa"/>
-        <w:left w:w="108" w:type="dxa"/>
-        <w:bottom w:w="0" w:type="dxa"/>
-        <w:right w:w="108" w:type="dxa"/>
-      </w:tblCellMar>
     </w:tblPr>
     <w:tblStylePr w:type="firstRow">
       <w:rPr>
@@ -16020,17 +15447,10 @@
     <w:qFormat/>
     <w:rsid w:val="00A32279"/>
     <w:tblPr>
-      <w:tblInd w:w="0" w:type="dxa"/>
       <w:tblBorders>
         <w:top w:val="single" w:sz="4" w:space="0" w:color="4472C4" w:themeColor="accent1"/>
         <w:bottom w:val="single" w:sz="4" w:space="0" w:color="4472C4" w:themeColor="accent1"/>
       </w:tblBorders>
-      <w:tblCellMar>
-        <w:top w:w="0" w:type="dxa"/>
-        <w:left w:w="108" w:type="dxa"/>
-        <w:bottom w:w="0" w:type="dxa"/>
-        <w:right w:w="108" w:type="dxa"/>
-      </w:tblCellMar>
     </w:tblPr>
     <w:tblStylePr w:type="firstRow">
       <w:rPr>
@@ -16100,17 +15520,10 @@
     <w:qFormat/>
     <w:rsid w:val="00A32279"/>
     <w:tblPr>
-      <w:tblInd w:w="0" w:type="dxa"/>
       <w:tblBorders>
         <w:top w:val="single" w:sz="4" w:space="0" w:color="F4B184" w:themeColor="accent2" w:themeTint="97"/>
         <w:bottom w:val="single" w:sz="4" w:space="0" w:color="F4B184" w:themeColor="accent2" w:themeTint="97"/>
       </w:tblBorders>
-      <w:tblCellMar>
-        <w:top w:w="0" w:type="dxa"/>
-        <w:left w:w="108" w:type="dxa"/>
-        <w:bottom w:w="0" w:type="dxa"/>
-        <w:right w:w="108" w:type="dxa"/>
-      </w:tblCellMar>
     </w:tblPr>
     <w:tblStylePr w:type="firstRow">
       <w:rPr>
@@ -16180,17 +15593,10 @@
     <w:qFormat/>
     <w:rsid w:val="00A32279"/>
     <w:tblPr>
-      <w:tblInd w:w="0" w:type="dxa"/>
       <w:tblBorders>
         <w:top w:val="single" w:sz="4" w:space="0" w:color="C9C9C9" w:themeColor="accent3" w:themeTint="98"/>
         <w:bottom w:val="single" w:sz="4" w:space="0" w:color="C9C9C9" w:themeColor="accent3" w:themeTint="98"/>
       </w:tblBorders>
-      <w:tblCellMar>
-        <w:top w:w="0" w:type="dxa"/>
-        <w:left w:w="108" w:type="dxa"/>
-        <w:bottom w:w="0" w:type="dxa"/>
-        <w:right w:w="108" w:type="dxa"/>
-      </w:tblCellMar>
     </w:tblPr>
     <w:tblStylePr w:type="firstRow">
       <w:rPr>
@@ -16260,17 +15666,10 @@
     <w:qFormat/>
     <w:rsid w:val="00A32279"/>
     <w:tblPr>
-      <w:tblInd w:w="0" w:type="dxa"/>
       <w:tblBorders>
         <w:top w:val="single" w:sz="4" w:space="0" w:color="FFD865" w:themeColor="accent4" w:themeTint="9A"/>
         <w:bottom w:val="single" w:sz="4" w:space="0" w:color="FFD865" w:themeColor="accent4" w:themeTint="9A"/>
       </w:tblBorders>
-      <w:tblCellMar>
-        <w:top w:w="0" w:type="dxa"/>
-        <w:left w:w="108" w:type="dxa"/>
-        <w:bottom w:w="0" w:type="dxa"/>
-        <w:right w:w="108" w:type="dxa"/>
-      </w:tblCellMar>
     </w:tblPr>
     <w:tblStylePr w:type="firstRow">
       <w:rPr>
@@ -16340,17 +15739,10 @@
     <w:qFormat/>
     <w:rsid w:val="00A32279"/>
     <w:tblPr>
-      <w:tblInd w:w="0" w:type="dxa"/>
       <w:tblBorders>
         <w:top w:val="single" w:sz="4" w:space="0" w:color="9BC2E5" w:themeColor="accent5" w:themeTint="9A"/>
         <w:bottom w:val="single" w:sz="4" w:space="0" w:color="9BC2E5" w:themeColor="accent5" w:themeTint="9A"/>
       </w:tblBorders>
-      <w:tblCellMar>
-        <w:top w:w="0" w:type="dxa"/>
-        <w:left w:w="108" w:type="dxa"/>
-        <w:bottom w:w="0" w:type="dxa"/>
-        <w:right w:w="108" w:type="dxa"/>
-      </w:tblCellMar>
     </w:tblPr>
     <w:tblStylePr w:type="firstRow">
       <w:rPr>
@@ -16419,17 +15811,10 @@
     <w:uiPriority w:val="99"/>
     <w:rsid w:val="00A32279"/>
     <w:tblPr>
-      <w:tblInd w:w="0" w:type="dxa"/>
       <w:tblBorders>
         <w:top w:val="single" w:sz="4" w:space="0" w:color="A9D08E" w:themeColor="accent6" w:themeTint="98"/>
         <w:bottom w:val="single" w:sz="4" w:space="0" w:color="A9D08E" w:themeColor="accent6" w:themeTint="98"/>
       </w:tblBorders>
-      <w:tblCellMar>
-        <w:top w:w="0" w:type="dxa"/>
-        <w:left w:w="108" w:type="dxa"/>
-        <w:bottom w:w="0" w:type="dxa"/>
-        <w:right w:w="108" w:type="dxa"/>
-      </w:tblCellMar>
     </w:tblPr>
     <w:tblStylePr w:type="firstRow">
       <w:rPr>
@@ -16499,16 +15884,9 @@
     <w:qFormat/>
     <w:rsid w:val="00A32279"/>
     <w:tblPr>
-      <w:tblInd w:w="0" w:type="dxa"/>
       <w:tblBorders>
         <w:right w:val="single" w:sz="4" w:space="0" w:color="7F7F7F" w:themeColor="text1" w:themeTint="80"/>
       </w:tblBorders>
-      <w:tblCellMar>
-        <w:top w:w="0" w:type="dxa"/>
-        <w:left w:w="108" w:type="dxa"/>
-        <w:bottom w:w="0" w:type="dxa"/>
-        <w:right w:w="108" w:type="dxa"/>
-      </w:tblCellMar>
     </w:tblPr>
     <w:tblStylePr w:type="firstRow">
       <w:rPr>
@@ -16617,16 +15995,9 @@
     <w:qFormat/>
     <w:rsid w:val="00A32279"/>
     <w:tblPr>
-      <w:tblInd w:w="0" w:type="dxa"/>
       <w:tblBorders>
         <w:right w:val="single" w:sz="4" w:space="0" w:color="4472C4" w:themeColor="accent1"/>
       </w:tblBorders>
-      <w:tblCellMar>
-        <w:top w:w="0" w:type="dxa"/>
-        <w:left w:w="108" w:type="dxa"/>
-        <w:bottom w:w="0" w:type="dxa"/>
-        <w:right w:w="108" w:type="dxa"/>
-      </w:tblCellMar>
     </w:tblPr>
     <w:tblStylePr w:type="firstRow">
       <w:rPr>
@@ -16735,16 +16106,9 @@
     <w:qFormat/>
     <w:rsid w:val="00A32279"/>
     <w:tblPr>
-      <w:tblInd w:w="0" w:type="dxa"/>
       <w:tblBorders>
         <w:right w:val="single" w:sz="4" w:space="0" w:color="F4B184" w:themeColor="accent2" w:themeTint="97"/>
       </w:tblBorders>
-      <w:tblCellMar>
-        <w:top w:w="0" w:type="dxa"/>
-        <w:left w:w="108" w:type="dxa"/>
-        <w:bottom w:w="0" w:type="dxa"/>
-        <w:right w:w="108" w:type="dxa"/>
-      </w:tblCellMar>
     </w:tblPr>
     <w:tblStylePr w:type="firstRow">
       <w:rPr>
@@ -16853,16 +16217,9 @@
     <w:qFormat/>
     <w:rsid w:val="00A32279"/>
     <w:tblPr>
-      <w:tblInd w:w="0" w:type="dxa"/>
       <w:tblBorders>
         <w:right w:val="single" w:sz="4" w:space="0" w:color="C9C9C9" w:themeColor="accent3" w:themeTint="98"/>
       </w:tblBorders>
-      <w:tblCellMar>
-        <w:top w:w="0" w:type="dxa"/>
-        <w:left w:w="108" w:type="dxa"/>
-        <w:bottom w:w="0" w:type="dxa"/>
-        <w:right w:w="108" w:type="dxa"/>
-      </w:tblCellMar>
     </w:tblPr>
     <w:tblStylePr w:type="firstRow">
       <w:rPr>
@@ -16970,16 +16327,9 @@
     <w:uiPriority w:val="99"/>
     <w:rsid w:val="00A32279"/>
     <w:tblPr>
-      <w:tblInd w:w="0" w:type="dxa"/>
       <w:tblBorders>
         <w:right w:val="single" w:sz="4" w:space="0" w:color="FFD865" w:themeColor="accent4" w:themeTint="9A"/>
       </w:tblBorders>
-      <w:tblCellMar>
-        <w:top w:w="0" w:type="dxa"/>
-        <w:left w:w="108" w:type="dxa"/>
-        <w:bottom w:w="0" w:type="dxa"/>
-        <w:right w:w="108" w:type="dxa"/>
-      </w:tblCellMar>
     </w:tblPr>
     <w:tblStylePr w:type="firstRow">
       <w:rPr>
@@ -17088,16 +16438,9 @@
     <w:qFormat/>
     <w:rsid w:val="00A32279"/>
     <w:tblPr>
-      <w:tblInd w:w="0" w:type="dxa"/>
       <w:tblBorders>
         <w:right w:val="single" w:sz="4" w:space="0" w:color="9BC2E5" w:themeColor="accent5" w:themeTint="9A"/>
       </w:tblBorders>
-      <w:tblCellMar>
-        <w:top w:w="0" w:type="dxa"/>
-        <w:left w:w="108" w:type="dxa"/>
-        <w:bottom w:w="0" w:type="dxa"/>
-        <w:right w:w="108" w:type="dxa"/>
-      </w:tblCellMar>
     </w:tblPr>
     <w:tblStylePr w:type="firstRow">
       <w:rPr>
@@ -17205,16 +16548,9 @@
     <w:uiPriority w:val="99"/>
     <w:rsid w:val="00A32279"/>
     <w:tblPr>
-      <w:tblInd w:w="0" w:type="dxa"/>
       <w:tblBorders>
         <w:right w:val="single" w:sz="4" w:space="0" w:color="A9D08E" w:themeColor="accent6" w:themeTint="98"/>
       </w:tblBorders>
-      <w:tblCellMar>
-        <w:top w:w="0" w:type="dxa"/>
-        <w:left w:w="108" w:type="dxa"/>
-        <w:bottom w:w="0" w:type="dxa"/>
-        <w:right w:w="108" w:type="dxa"/>
-      </w:tblCellMar>
     </w:tblPr>
     <w:tblStylePr w:type="firstRow">
       <w:rPr>
@@ -17325,15 +16661,7 @@
     <w:rPr>
       <w:color w:val="404040"/>
     </w:rPr>
-    <w:tblPr>
-      <w:tblInd w:w="0" w:type="dxa"/>
-      <w:tblCellMar>
-        <w:top w:w="0" w:type="dxa"/>
-        <w:left w:w="108" w:type="dxa"/>
-        <w:bottom w:w="0" w:type="dxa"/>
-        <w:right w:w="108" w:type="dxa"/>
-      </w:tblCellMar>
-    </w:tblPr>
+    <w:tblPr/>
     <w:tblStylePr w:type="firstRow">
       <w:rPr>
         <w:rFonts w:ascii="Arial" w:hAnsi="Arial"/>
@@ -17393,7 +16721,7 @@
       </w:rPr>
       <w:tblPr/>
       <w:tcPr>
-        <w:shd w:val="clear" w:color="F2F2F2" w:themeColor="text1" w:themeTint="D" w:fill="F2F2F2" w:themeFill="text1" w:themeFillTint="D"/>
+        <w:shd w:val="clear" w:color="F2F2F2" w:themeColor="text1" w:themeTint="0D" w:fill="F2F2F2" w:themeFill="text1" w:themeFillTint="0D"/>
       </w:tcPr>
     </w:tblStylePr>
     <w:tblStylePr w:type="band1Horz">
@@ -17411,7 +16739,7 @@
       </w:rPr>
       <w:tblPr/>
       <w:tcPr>
-        <w:shd w:val="clear" w:color="F2F2F2" w:themeColor="text1" w:themeTint="D" w:fill="F2F2F2" w:themeFill="text1" w:themeFillTint="D"/>
+        <w:shd w:val="clear" w:color="F2F2F2" w:themeColor="text1" w:themeTint="0D" w:fill="F2F2F2" w:themeFill="text1" w:themeFillTint="0D"/>
       </w:tcPr>
     </w:tblStylePr>
   </w:style>
@@ -17424,15 +16752,7 @@
     <w:rPr>
       <w:color w:val="404040"/>
     </w:rPr>
-    <w:tblPr>
-      <w:tblInd w:w="0" w:type="dxa"/>
-      <w:tblCellMar>
-        <w:top w:w="0" w:type="dxa"/>
-        <w:left w:w="108" w:type="dxa"/>
-        <w:bottom w:w="0" w:type="dxa"/>
-        <w:right w:w="108" w:type="dxa"/>
-      </w:tblCellMar>
-    </w:tblPr>
+    <w:tblPr/>
     <w:tblStylePr w:type="firstRow">
       <w:rPr>
         <w:rFonts w:ascii="Arial" w:hAnsi="Arial"/>
@@ -17522,15 +16842,7 @@
     <w:rPr>
       <w:color w:val="404040"/>
     </w:rPr>
-    <w:tblPr>
-      <w:tblInd w:w="0" w:type="dxa"/>
-      <w:tblCellMar>
-        <w:top w:w="0" w:type="dxa"/>
-        <w:left w:w="108" w:type="dxa"/>
-        <w:bottom w:w="0" w:type="dxa"/>
-        <w:right w:w="108" w:type="dxa"/>
-      </w:tblCellMar>
-    </w:tblPr>
+    <w:tblPr/>
     <w:tblStylePr w:type="firstRow">
       <w:rPr>
         <w:rFonts w:ascii="Arial" w:hAnsi="Arial"/>
@@ -17621,15 +16933,7 @@
     <w:rPr>
       <w:color w:val="404040"/>
     </w:rPr>
-    <w:tblPr>
-      <w:tblInd w:w="0" w:type="dxa"/>
-      <w:tblCellMar>
-        <w:top w:w="0" w:type="dxa"/>
-        <w:left w:w="108" w:type="dxa"/>
-        <w:bottom w:w="0" w:type="dxa"/>
-        <w:right w:w="108" w:type="dxa"/>
-      </w:tblCellMar>
-    </w:tblPr>
+    <w:tblPr/>
     <w:tblStylePr w:type="firstRow">
       <w:rPr>
         <w:rFonts w:ascii="Arial" w:hAnsi="Arial"/>
@@ -17720,15 +17024,7 @@
     <w:rPr>
       <w:color w:val="404040"/>
     </w:rPr>
-    <w:tblPr>
-      <w:tblInd w:w="0" w:type="dxa"/>
-      <w:tblCellMar>
-        <w:top w:w="0" w:type="dxa"/>
-        <w:left w:w="108" w:type="dxa"/>
-        <w:bottom w:w="0" w:type="dxa"/>
-        <w:right w:w="108" w:type="dxa"/>
-      </w:tblCellMar>
-    </w:tblPr>
+    <w:tblPr/>
     <w:tblStylePr w:type="firstRow">
       <w:rPr>
         <w:rFonts w:ascii="Arial" w:hAnsi="Arial"/>
@@ -17819,15 +17115,7 @@
     <w:rPr>
       <w:color w:val="404040"/>
     </w:rPr>
-    <w:tblPr>
-      <w:tblInd w:w="0" w:type="dxa"/>
-      <w:tblCellMar>
-        <w:top w:w="0" w:type="dxa"/>
-        <w:left w:w="108" w:type="dxa"/>
-        <w:bottom w:w="0" w:type="dxa"/>
-        <w:right w:w="108" w:type="dxa"/>
-      </w:tblCellMar>
-    </w:tblPr>
+    <w:tblPr/>
     <w:tblStylePr w:type="firstRow">
       <w:rPr>
         <w:rFonts w:ascii="Arial" w:hAnsi="Arial"/>
@@ -17918,15 +17206,7 @@
     <w:rPr>
       <w:color w:val="404040"/>
     </w:rPr>
-    <w:tblPr>
-      <w:tblInd w:w="0" w:type="dxa"/>
-      <w:tblCellMar>
-        <w:top w:w="0" w:type="dxa"/>
-        <w:left w:w="108" w:type="dxa"/>
-        <w:bottom w:w="0" w:type="dxa"/>
-        <w:right w:w="108" w:type="dxa"/>
-      </w:tblCellMar>
-    </w:tblPr>
+    <w:tblPr/>
     <w:tblStylePr w:type="firstRow">
       <w:rPr>
         <w:rFonts w:ascii="Arial" w:hAnsi="Arial"/>
@@ -18018,7 +17298,6 @@
       <w:color w:val="404040"/>
     </w:rPr>
     <w:tblPr>
-      <w:tblInd w:w="0" w:type="dxa"/>
       <w:tblBorders>
         <w:top w:val="single" w:sz="4" w:space="0" w:color="595959" w:themeColor="text1" w:themeTint="A6"/>
         <w:left w:val="single" w:sz="4" w:space="0" w:color="595959" w:themeColor="text1" w:themeTint="A6"/>
@@ -18027,12 +17306,6 @@
         <w:insideH w:val="single" w:sz="4" w:space="0" w:color="595959" w:themeColor="text1" w:themeTint="A6"/>
         <w:insideV w:val="single" w:sz="4" w:space="0" w:color="595959" w:themeColor="text1" w:themeTint="A6"/>
       </w:tblBorders>
-      <w:tblCellMar>
-        <w:top w:w="0" w:type="dxa"/>
-        <w:left w:w="108" w:type="dxa"/>
-        <w:bottom w:w="0" w:type="dxa"/>
-        <w:right w:w="108" w:type="dxa"/>
-      </w:tblCellMar>
     </w:tblPr>
     <w:tblStylePr w:type="firstRow">
       <w:rPr>
@@ -18093,7 +17366,7 @@
       </w:rPr>
       <w:tblPr/>
       <w:tcPr>
-        <w:shd w:val="clear" w:color="F2F2F2" w:themeColor="text1" w:themeTint="D" w:fill="F2F2F2" w:themeFill="text1" w:themeFillTint="D"/>
+        <w:shd w:val="clear" w:color="F2F2F2" w:themeColor="text1" w:themeTint="0D" w:fill="F2F2F2" w:themeFill="text1" w:themeFillTint="0D"/>
       </w:tcPr>
     </w:tblStylePr>
     <w:tblStylePr w:type="band1Horz">
@@ -18111,7 +17384,7 @@
       </w:rPr>
       <w:tblPr/>
       <w:tcPr>
-        <w:shd w:val="clear" w:color="F2F2F2" w:themeColor="text1" w:themeTint="D" w:fill="F2F2F2" w:themeFill="text1" w:themeFillTint="D"/>
+        <w:shd w:val="clear" w:color="F2F2F2" w:themeColor="text1" w:themeTint="0D" w:fill="F2F2F2" w:themeFill="text1" w:themeFillTint="0D"/>
       </w:tcPr>
     </w:tblStylePr>
   </w:style>
@@ -18125,7 +17398,6 @@
       <w:color w:val="404040"/>
     </w:rPr>
     <w:tblPr>
-      <w:tblInd w:w="0" w:type="dxa"/>
       <w:tblBorders>
         <w:top w:val="single" w:sz="4" w:space="0" w:color="254175" w:themeColor="accent1" w:themeShade="95"/>
         <w:left w:val="single" w:sz="4" w:space="0" w:color="254175" w:themeColor="accent1" w:themeShade="95"/>
@@ -18134,12 +17406,6 @@
         <w:insideH w:val="single" w:sz="4" w:space="0" w:color="254175" w:themeColor="accent1" w:themeShade="95"/>
         <w:insideV w:val="single" w:sz="4" w:space="0" w:color="254175" w:themeColor="accent1" w:themeShade="95"/>
       </w:tblBorders>
-      <w:tblCellMar>
-        <w:top w:w="0" w:type="dxa"/>
-        <w:left w:w="108" w:type="dxa"/>
-        <w:bottom w:w="0" w:type="dxa"/>
-        <w:right w:w="108" w:type="dxa"/>
-      </w:tblCellMar>
     </w:tblPr>
     <w:tblStylePr w:type="firstRow">
       <w:rPr>
@@ -18232,7 +17498,6 @@
       <w:color w:val="404040"/>
     </w:rPr>
     <w:tblPr>
-      <w:tblInd w:w="0" w:type="dxa"/>
       <w:tblBorders>
         <w:top w:val="single" w:sz="4" w:space="0" w:color="99460D" w:themeColor="accent2" w:themeShade="95"/>
         <w:left w:val="single" w:sz="4" w:space="0" w:color="99460D" w:themeColor="accent2" w:themeShade="95"/>
@@ -18241,12 +17506,6 @@
         <w:insideH w:val="single" w:sz="4" w:space="0" w:color="99460D" w:themeColor="accent2" w:themeShade="95"/>
         <w:insideV w:val="single" w:sz="4" w:space="0" w:color="99460D" w:themeColor="accent2" w:themeShade="95"/>
       </w:tblBorders>
-      <w:tblCellMar>
-        <w:top w:w="0" w:type="dxa"/>
-        <w:left w:w="108" w:type="dxa"/>
-        <w:bottom w:w="0" w:type="dxa"/>
-        <w:right w:w="108" w:type="dxa"/>
-      </w:tblCellMar>
     </w:tblPr>
     <w:tblStylePr w:type="firstRow">
       <w:rPr>
@@ -18339,7 +17598,6 @@
       <w:color w:val="404040"/>
     </w:rPr>
     <w:tblPr>
-      <w:tblInd w:w="0" w:type="dxa"/>
       <w:tblBorders>
         <w:top w:val="single" w:sz="4" w:space="0" w:color="606060" w:themeColor="accent3" w:themeShade="95"/>
         <w:left w:val="single" w:sz="4" w:space="0" w:color="606060" w:themeColor="accent3" w:themeShade="95"/>
@@ -18348,12 +17606,6 @@
         <w:insideH w:val="single" w:sz="4" w:space="0" w:color="606060" w:themeColor="accent3" w:themeShade="95"/>
         <w:insideV w:val="single" w:sz="4" w:space="0" w:color="606060" w:themeColor="accent3" w:themeShade="95"/>
       </w:tblBorders>
-      <w:tblCellMar>
-        <w:top w:w="0" w:type="dxa"/>
-        <w:left w:w="108" w:type="dxa"/>
-        <w:bottom w:w="0" w:type="dxa"/>
-        <w:right w:w="108" w:type="dxa"/>
-      </w:tblCellMar>
     </w:tblPr>
     <w:tblStylePr w:type="firstRow">
       <w:rPr>
@@ -18445,7 +17697,6 @@
       <w:color w:val="404040"/>
     </w:rPr>
     <w:tblPr>
-      <w:tblInd w:w="0" w:type="dxa"/>
       <w:tblBorders>
         <w:top w:val="single" w:sz="4" w:space="0" w:color="957000" w:themeColor="accent4" w:themeShade="95"/>
         <w:left w:val="single" w:sz="4" w:space="0" w:color="957000" w:themeColor="accent4" w:themeShade="95"/>
@@ -18454,12 +17705,6 @@
         <w:insideH w:val="single" w:sz="4" w:space="0" w:color="957000" w:themeColor="accent4" w:themeShade="95"/>
         <w:insideV w:val="single" w:sz="4" w:space="0" w:color="957000" w:themeColor="accent4" w:themeShade="95"/>
       </w:tblBorders>
-      <w:tblCellMar>
-        <w:top w:w="0" w:type="dxa"/>
-        <w:left w:w="108" w:type="dxa"/>
-        <w:bottom w:w="0" w:type="dxa"/>
-        <w:right w:w="108" w:type="dxa"/>
-      </w:tblCellMar>
     </w:tblPr>
     <w:tblStylePr w:type="firstRow">
       <w:rPr>
@@ -18552,7 +17797,6 @@
       <w:color w:val="404040"/>
     </w:rPr>
     <w:tblPr>
-      <w:tblInd w:w="0" w:type="dxa"/>
       <w:tblBorders>
         <w:top w:val="single" w:sz="4" w:space="0" w:color="245A8D" w:themeColor="accent5" w:themeShade="95"/>
         <w:left w:val="single" w:sz="4" w:space="0" w:color="245A8D" w:themeColor="accent5" w:themeShade="95"/>
@@ -18561,12 +17805,6 @@
         <w:insideH w:val="single" w:sz="4" w:space="0" w:color="245A8D" w:themeColor="accent5" w:themeShade="95"/>
         <w:insideV w:val="single" w:sz="4" w:space="0" w:color="245A8D" w:themeColor="accent5" w:themeShade="95"/>
       </w:tblBorders>
-      <w:tblCellMar>
-        <w:top w:w="0" w:type="dxa"/>
-        <w:left w:w="108" w:type="dxa"/>
-        <w:bottom w:w="0" w:type="dxa"/>
-        <w:right w:w="108" w:type="dxa"/>
-      </w:tblCellMar>
     </w:tblPr>
     <w:tblStylePr w:type="firstRow">
       <w:rPr>
@@ -18659,7 +17897,6 @@
       <w:color w:val="404040"/>
     </w:rPr>
     <w:tblPr>
-      <w:tblInd w:w="0" w:type="dxa"/>
       <w:tblBorders>
         <w:top w:val="single" w:sz="4" w:space="0" w:color="416429" w:themeColor="accent6" w:themeShade="95"/>
         <w:left w:val="single" w:sz="4" w:space="0" w:color="416429" w:themeColor="accent6" w:themeShade="95"/>
@@ -18668,12 +17905,6 @@
         <w:insideH w:val="single" w:sz="4" w:space="0" w:color="416429" w:themeColor="accent6" w:themeShade="95"/>
         <w:insideV w:val="single" w:sz="4" w:space="0" w:color="416429" w:themeColor="accent6" w:themeShade="95"/>
       </w:tblBorders>
-      <w:tblCellMar>
-        <w:top w:w="0" w:type="dxa"/>
-        <w:left w:w="108" w:type="dxa"/>
-        <w:bottom w:w="0" w:type="dxa"/>
-        <w:right w:w="108" w:type="dxa"/>
-      </w:tblCellMar>
     </w:tblPr>
     <w:tblStylePr w:type="firstRow">
       <w:rPr>
@@ -18763,7 +17994,6 @@
     <w:qFormat/>
     <w:rsid w:val="00A32279"/>
     <w:tblPr>
-      <w:tblInd w:w="0" w:type="dxa"/>
       <w:tblBorders>
         <w:top w:val="single" w:sz="4" w:space="0" w:color="D9D9D9" w:themeColor="text1" w:themeTint="26"/>
         <w:left w:val="single" w:sz="4" w:space="0" w:color="D9D9D9" w:themeColor="text1" w:themeTint="26"/>
@@ -18772,12 +18002,6 @@
         <w:insideH w:val="single" w:sz="4" w:space="0" w:color="D9D9D9" w:themeColor="text1" w:themeTint="26"/>
         <w:insideV w:val="single" w:sz="4" w:space="0" w:color="D9D9D9" w:themeColor="text1" w:themeTint="26"/>
       </w:tblBorders>
-      <w:tblCellMar>
-        <w:top w:w="0" w:type="dxa"/>
-        <w:left w:w="108" w:type="dxa"/>
-        <w:bottom w:w="0" w:type="dxa"/>
-        <w:right w:w="108" w:type="dxa"/>
-      </w:tblCellMar>
     </w:tblPr>
     <w:tblStylePr w:type="firstRow">
       <w:rPr>
@@ -18849,7 +18073,6 @@
     <w:qFormat/>
     <w:rsid w:val="00A32279"/>
     <w:tblPr>
-      <w:tblInd w:w="0" w:type="dxa"/>
       <w:tblBorders>
         <w:top w:val="single" w:sz="4" w:space="0" w:color="B3C5E7" w:themeColor="accent1" w:themeTint="67"/>
         <w:left w:val="single" w:sz="4" w:space="0" w:color="B3C5E7" w:themeColor="accent1" w:themeTint="67"/>
@@ -18858,12 +18081,6 @@
         <w:insideH w:val="single" w:sz="4" w:space="0" w:color="B3C5E7" w:themeColor="accent1" w:themeTint="67"/>
         <w:insideV w:val="single" w:sz="4" w:space="0" w:color="B3C5E7" w:themeColor="accent1" w:themeTint="67"/>
       </w:tblBorders>
-      <w:tblCellMar>
-        <w:top w:w="0" w:type="dxa"/>
-        <w:left w:w="108" w:type="dxa"/>
-        <w:bottom w:w="0" w:type="dxa"/>
-        <w:right w:w="108" w:type="dxa"/>
-      </w:tblCellMar>
     </w:tblPr>
     <w:tblStylePr w:type="firstRow">
       <w:rPr>
@@ -18935,7 +18152,6 @@
     <w:qFormat/>
     <w:rsid w:val="00A32279"/>
     <w:tblPr>
-      <w:tblInd w:w="0" w:type="dxa"/>
       <w:tblBorders>
         <w:top w:val="single" w:sz="4" w:space="0" w:color="F7CAAB" w:themeColor="accent2" w:themeTint="67"/>
         <w:left w:val="single" w:sz="4" w:space="0" w:color="F7CAAB" w:themeColor="accent2" w:themeTint="67"/>
@@ -18944,12 +18160,6 @@
         <w:insideH w:val="single" w:sz="4" w:space="0" w:color="F7CAAB" w:themeColor="accent2" w:themeTint="67"/>
         <w:insideV w:val="single" w:sz="4" w:space="0" w:color="F7CAAB" w:themeColor="accent2" w:themeTint="67"/>
       </w:tblBorders>
-      <w:tblCellMar>
-        <w:top w:w="0" w:type="dxa"/>
-        <w:left w:w="108" w:type="dxa"/>
-        <w:bottom w:w="0" w:type="dxa"/>
-        <w:right w:w="108" w:type="dxa"/>
-      </w:tblCellMar>
     </w:tblPr>
     <w:tblStylePr w:type="firstRow">
       <w:rPr>
@@ -19021,7 +18231,6 @@
     <w:qFormat/>
     <w:rsid w:val="00A32279"/>
     <w:tblPr>
-      <w:tblInd w:w="0" w:type="dxa"/>
       <w:tblBorders>
         <w:top w:val="single" w:sz="4" w:space="0" w:color="DADADA" w:themeColor="accent3" w:themeTint="67"/>
         <w:left w:val="single" w:sz="4" w:space="0" w:color="DADADA" w:themeColor="accent3" w:themeTint="67"/>
@@ -19030,12 +18239,6 @@
         <w:insideH w:val="single" w:sz="4" w:space="0" w:color="DADADA" w:themeColor="accent3" w:themeTint="67"/>
         <w:insideV w:val="single" w:sz="4" w:space="0" w:color="DADADA" w:themeColor="accent3" w:themeTint="67"/>
       </w:tblBorders>
-      <w:tblCellMar>
-        <w:top w:w="0" w:type="dxa"/>
-        <w:left w:w="108" w:type="dxa"/>
-        <w:bottom w:w="0" w:type="dxa"/>
-        <w:right w:w="108" w:type="dxa"/>
-      </w:tblCellMar>
     </w:tblPr>
     <w:tblStylePr w:type="firstRow">
       <w:rPr>
@@ -19107,7 +18310,6 @@
     <w:qFormat/>
     <w:rsid w:val="00A32279"/>
     <w:tblPr>
-      <w:tblInd w:w="0" w:type="dxa"/>
       <w:tblBorders>
         <w:top w:val="single" w:sz="4" w:space="0" w:color="FFE598" w:themeColor="accent4" w:themeTint="67"/>
         <w:left w:val="single" w:sz="4" w:space="0" w:color="FFE598" w:themeColor="accent4" w:themeTint="67"/>
@@ -19116,12 +18318,6 @@
         <w:insideH w:val="single" w:sz="4" w:space="0" w:color="FFE598" w:themeColor="accent4" w:themeTint="67"/>
         <w:insideV w:val="single" w:sz="4" w:space="0" w:color="FFE598" w:themeColor="accent4" w:themeTint="67"/>
       </w:tblBorders>
-      <w:tblCellMar>
-        <w:top w:w="0" w:type="dxa"/>
-        <w:left w:w="108" w:type="dxa"/>
-        <w:bottom w:w="0" w:type="dxa"/>
-        <w:right w:w="108" w:type="dxa"/>
-      </w:tblCellMar>
     </w:tblPr>
     <w:tblStylePr w:type="firstRow">
       <w:rPr>
@@ -19193,7 +18389,6 @@
     <w:qFormat/>
     <w:rsid w:val="00A32279"/>
     <w:tblPr>
-      <w:tblInd w:w="0" w:type="dxa"/>
       <w:tblBorders>
         <w:top w:val="single" w:sz="4" w:space="0" w:color="BCD6EE" w:themeColor="accent5" w:themeTint="67"/>
         <w:left w:val="single" w:sz="4" w:space="0" w:color="BCD6EE" w:themeColor="accent5" w:themeTint="67"/>
@@ -19202,12 +18397,6 @@
         <w:insideH w:val="single" w:sz="4" w:space="0" w:color="BCD6EE" w:themeColor="accent5" w:themeTint="67"/>
         <w:insideV w:val="single" w:sz="4" w:space="0" w:color="BCD6EE" w:themeColor="accent5" w:themeTint="67"/>
       </w:tblBorders>
-      <w:tblCellMar>
-        <w:top w:w="0" w:type="dxa"/>
-        <w:left w:w="108" w:type="dxa"/>
-        <w:bottom w:w="0" w:type="dxa"/>
-        <w:right w:w="108" w:type="dxa"/>
-      </w:tblCellMar>
     </w:tblPr>
     <w:tblStylePr w:type="firstRow">
       <w:rPr>
@@ -19279,7 +18468,6 @@
     <w:qFormat/>
     <w:rsid w:val="00A32279"/>
     <w:tblPr>
-      <w:tblInd w:w="0" w:type="dxa"/>
       <w:tblBorders>
         <w:top w:val="single" w:sz="4" w:space="0" w:color="C4DFB2" w:themeColor="accent6" w:themeTint="67"/>
         <w:left w:val="single" w:sz="4" w:space="0" w:color="C4DFB2" w:themeColor="accent6" w:themeTint="67"/>
@@ -19288,12 +18476,6 @@
         <w:insideH w:val="single" w:sz="4" w:space="0" w:color="C4DFB2" w:themeColor="accent6" w:themeTint="67"/>
         <w:insideV w:val="single" w:sz="4" w:space="0" w:color="C4DFB2" w:themeColor="accent6" w:themeTint="67"/>
       </w:tblBorders>
-      <w:tblCellMar>
-        <w:top w:w="0" w:type="dxa"/>
-        <w:left w:w="108" w:type="dxa"/>
-        <w:bottom w:w="0" w:type="dxa"/>
-        <w:right w:w="108" w:type="dxa"/>
-      </w:tblCellMar>
     </w:tblPr>
     <w:tblStylePr w:type="firstRow">
       <w:rPr>
@@ -19791,7 +18973,7 @@
 </file>
 
 <file path=customXml/itemProps1.xml><?xml version="1.0" encoding="utf-8"?>
-<ds:datastoreItem xmlns:ds="http://schemas.openxmlformats.org/officeDocument/2006/customXml" ds:itemID="{8DEF219F-2B0E-410E-A9E4-A31B0BABF2E9}">
+<ds:datastoreItem xmlns:ds="http://schemas.openxmlformats.org/officeDocument/2006/customXml" ds:itemID="{8D8B554D-8D63-4BAA-84AC-FCC1766BF72C}">
   <ds:schemaRefs>
     <ds:schemaRef ds:uri="http://schemas.openxmlformats.org/officeDocument/2006/bibliography"/>
   </ds:schemaRefs>
